--- a/01-电源电路/03-整流滤波电路/同步整流电路/同步整流电路.docx
+++ b/01-电源电路/03-整流滤波电路/同步整流电路/同步整流电路.docx
@@ -2236,6 +2236,20 @@
     </w:p>
     <w:bookmarkEnd w:id="26"/>
     <w:bookmarkEnd w:id="27"/>
+    <w:p>
+      <w:pPr>
+        <w:spacing w:before="360"/>
+        <w:jc w:val="center"/>
+      </w:pPr>
+      <w:r>
+        <w:rPr>
+          <w:rFonts w:ascii="Times New Roman" w:hAnsi="Times New Roman"/>
+          <w:color w:val="555555"/>
+          <w:sz w:val="21"/>
+        </w:rPr>
+        <w:t>材料收集者：杜文杰</w:t>
+      </w:r>
+    </w:p>
     <w:sectPr>
       <w:headerReference r:id="rId9" w:type="default"/>
       <w:footerReference r:id="rId10" w:type="default"/>

--- a/01-电源电路/03-整流滤波电路/同步整流电路/同步整流电路.docx
+++ b/01-电源电路/03-整流滤波电路/同步整流电路/同步整流电路.docx
@@ -1,6 +1,6 @@
 
 <file path=word/document.xml><?xml version="1.0" encoding="utf-8"?>
-<w:document xmlns:w="http://schemas.openxmlformats.org/wordprocessingml/2006/main" xmlns:m="http://schemas.openxmlformats.org/officeDocument/2006/math" xmlns:r="http://schemas.openxmlformats.org/officeDocument/2006/relationships" xmlns:o="urn:schemas-microsoft-com:office:office" xmlns:v="urn:schemas-microsoft-com:vml" xmlns:w10="urn:schemas-microsoft-com:office:word" xmlns:a="http://schemas.openxmlformats.org/drawingml/2006/main" xmlns:pic="http://schemas.openxmlformats.org/drawingml/2006/picture" xmlns:wp="http://schemas.openxmlformats.org/drawingml/2006/wordprocessingDrawing">
+<w:document xmlns:m="http://schemas.openxmlformats.org/officeDocument/2006/math" xmlns:r="http://schemas.openxmlformats.org/officeDocument/2006/relationships" xmlns:w="http://schemas.openxmlformats.org/wordprocessingml/2006/main" xmlns:o="urn:schemas-microsoft-com:office:office" xmlns:v="urn:schemas-microsoft-com:vml" xmlns:w10="urn:schemas-microsoft-com:office:word" xmlns:a="http://schemas.openxmlformats.org/drawingml/2006/main" xmlns:pic="http://schemas.openxmlformats.org/drawingml/2006/picture" xmlns:wp="http://schemas.openxmlformats.org/drawingml/2006/wordprocessingDrawing">
   <w:body>
     <w:bookmarkStart w:id="27" w:name="同步整流电路"/>
     <w:p>
@@ -9,7 +9,7 @@
       </w:pPr>
       <w:r>
         <w:rPr>
-          <w:rFonts w:hint="eastAsia"/>
+          <w:rFonts w:hint="eastAsia" w:eastAsia="黑体"/>
         </w:rPr>
         <w:t xml:space="preserve">同步整流电路</w:t>
       </w:r>
@@ -21,7 +21,7 @@
       </w:pPr>
       <w:r>
         <w:rPr>
-          <w:rFonts w:hint="eastAsia"/>
+          <w:rFonts w:hint="eastAsia" w:eastAsia="黑体"/>
         </w:rPr>
         <w:t xml:space="preserve">拓扑描述</w:t>
       </w:r>
@@ -32,169 +32,223 @@
       </w:pPr>
       <w:r>
         <w:rPr>
-          <w:rFonts w:hint="eastAsia"/>
+          <w:rFonts w:hint="eastAsia" w:eastAsia="黑体"/>
         </w:rPr>
         <w:t xml:space="preserve">本电路由一只（或两只互补工作的）低导通电阻</w:t>
       </w:r>
       <w:r>
+        <w:rPr>
+          <w:rFonts w:eastAsia="黑体"/>
+        </w:rPr>
         <w:t xml:space="preserve"> </w:t>
       </w:r>
       <w:r>
         <w:rPr>
-          <w:rFonts w:hint="eastAsia"/>
+          <w:rFonts w:hint="eastAsia" w:eastAsia="黑体"/>
         </w:rPr>
         <w:t xml:space="preserve">MOSFET（编号</w:t>
       </w:r>
       <w:r>
+        <w:rPr>
+          <w:rFonts w:eastAsia="黑体"/>
+        </w:rPr>
         <w:t xml:space="preserve"> </w:t>
       </w:r>
       <w:r>
         <w:rPr>
-          <w:rFonts w:hint="eastAsia"/>
+          <w:rFonts w:hint="eastAsia" w:eastAsia="黑体"/>
         </w:rPr>
         <w:t xml:space="preserve">Q1）作为整流开关，配合同步整流控制器</w:t>
       </w:r>
       <w:r>
+        <w:rPr>
+          <w:rFonts w:eastAsia="黑体"/>
+        </w:rPr>
         <w:t xml:space="preserve"> </w:t>
       </w:r>
       <w:r>
         <w:rPr>
-          <w:rFonts w:hint="eastAsia"/>
+          <w:rFonts w:hint="eastAsia" w:eastAsia="黑体"/>
         </w:rPr>
         <w:t xml:space="preserve">IC（编号</w:t>
       </w:r>
       <w:r>
+        <w:rPr>
+          <w:rFonts w:eastAsia="黑体"/>
+        </w:rPr>
         <w:t xml:space="preserve"> </w:t>
       </w:r>
       <w:r>
         <w:rPr>
-          <w:rFonts w:hint="eastAsia"/>
+          <w:rFonts w:hint="eastAsia" w:eastAsia="黑体"/>
         </w:rPr>
         <w:t xml:space="preserve">IC1）组成，IC1</w:t>
       </w:r>
       <w:r>
+        <w:rPr>
+          <w:rFonts w:eastAsia="黑体"/>
+        </w:rPr>
         <w:t xml:space="preserve"> </w:t>
       </w:r>
       <w:r>
         <w:rPr>
-          <w:rFonts w:hint="eastAsia"/>
+          <w:rFonts w:hint="eastAsia" w:eastAsia="黑体"/>
         </w:rPr>
         <w:t xml:space="preserve">负责产生与主功率时序同步的栅极驱动信号。关键节点有：输入节点</w:t>
       </w:r>
       <w:r>
+        <w:rPr>
+          <w:rFonts w:eastAsia="黑体"/>
+        </w:rPr>
         <w:t xml:space="preserve"> A </w:t>
       </w:r>
       <w:r>
         <w:rPr>
-          <w:rFonts w:hint="eastAsia"/>
+          <w:rFonts w:hint="eastAsia" w:eastAsia="黑体"/>
         </w:rPr>
         <w:t xml:space="preserve">为次级绕组或整流输入的正端，输出节点</w:t>
       </w:r>
       <w:r>
+        <w:rPr>
+          <w:rFonts w:eastAsia="黑体"/>
+        </w:rPr>
         <w:t xml:space="preserve"> B </w:t>
       </w:r>
       <w:r>
         <w:rPr>
-          <w:rFonts w:hint="eastAsia"/>
+          <w:rFonts w:hint="eastAsia" w:eastAsia="黑体"/>
         </w:rPr>
         <w:t xml:space="preserve">为整流输出正端（接滤波电容与负载），地节点</w:t>
       </w:r>
       <w:r>
+        <w:rPr>
+          <w:rFonts w:eastAsia="黑体"/>
+        </w:rPr>
         <w:t xml:space="preserve"> GND </w:t>
       </w:r>
       <w:r>
         <w:rPr>
-          <w:rFonts w:hint="eastAsia"/>
+          <w:rFonts w:hint="eastAsia" w:eastAsia="黑体"/>
         </w:rPr>
         <w:t xml:space="preserve">为次级回路的参考零电位，驱动节点</w:t>
       </w:r>
       <w:r>
+        <w:rPr>
+          <w:rFonts w:eastAsia="黑体"/>
+        </w:rPr>
         <w:t xml:space="preserve"> G </w:t>
       </w:r>
       <w:r>
         <w:rPr>
-          <w:rFonts w:hint="eastAsia"/>
+          <w:rFonts w:hint="eastAsia" w:eastAsia="黑体"/>
         </w:rPr>
         <w:t xml:space="preserve">为</w:t>
       </w:r>
       <w:r>
+        <w:rPr>
+          <w:rFonts w:eastAsia="黑体"/>
+        </w:rPr>
         <w:t xml:space="preserve"> Q1 </w:t>
       </w:r>
       <w:r>
         <w:rPr>
-          <w:rFonts w:hint="eastAsia"/>
+          <w:rFonts w:hint="eastAsia" w:eastAsia="黑体"/>
         </w:rPr>
         <w:t xml:space="preserve">的栅极。节点</w:t>
       </w:r>
       <w:r>
+        <w:rPr>
+          <w:rFonts w:eastAsia="黑体"/>
+        </w:rPr>
         <w:t xml:space="preserve"> A </w:t>
       </w:r>
       <w:r>
         <w:rPr>
-          <w:rFonts w:hint="eastAsia"/>
+          <w:rFonts w:hint="eastAsia" w:eastAsia="黑体"/>
         </w:rPr>
         <w:t xml:space="preserve">接</w:t>
       </w:r>
       <w:r>
+        <w:rPr>
+          <w:rFonts w:eastAsia="黑体"/>
+        </w:rPr>
         <w:t xml:space="preserve"> Q1 </w:t>
       </w:r>
       <w:r>
         <w:rPr>
-          <w:rFonts w:hint="eastAsia"/>
+          <w:rFonts w:hint="eastAsia" w:eastAsia="黑体"/>
         </w:rPr>
         <w:t xml:space="preserve">的源极</w:t>
       </w:r>
       <w:r>
+        <w:rPr>
+          <w:rFonts w:eastAsia="黑体"/>
+        </w:rPr>
         <w:t xml:space="preserve"> </w:t>
       </w:r>
       <w:r>
         <w:rPr>
-          <w:rFonts w:hint="eastAsia"/>
+          <w:rFonts w:hint="eastAsia" w:eastAsia="黑体"/>
         </w:rPr>
         <w:t xml:space="preserve">S，节点</w:t>
       </w:r>
       <w:r>
+        <w:rPr>
+          <w:rFonts w:eastAsia="黑体"/>
+        </w:rPr>
         <w:t xml:space="preserve"> B </w:t>
       </w:r>
       <w:r>
         <w:rPr>
-          <w:rFonts w:hint="eastAsia"/>
+          <w:rFonts w:hint="eastAsia" w:eastAsia="黑体"/>
         </w:rPr>
         <w:t xml:space="preserve">接</w:t>
       </w:r>
       <w:r>
+        <w:rPr>
+          <w:rFonts w:eastAsia="黑体"/>
+        </w:rPr>
         <w:t xml:space="preserve"> Q1 </w:t>
       </w:r>
       <w:r>
         <w:rPr>
-          <w:rFonts w:hint="eastAsia"/>
+          <w:rFonts w:hint="eastAsia" w:eastAsia="黑体"/>
         </w:rPr>
         <w:t xml:space="preserve">的漏极</w:t>
       </w:r>
       <w:r>
+        <w:rPr>
+          <w:rFonts w:eastAsia="黑体"/>
+        </w:rPr>
         <w:t xml:space="preserve"> </w:t>
       </w:r>
       <w:r>
         <w:rPr>
-          <w:rFonts w:hint="eastAsia"/>
+          <w:rFonts w:hint="eastAsia" w:eastAsia="黑体"/>
         </w:rPr>
         <w:t xml:space="preserve">D，节点</w:t>
       </w:r>
       <w:r>
+        <w:rPr>
+          <w:rFonts w:eastAsia="黑体"/>
+        </w:rPr>
         <w:t xml:space="preserve"> G </w:t>
       </w:r>
       <w:r>
         <w:rPr>
-          <w:rFonts w:hint="eastAsia"/>
+          <w:rFonts w:hint="eastAsia" w:eastAsia="黑体"/>
         </w:rPr>
         <w:t xml:space="preserve">由</w:t>
       </w:r>
       <w:r>
+        <w:rPr>
+          <w:rFonts w:eastAsia="黑体"/>
+        </w:rPr>
         <w:t xml:space="preserve"> IC1 </w:t>
       </w:r>
       <w:r>
         <w:rPr>
-          <w:rFonts w:hint="eastAsia"/>
+          <w:rFonts w:hint="eastAsia" w:eastAsia="黑体"/>
         </w:rPr>
         <w:t xml:space="preserve">的栅极驱动输出端引出。</w:t>
       </w:r>
@@ -203,151 +257,199 @@
       <w:pPr/>
       <w:r>
         <w:rPr>
-          <w:rFonts w:hint="eastAsia"/>
+          <w:rFonts w:hint="eastAsia" w:eastAsia="黑体"/>
         </w:rPr>
         <w:t xml:space="preserve">各元件管脚连接：MOSFET</w:t>
       </w:r>
       <w:r>
+        <w:rPr>
+          <w:rFonts w:eastAsia="黑体"/>
+        </w:rPr>
         <w:t xml:space="preserve"> Q1 </w:t>
       </w:r>
       <w:r>
         <w:rPr>
-          <w:rFonts w:hint="eastAsia"/>
+          <w:rFonts w:hint="eastAsia" w:eastAsia="黑体"/>
         </w:rPr>
         <w:t xml:space="preserve">的漏极</w:t>
       </w:r>
       <w:r>
+        <w:rPr>
+          <w:rFonts w:eastAsia="黑体"/>
+        </w:rPr>
         <w:t xml:space="preserve"> D </w:t>
       </w:r>
       <w:r>
         <w:rPr>
-          <w:rFonts w:hint="eastAsia"/>
+          <w:rFonts w:hint="eastAsia" w:eastAsia="黑体"/>
         </w:rPr>
         <w:t xml:space="preserve">接输出节点</w:t>
       </w:r>
       <w:r>
+        <w:rPr>
+          <w:rFonts w:eastAsia="黑体"/>
+        </w:rPr>
         <w:t xml:space="preserve"> </w:t>
       </w:r>
       <w:r>
         <w:rPr>
-          <w:rFonts w:hint="eastAsia"/>
+          <w:rFonts w:hint="eastAsia" w:eastAsia="黑体"/>
         </w:rPr>
         <w:t xml:space="preserve">B，源极</w:t>
       </w:r>
       <w:r>
+        <w:rPr>
+          <w:rFonts w:eastAsia="黑体"/>
+        </w:rPr>
         <w:t xml:space="preserve"> S </w:t>
       </w:r>
       <w:r>
         <w:rPr>
-          <w:rFonts w:hint="eastAsia"/>
+          <w:rFonts w:hint="eastAsia" w:eastAsia="黑体"/>
         </w:rPr>
         <w:t xml:space="preserve">接输入节点</w:t>
       </w:r>
       <w:r>
+        <w:rPr>
+          <w:rFonts w:eastAsia="黑体"/>
+        </w:rPr>
         <w:t xml:space="preserve"> </w:t>
       </w:r>
       <w:r>
         <w:rPr>
-          <w:rFonts w:hint="eastAsia"/>
+          <w:rFonts w:hint="eastAsia" w:eastAsia="黑体"/>
         </w:rPr>
         <w:t xml:space="preserve">A，栅极</w:t>
       </w:r>
       <w:r>
+        <w:rPr>
+          <w:rFonts w:eastAsia="黑体"/>
+        </w:rPr>
         <w:t xml:space="preserve"> G </w:t>
       </w:r>
       <w:r>
         <w:rPr>
-          <w:rFonts w:hint="eastAsia"/>
+          <w:rFonts w:hint="eastAsia" w:eastAsia="黑体"/>
         </w:rPr>
         <w:t xml:space="preserve">经限流电阻接</w:t>
       </w:r>
       <w:r>
+        <w:rPr>
+          <w:rFonts w:eastAsia="黑体"/>
+        </w:rPr>
         <w:t xml:space="preserve"> IC1 </w:t>
       </w:r>
       <w:r>
         <w:rPr>
-          <w:rFonts w:hint="eastAsia"/>
+          <w:rFonts w:hint="eastAsia" w:eastAsia="黑体"/>
         </w:rPr>
         <w:t xml:space="preserve">的驱动输出端；IC1</w:t>
       </w:r>
       <w:r>
+        <w:rPr>
+          <w:rFonts w:eastAsia="黑体"/>
+        </w:rPr>
         <w:t xml:space="preserve"> </w:t>
       </w:r>
       <w:r>
         <w:rPr>
-          <w:rFonts w:hint="eastAsia"/>
+          <w:rFonts w:hint="eastAsia" w:eastAsia="黑体"/>
         </w:rPr>
         <w:t xml:space="preserve">的供电端接辅助电源，其驱动输出接</w:t>
       </w:r>
       <w:r>
+        <w:rPr>
+          <w:rFonts w:eastAsia="黑体"/>
+        </w:rPr>
         <w:t xml:space="preserve"> Q1 </w:t>
       </w:r>
       <w:r>
         <w:rPr>
-          <w:rFonts w:hint="eastAsia"/>
+          <w:rFonts w:hint="eastAsia" w:eastAsia="黑体"/>
         </w:rPr>
         <w:t xml:space="preserve">的栅极</w:t>
       </w:r>
       <w:r>
+        <w:rPr>
+          <w:rFonts w:eastAsia="黑体"/>
+        </w:rPr>
         <w:t xml:space="preserve"> </w:t>
       </w:r>
       <w:r>
         <w:rPr>
-          <w:rFonts w:hint="eastAsia"/>
+          <w:rFonts w:hint="eastAsia" w:eastAsia="黑体"/>
         </w:rPr>
         <w:t xml:space="preserve">G，检测输入端跨接在</w:t>
       </w:r>
       <w:r>
+        <w:rPr>
+          <w:rFonts w:eastAsia="黑体"/>
+        </w:rPr>
         <w:t xml:space="preserve"> Q1 </w:t>
       </w:r>
       <w:r>
         <w:rPr>
-          <w:rFonts w:hint="eastAsia"/>
+          <w:rFonts w:hint="eastAsia" w:eastAsia="黑体"/>
         </w:rPr>
         <w:t xml:space="preserve">的漏—源之间以判断导通相位，公共地端接</w:t>
       </w:r>
       <w:r>
+        <w:rPr>
+          <w:rFonts w:eastAsia="黑体"/>
+        </w:rPr>
         <w:t xml:space="preserve"> </w:t>
       </w:r>
       <w:r>
         <w:rPr>
-          <w:rFonts w:hint="eastAsia"/>
+          <w:rFonts w:hint="eastAsia" w:eastAsia="黑体"/>
         </w:rPr>
         <w:t xml:space="preserve">GND。正是利用</w:t>
       </w:r>
       <w:r>
+        <w:rPr>
+          <w:rFonts w:eastAsia="黑体"/>
+        </w:rPr>
         <w:t xml:space="preserve"> MOSFET </w:t>
       </w:r>
       <w:r>
         <w:rPr>
-          <w:rFonts w:hint="eastAsia"/>
+          <w:rFonts w:hint="eastAsia" w:eastAsia="黑体"/>
         </w:rPr>
         <w:t xml:space="preserve">体二极管的续流方向：D</w:t>
       </w:r>
       <w:r>
+        <w:rPr>
+          <w:rFonts w:eastAsia="黑体"/>
+        </w:rPr>
         <w:t xml:space="preserve"> </w:t>
       </w:r>
       <w:r>
         <w:rPr>
-          <w:rFonts w:hint="eastAsia"/>
+          <w:rFonts w:hint="eastAsia" w:eastAsia="黑体"/>
         </w:rPr>
         <w:t xml:space="preserve">朝</w:t>
       </w:r>
       <w:r>
+        <w:rPr>
+          <w:rFonts w:eastAsia="黑体"/>
+        </w:rPr>
         <w:t xml:space="preserve"> B、S </w:t>
       </w:r>
       <w:r>
         <w:rPr>
-          <w:rFonts w:hint="eastAsia"/>
+          <w:rFonts w:hint="eastAsia" w:eastAsia="黑体"/>
         </w:rPr>
         <w:t xml:space="preserve">朝</w:t>
       </w:r>
       <w:r>
+        <w:rPr>
+          <w:rFonts w:eastAsia="黑体"/>
+        </w:rPr>
         <w:t xml:space="preserve"> </w:t>
       </w:r>
       <w:r>
         <w:rPr>
-          <w:rFonts w:hint="eastAsia"/>
+          <w:rFonts w:hint="eastAsia" w:eastAsia="黑体"/>
         </w:rPr>
         <w:t xml:space="preserve">A，配合栅极在正向电流期间开通、反向期间关断，等效实现单向整流。</w:t>
       </w:r>
@@ -356,25 +458,31 @@
       <w:pPr/>
       <w:r>
         <w:rPr>
-          <w:rFonts w:hint="eastAsia"/>
+          <w:rFonts w:hint="eastAsia" w:eastAsia="黑体"/>
         </w:rPr>
         <w:t xml:space="preserve">组态上这是一个用受控</w:t>
       </w:r>
       <w:r>
+        <w:rPr>
+          <w:rFonts w:eastAsia="黑体"/>
+        </w:rPr>
         <w:t xml:space="preserve"> MOSFET </w:t>
       </w:r>
       <w:r>
         <w:rPr>
-          <w:rFonts w:hint="eastAsia"/>
+          <w:rFonts w:hint="eastAsia" w:eastAsia="黑体"/>
         </w:rPr>
         <w:t xml:space="preserve">开关取代整流二极管的同步整流组态，利用</w:t>
       </w:r>
       <w:r>
+        <w:rPr>
+          <w:rFonts w:eastAsia="黑体"/>
+        </w:rPr>
         <w:t xml:space="preserve"> MOSFET </w:t>
       </w:r>
       <w:r>
         <w:rPr>
-          <w:rFonts w:hint="eastAsia"/>
+          <w:rFonts w:hint="eastAsia" w:eastAsia="黑体"/>
         </w:rPr>
         <w:t xml:space="preserve">远低于二极管正向压降的导通压降降低低压大电流变换器的整流损耗。</w:t>
       </w:r>
@@ -387,7 +495,7 @@
       </w:pPr>
       <w:r>
         <w:rPr>
-          <w:rFonts w:hint="eastAsia"/>
+          <w:rFonts w:hint="eastAsia" w:eastAsia="黑体"/>
         </w:rPr>
         <w:t xml:space="preserve">工作原理</w:t>
       </w:r>
@@ -398,20 +506,26 @@
       </w:pPr>
       <w:r>
         <w:rPr>
-          <w:rFonts w:hint="eastAsia"/>
+          <w:rFonts w:hint="eastAsia" w:eastAsia="黑体"/>
         </w:rPr>
         <w:t xml:space="preserve">在整流需要导通的半周期内，控制</w:t>
       </w:r>
       <w:r>
+        <w:rPr>
+          <w:rFonts w:eastAsia="黑体"/>
+        </w:rPr>
         <w:t xml:space="preserve"> MOSFET </w:t>
       </w:r>
       <w:r>
         <w:rPr>
-          <w:rFonts w:hint="eastAsia"/>
+          <w:rFonts w:hint="eastAsia" w:eastAsia="黑体"/>
         </w:rPr>
         <w:t xml:space="preserve">栅极使其导通，让电流经其低阻沟道流过（压降约</w:t>
       </w:r>
       <w:r>
+        <w:rPr>
+          <w:rFonts w:eastAsia="黑体"/>
+        </w:rPr>
         <w:t xml:space="preserve"> </w:t>
       </w:r>
       <m:oMath>
@@ -460,16 +574,19 @@
       </m:oMath>
       <w:r>
         <w:rPr>
-          <w:rFonts w:hint="eastAsia"/>
+          <w:rFonts w:hint="eastAsia" w:eastAsia="黑体"/>
         </w:rPr>
         <w:t xml:space="preserve">）；在应截止的半周期关断</w:t>
       </w:r>
       <w:r>
+        <w:rPr>
+          <w:rFonts w:eastAsia="黑体"/>
+        </w:rPr>
         <w:t xml:space="preserve"> </w:t>
       </w:r>
       <w:r>
         <w:rPr>
-          <w:rFonts w:hint="eastAsia"/>
+          <w:rFonts w:hint="eastAsia" w:eastAsia="黑体"/>
         </w:rPr>
         <w:t xml:space="preserve">MOSFET，阻断反向电流。相当于用受控开关代替二极管的单向导通作用。</w:t>
       </w:r>
@@ -482,7 +599,7 @@
       </w:pPr>
       <w:r>
         <w:rPr>
-          <w:rFonts w:hint="eastAsia"/>
+          <w:rFonts w:hint="eastAsia" w:eastAsia="黑体"/>
         </w:rPr>
         <w:t xml:space="preserve">关键计算公式</w:t>
       </w:r>
@@ -496,7 +613,7 @@
       </w:pPr>
       <w:r>
         <w:rPr>
-          <w:rFonts w:hint="eastAsia"/>
+          <w:rFonts w:hint="eastAsia" w:eastAsia="黑体"/>
         </w:rPr>
         <w:t xml:space="preserve">同步整流管导通压降：</w:t>
       </w:r>
@@ -589,7 +706,7 @@
       </w:pPr>
       <w:r>
         <w:rPr>
-          <w:rFonts w:hint="eastAsia"/>
+          <w:rFonts w:hint="eastAsia" w:eastAsia="黑体"/>
         </w:rPr>
         <w:t xml:space="preserve">导通损耗：</w:t>
       </w:r>
@@ -699,7 +816,7 @@
       </w:pPr>
       <w:r>
         <w:rPr>
-          <w:rFonts w:hint="eastAsia"/>
+          <w:rFonts w:hint="eastAsia" w:eastAsia="黑体"/>
         </w:rPr>
         <w:t xml:space="preserve">相比二极管的损耗节约：</w:t>
       </w:r>
@@ -828,7 +945,7 @@
       </w:pPr>
       <w:r>
         <w:rPr>
-          <w:rFonts w:hint="eastAsia"/>
+          <w:rFonts w:hint="eastAsia" w:eastAsia="黑体"/>
         </w:rPr>
         <w:t xml:space="preserve">栅极驱动损耗：</w:t>
       </w:r>
@@ -946,7 +1063,7 @@
             </w:pPr>
             <w:r>
               <w:rPr>
-                <w:rFonts w:hint="eastAsia"/>
+                <w:rFonts w:hint="eastAsia" w:eastAsia="黑体"/>
               </w:rPr>
               <w:t xml:space="preserve">符号</w:t>
             </w:r>
@@ -960,7 +1077,7 @@
             </w:pPr>
             <w:r>
               <w:rPr>
-                <w:rFonts w:hint="eastAsia"/>
+                <w:rFonts w:hint="eastAsia" w:eastAsia="黑体"/>
               </w:rPr>
               <w:t xml:space="preserve">含义</w:t>
             </w:r>
@@ -974,7 +1091,7 @@
             </w:pPr>
             <w:r>
               <w:rPr>
-                <w:rFonts w:hint="eastAsia"/>
+                <w:rFonts w:hint="eastAsia" w:eastAsia="黑体"/>
               </w:rPr>
               <w:t xml:space="preserve">单位</w:t>
             </w:r>
@@ -1003,6 +1120,9 @@
               </m:sSub>
             </m:oMath>
             <w:r>
+              <w:rPr>
+                <w:rFonts w:eastAsia="黑体"/>
+              </w:rPr>
               <w:t xml:space="preserve">​</w:t>
             </w:r>
           </w:p>
@@ -1015,7 +1135,7 @@
             </w:pPr>
             <w:r>
               <w:rPr>
-                <w:rFonts w:hint="eastAsia"/>
+                <w:rFonts w:hint="eastAsia" w:eastAsia="黑体"/>
               </w:rPr>
               <w:t xml:space="preserve">导通电流</w:t>
             </w:r>
@@ -1028,6 +1148,9 @@
               <w:pStyle w:val="Compact"/>
             </w:pPr>
             <w:r>
+              <w:rPr>
+                <w:rFonts w:eastAsia="黑体"/>
+              </w:rPr>
               <w:t xml:space="preserve">A</w:t>
             </w:r>
           </w:p>
@@ -1061,6 +1184,9 @@
               </m:sSub>
             </m:oMath>
             <w:r>
+              <w:rPr>
+                <w:rFonts w:eastAsia="黑体"/>
+              </w:rPr>
               <w:t xml:space="preserve">​</w:t>
             </w:r>
           </w:p>
@@ -1073,7 +1199,7 @@
             </w:pPr>
             <w:r>
               <w:rPr>
-                <w:rFonts w:hint="eastAsia"/>
+                <w:rFonts w:hint="eastAsia" w:eastAsia="黑体"/>
               </w:rPr>
               <w:t xml:space="preserve">电流有效值</w:t>
             </w:r>
@@ -1086,6 +1212,9 @@
               <w:pStyle w:val="Compact"/>
             </w:pPr>
             <w:r>
+              <w:rPr>
+                <w:rFonts w:eastAsia="黑体"/>
+              </w:rPr>
               <w:t xml:space="preserve">A</w:t>
             </w:r>
           </w:p>
@@ -1134,6 +1263,9 @@
               </m:sSub>
             </m:oMath>
             <w:r>
+              <w:rPr>
+                <w:rFonts w:eastAsia="黑体"/>
+              </w:rPr>
               <w:t xml:space="preserve">​</w:t>
             </w:r>
           </w:p>
@@ -1146,7 +1278,7 @@
             </w:pPr>
             <w:r>
               <w:rPr>
-                <w:rFonts w:hint="eastAsia"/>
+                <w:rFonts w:hint="eastAsia" w:eastAsia="黑体"/>
               </w:rPr>
               <w:t xml:space="preserve">导通电阻</w:t>
             </w:r>
@@ -1159,6 +1291,9 @@
               <w:pStyle w:val="Compact"/>
             </w:pPr>
             <w:r>
+              <w:rPr>
+                <w:rFonts w:eastAsia="黑体"/>
+              </w:rPr>
               <w:t xml:space="preserve">Ω</w:t>
             </w:r>
           </w:p>
@@ -1186,6 +1321,9 @@
               </m:sSub>
             </m:oMath>
             <w:r>
+              <w:rPr>
+                <w:rFonts w:eastAsia="黑体"/>
+              </w:rPr>
               <w:t xml:space="preserve">​</w:t>
             </w:r>
           </w:p>
@@ -1198,7 +1336,7 @@
             </w:pPr>
             <w:r>
               <w:rPr>
-                <w:rFonts w:hint="eastAsia"/>
+                <w:rFonts w:hint="eastAsia" w:eastAsia="黑体"/>
               </w:rPr>
               <w:t xml:space="preserve">二极管正向压降</w:t>
             </w:r>
@@ -1211,6 +1349,9 @@
               <w:pStyle w:val="Compact"/>
             </w:pPr>
             <w:r>
+              <w:rPr>
+                <w:rFonts w:eastAsia="黑体"/>
+              </w:rPr>
               <w:t xml:space="preserve">V</w:t>
             </w:r>
           </w:p>
@@ -1238,6 +1379,9 @@
               </m:sSub>
             </m:oMath>
             <w:r>
+              <w:rPr>
+                <w:rFonts w:eastAsia="黑体"/>
+              </w:rPr>
               <w:t xml:space="preserve">​</w:t>
             </w:r>
           </w:p>
@@ -1250,7 +1394,7 @@
             </w:pPr>
             <w:r>
               <w:rPr>
-                <w:rFonts w:hint="eastAsia"/>
+                <w:rFonts w:hint="eastAsia" w:eastAsia="黑体"/>
               </w:rPr>
               <w:t xml:space="preserve">栅极总电荷</w:t>
             </w:r>
@@ -1263,6 +1407,9 @@
               <w:pStyle w:val="Compact"/>
             </w:pPr>
             <w:r>
+              <w:rPr>
+                <w:rFonts w:eastAsia="黑体"/>
+              </w:rPr>
               <w:t xml:space="preserve">C</w:t>
             </w:r>
           </w:p>
@@ -1293,6 +1440,9 @@
               </m:sSub>
             </m:oMath>
             <w:r>
+              <w:rPr>
+                <w:rFonts w:eastAsia="黑体"/>
+              </w:rPr>
               <w:t xml:space="preserve">​</w:t>
             </w:r>
           </w:p>
@@ -1305,7 +1455,7 @@
             </w:pPr>
             <w:r>
               <w:rPr>
-                <w:rFonts w:hint="eastAsia"/>
+                <w:rFonts w:hint="eastAsia" w:eastAsia="黑体"/>
               </w:rPr>
               <w:t xml:space="preserve">栅极驱动电压</w:t>
             </w:r>
@@ -1318,6 +1468,9 @@
               <w:pStyle w:val="Compact"/>
             </w:pPr>
             <w:r>
+              <w:rPr>
+                <w:rFonts w:eastAsia="黑体"/>
+              </w:rPr>
               <w:t xml:space="preserve">V</w:t>
             </w:r>
           </w:p>
@@ -1348,6 +1501,9 @@
               </m:sSub>
             </m:oMath>
             <w:r>
+              <w:rPr>
+                <w:rFonts w:eastAsia="黑体"/>
+              </w:rPr>
               <w:t xml:space="preserve">​</w:t>
             </w:r>
           </w:p>
@@ -1360,7 +1516,7 @@
             </w:pPr>
             <w:r>
               <w:rPr>
-                <w:rFonts w:hint="eastAsia"/>
+                <w:rFonts w:hint="eastAsia" w:eastAsia="黑体"/>
               </w:rPr>
               <w:t xml:space="preserve">开关频率</w:t>
             </w:r>
@@ -1373,6 +1529,9 @@
               <w:pStyle w:val="Compact"/>
             </w:pPr>
             <w:r>
+              <w:rPr>
+                <w:rFonts w:eastAsia="黑体"/>
+              </w:rPr>
               <w:t xml:space="preserve">Hz</w:t>
             </w:r>
           </w:p>
@@ -1387,7 +1546,7 @@
       </w:pPr>
       <w:r>
         <w:rPr>
-          <w:rFonts w:hint="eastAsia"/>
+          <w:rFonts w:hint="eastAsia" w:eastAsia="黑体"/>
         </w:rPr>
         <w:t xml:space="preserve">元件调整影响</w:t>
       </w:r>
@@ -1437,6 +1596,7 @@
       </m:oMath>
       <w:r>
         <w:rPr>
+          <w:rFonts w:eastAsia="黑体"/>
           <w:b/>
           <w:bCs/>
         </w:rPr>
@@ -1444,25 +1604,34 @@
       </w:r>
       <w:r>
         <w:rPr>
-          <w:rFonts w:hint="eastAsia"/>
+          <w:rFonts w:hint="eastAsia" w:eastAsia="黑体"/>
           <w:b/>
           <w:bCs/>
         </w:rPr>
         <w:t xml:space="preserve">减小</w:t>
       </w:r>
       <w:r>
+        <w:rPr>
+          <w:rFonts w:eastAsia="黑体"/>
+        </w:rPr>
         <w:t xml:space="preserve"> </w:t>
       </w:r>
       <w:r>
+        <w:rPr>
+          <w:rFonts w:eastAsia="黑体"/>
+        </w:rPr>
         <w:t xml:space="preserve">→ </w:t>
       </w:r>
       <w:r>
         <w:rPr>
-          <w:rFonts w:hint="eastAsia"/>
+          <w:rFonts w:hint="eastAsia" w:eastAsia="黑体"/>
         </w:rPr>
         <w:t xml:space="preserve">压降与导通损耗减小、效率提高（需权衡成本与</w:t>
       </w:r>
       <w:r>
+        <w:rPr>
+          <w:rFonts w:eastAsia="黑体"/>
+        </w:rPr>
         <w:t xml:space="preserve"> </w:t>
       </w:r>
       <m:oMath>
@@ -1481,7 +1650,7 @@
       </m:oMath>
       <w:r>
         <w:rPr>
-          <w:rFonts w:hint="eastAsia"/>
+          <w:rFonts w:hint="eastAsia" w:eastAsia="黑体"/>
         </w:rPr>
         <w:t xml:space="preserve">）。</w:t>
       </w:r>
@@ -1510,6 +1679,7 @@
       </m:oMath>
       <w:r>
         <w:rPr>
+          <w:rFonts w:eastAsia="黑体"/>
           <w:b/>
           <w:bCs/>
         </w:rPr>
@@ -1517,21 +1687,27 @@
       </w:r>
       <w:r>
         <w:rPr>
-          <w:rFonts w:hint="eastAsia"/>
+          <w:rFonts w:hint="eastAsia" w:eastAsia="黑体"/>
           <w:b/>
           <w:bCs/>
         </w:rPr>
         <w:t xml:space="preserve">增大</w:t>
       </w:r>
       <w:r>
+        <w:rPr>
+          <w:rFonts w:eastAsia="黑体"/>
+        </w:rPr>
         <w:t xml:space="preserve"> </w:t>
       </w:r>
       <w:r>
+        <w:rPr>
+          <w:rFonts w:eastAsia="黑体"/>
+        </w:rPr>
         <w:t xml:space="preserve">→ </w:t>
       </w:r>
       <w:r>
         <w:rPr>
-          <w:rFonts w:hint="eastAsia"/>
+          <w:rFonts w:hint="eastAsia" w:eastAsia="黑体"/>
         </w:rPr>
         <w:t xml:space="preserve">同步整流相对二极管优势更明显。</w:t>
       </w:r>
@@ -1563,6 +1739,7 @@
       </m:oMath>
       <w:r>
         <w:rPr>
+          <w:rFonts w:eastAsia="黑体"/>
           <w:b/>
           <w:bCs/>
         </w:rPr>
@@ -1570,21 +1747,27 @@
       </w:r>
       <w:r>
         <w:rPr>
-          <w:rFonts w:hint="eastAsia"/>
+          <w:rFonts w:hint="eastAsia" w:eastAsia="黑体"/>
           <w:b/>
           <w:bCs/>
         </w:rPr>
         <w:t xml:space="preserve">增大</w:t>
       </w:r>
       <w:r>
+        <w:rPr>
+          <w:rFonts w:eastAsia="黑体"/>
+        </w:rPr>
         <w:t xml:space="preserve"> </w:t>
       </w:r>
       <w:r>
+        <w:rPr>
+          <w:rFonts w:eastAsia="黑体"/>
+        </w:rPr>
         <w:t xml:space="preserve">→ </w:t>
       </w:r>
       <w:r>
         <w:rPr>
-          <w:rFonts w:hint="eastAsia"/>
+          <w:rFonts w:hint="eastAsia" w:eastAsia="黑体"/>
         </w:rPr>
         <w:t xml:space="preserve">栅极驱动损耗增大，同步整流收益被削弱。</w:t>
       </w:r>
@@ -1613,6 +1796,7 @@
       </m:oMath>
       <w:r>
         <w:rPr>
+          <w:rFonts w:eastAsia="黑体"/>
           <w:b/>
           <w:bCs/>
         </w:rPr>
@@ -1620,21 +1804,27 @@
       </w:r>
       <w:r>
         <w:rPr>
-          <w:rFonts w:hint="eastAsia"/>
+          <w:rFonts w:hint="eastAsia" w:eastAsia="黑体"/>
           <w:b/>
           <w:bCs/>
         </w:rPr>
         <w:t xml:space="preserve">过大</w:t>
       </w:r>
       <w:r>
+        <w:rPr>
+          <w:rFonts w:eastAsia="黑体"/>
+        </w:rPr>
         <w:t xml:space="preserve"> </w:t>
       </w:r>
       <w:r>
+        <w:rPr>
+          <w:rFonts w:eastAsia="黑体"/>
+        </w:rPr>
         <w:t xml:space="preserve">→ </w:t>
       </w:r>
       <w:r>
         <w:rPr>
-          <w:rFonts w:hint="eastAsia"/>
+          <w:rFonts w:hint="eastAsia" w:eastAsia="黑体"/>
         </w:rPr>
         <w:t xml:space="preserve">驱动损耗上升、开关速度变慢，需折中。</w:t>
       </w:r>
@@ -1647,7 +1837,7 @@
       </w:pPr>
       <w:r>
         <w:rPr>
-          <w:rFonts w:hint="eastAsia"/>
+          <w:rFonts w:hint="eastAsia" w:eastAsia="黑体"/>
         </w:rPr>
         <w:t xml:space="preserve">典型参数示例</w:t>
       </w:r>
@@ -1662,11 +1852,14 @@
       </w:pPr>
       <w:r>
         <w:rPr>
-          <w:rFonts w:hint="eastAsia"/>
+          <w:rFonts w:hint="eastAsia" w:eastAsia="黑体"/>
         </w:rPr>
         <w:t xml:space="preserve">取</w:t>
       </w:r>
       <w:r>
+        <w:rPr>
+          <w:rFonts w:eastAsia="黑体"/>
+        </w:rPr>
         <w:t xml:space="preserve"> </w:t>
       </w:r>
       <m:oMath>
@@ -1703,6 +1896,9 @@
         </m:r>
       </m:oMath>
       <w:r>
+        <w:rPr>
+          <w:rFonts w:eastAsia="黑体"/>
+        </w:rPr>
         <w:t xml:space="preserve">、</w:t>
       </w:r>
       <m:oMath>
@@ -1761,7 +1957,7 @@
       </m:oMath>
       <w:r>
         <w:rPr>
-          <w:rFonts w:hint="eastAsia"/>
+          <w:rFonts w:hint="eastAsia" w:eastAsia="黑体"/>
         </w:rPr>
         <w:t xml:space="preserve">：</w:t>
       </w:r>
@@ -1821,7 +2017,7 @@
       </m:oMath>
       <w:r>
         <w:rPr>
-          <w:rFonts w:hint="eastAsia"/>
+          <w:rFonts w:hint="eastAsia" w:eastAsia="黑体"/>
         </w:rPr>
         <w:t xml:space="preserve">，</w:t>
       </w:r>
@@ -1895,6 +2091,9 @@
         </m:r>
       </m:oMath>
       <w:r>
+        <w:rPr>
+          <w:rFonts w:eastAsia="黑体"/>
+        </w:rPr>
         <w:t xml:space="preserve">。</w:t>
       </w:r>
     </w:p>
@@ -1908,7 +2107,7 @@
       </w:pPr>
       <w:r>
         <w:rPr>
-          <w:rFonts w:hint="eastAsia"/>
+          <w:rFonts w:hint="eastAsia" w:eastAsia="黑体"/>
         </w:rPr>
         <w:t xml:space="preserve">对比二极管（</w:t>
       </w:r>
@@ -1947,7 +2146,7 @@
       </m:oMath>
       <w:r>
         <w:rPr>
-          <w:rFonts w:hint="eastAsia"/>
+          <w:rFonts w:hint="eastAsia" w:eastAsia="黑体"/>
         </w:rPr>
         <w:t xml:space="preserve">）：</w:t>
       </w:r>
@@ -1995,11 +2194,14 @@
       </m:oMath>
       <w:r>
         <w:rPr>
-          <w:rFonts w:hint="eastAsia"/>
+          <w:rFonts w:hint="eastAsia" w:eastAsia="黑体"/>
         </w:rPr>
         <w:t xml:space="preserve">，节约约</w:t>
       </w:r>
       <w:r>
+        <w:rPr>
+          <w:rFonts w:eastAsia="黑体"/>
+        </w:rPr>
         <w:t xml:space="preserve"> 9.2 W。</w:t>
       </w:r>
     </w:p>
@@ -2011,7 +2213,7 @@
       </w:pPr>
       <w:r>
         <w:rPr>
-          <w:rFonts w:hint="eastAsia"/>
+          <w:rFonts w:hint="eastAsia" w:eastAsia="黑体"/>
         </w:rPr>
         <w:t xml:space="preserve">常见器件型号</w:t>
       </w:r>
@@ -2026,16 +2228,19 @@
       </w:pPr>
       <w:r>
         <w:rPr>
-          <w:rFonts w:hint="eastAsia"/>
+          <w:rFonts w:hint="eastAsia" w:eastAsia="黑体"/>
         </w:rPr>
         <w:t xml:space="preserve">同步整流</w:t>
       </w:r>
       <w:r>
+        <w:rPr>
+          <w:rFonts w:eastAsia="黑体"/>
+        </w:rPr>
         <w:t xml:space="preserve"> </w:t>
       </w:r>
       <w:r>
         <w:rPr>
-          <w:rFonts w:hint="eastAsia"/>
+          <w:rFonts w:hint="eastAsia" w:eastAsia="黑体"/>
         </w:rPr>
         <w:t xml:space="preserve">MOSFET：IRF7822、CSD18502、BSC010N04、SiS468。</w:t>
       </w:r>
@@ -2050,7 +2255,7 @@
       </w:pPr>
       <w:r>
         <w:rPr>
-          <w:rFonts w:hint="eastAsia"/>
+          <w:rFonts w:hint="eastAsia" w:eastAsia="黑体"/>
         </w:rPr>
         <w:t xml:space="preserve">同步整流控制器：IR1167、UCC24612、NCP4306。</w:t>
       </w:r>
@@ -2065,7 +2270,7 @@
       </w:pPr>
       <w:r>
         <w:rPr>
-          <w:rFonts w:hint="eastAsia"/>
+          <w:rFonts w:hint="eastAsia" w:eastAsia="黑体"/>
         </w:rPr>
         <w:t xml:space="preserve">常用：按需选型。</w:t>
       </w:r>
@@ -2078,7 +2283,7 @@
       </w:pPr>
       <w:r>
         <w:rPr>
-          <w:rFonts w:hint="eastAsia"/>
+          <w:rFonts w:hint="eastAsia" w:eastAsia="黑体"/>
         </w:rPr>
         <w:t xml:space="preserve">注意事项</w:t>
       </w:r>
@@ -2093,7 +2298,7 @@
       </w:pPr>
       <w:r>
         <w:rPr>
-          <w:rFonts w:hint="eastAsia"/>
+          <w:rFonts w:hint="eastAsia" w:eastAsia="黑体"/>
         </w:rPr>
         <w:t xml:space="preserve">需精确控制开通/关断时序，防止两管同时导通形成环流。</w:t>
       </w:r>
@@ -2108,16 +2313,19 @@
       </w:pPr>
       <w:r>
         <w:rPr>
-          <w:rFonts w:hint="eastAsia"/>
+          <w:rFonts w:hint="eastAsia" w:eastAsia="黑体"/>
         </w:rPr>
         <w:t xml:space="preserve">注意</w:t>
       </w:r>
       <w:r>
+        <w:rPr>
+          <w:rFonts w:eastAsia="黑体"/>
+        </w:rPr>
         <w:t xml:space="preserve"> MOSFET </w:t>
       </w:r>
       <w:r>
         <w:rPr>
-          <w:rFonts w:hint="eastAsia"/>
+          <w:rFonts w:hint="eastAsia" w:eastAsia="黑体"/>
         </w:rPr>
         <w:t xml:space="preserve">体二极管的反向恢复与续流期间的损耗。</w:t>
       </w:r>
@@ -2132,7 +2340,7 @@
       </w:pPr>
       <w:r>
         <w:rPr>
-          <w:rFonts w:hint="eastAsia"/>
+          <w:rFonts w:hint="eastAsia" w:eastAsia="黑体"/>
         </w:rPr>
         <w:t xml:space="preserve">轻载或高频时栅极驱动损耗可能抵消收益，需整体评估。</w:t>
       </w:r>
@@ -2147,7 +2355,7 @@
       </w:pPr>
       <w:r>
         <w:rPr>
-          <w:rFonts w:hint="eastAsia"/>
+          <w:rFonts w:hint="eastAsia" w:eastAsia="黑体"/>
         </w:rPr>
         <w:t xml:space="preserve">栅极驱动需与主功率时序严格同步。</w:t>
       </w:r>
@@ -2160,7 +2368,7 @@
       </w:pPr>
       <w:r>
         <w:rPr>
-          <w:rFonts w:hint="eastAsia"/>
+          <w:rFonts w:hint="eastAsia" w:eastAsia="黑体"/>
         </w:rPr>
         <w:t xml:space="preserve">参考资料</w:t>
       </w:r>
@@ -2174,20 +2382,26 @@
         </w:numPr>
       </w:pPr>
       <w:r>
+        <w:rPr>
+          <w:rFonts w:eastAsia="黑体"/>
+        </w:rPr>
         <w:t xml:space="preserve">TI </w:t>
       </w:r>
       <w:r>
         <w:rPr>
-          <w:rFonts w:hint="eastAsia"/>
+          <w:rFonts w:hint="eastAsia" w:eastAsia="黑体"/>
         </w:rPr>
         <w:t xml:space="preserve">应用笔记</w:t>
       </w:r>
       <w:r>
+        <w:rPr>
+          <w:rFonts w:eastAsia="黑体"/>
+        </w:rPr>
         <w:t xml:space="preserve"> </w:t>
       </w:r>
       <w:r>
         <w:rPr>
-          <w:rFonts w:hint="eastAsia"/>
+          <w:rFonts w:hint="eastAsia" w:eastAsia="黑体"/>
         </w:rPr>
         <w:t xml:space="preserve">SLUA690（同步整流）。</w:t>
       </w:r>
@@ -2201,11 +2415,14 @@
         </w:numPr>
       </w:pPr>
       <w:r>
+        <w:rPr>
+          <w:rFonts w:eastAsia="黑体"/>
+        </w:rPr>
         <w:t xml:space="preserve">IR1167 </w:t>
       </w:r>
       <w:r>
         <w:rPr>
-          <w:rFonts w:hint="eastAsia"/>
+          <w:rFonts w:hint="eastAsia" w:eastAsia="黑体"/>
         </w:rPr>
         <w:t xml:space="preserve">数据手册（Infineon）。</w:t>
       </w:r>
@@ -2220,16 +2437,19 @@
       </w:pPr>
       <w:r>
         <w:rPr>
-          <w:rFonts w:hint="eastAsia"/>
+          <w:rFonts w:hint="eastAsia" w:eastAsia="黑体"/>
         </w:rPr>
         <w:t xml:space="preserve">《开关电源设计（第三版）》（Abraham</w:t>
       </w:r>
       <w:r>
+        <w:rPr>
+          <w:rFonts w:eastAsia="黑体"/>
+        </w:rPr>
         <w:t xml:space="preserve"> I. </w:t>
       </w:r>
       <w:r>
         <w:rPr>
-          <w:rFonts w:hint="eastAsia"/>
+          <w:rFonts w:hint="eastAsia" w:eastAsia="黑体"/>
         </w:rPr>
         <w:t xml:space="preserve">Pressman）。</w:t>
       </w:r>
@@ -2243,11 +2463,11 @@
       </w:pPr>
       <w:r>
         <w:rPr>
-          <w:rFonts w:ascii="Times New Roman" w:hAnsi="Times New Roman"/>
+          <w:rFonts w:ascii="Times New Roman" w:hAnsi="Times New Roman" w:eastAsia="黑体"/>
           <w:color w:val="555555"/>
           <w:sz w:val="21"/>
         </w:rPr>
-        <w:t>材料收集者：杜文杰</w:t>
+        <w:t>材料收集者：杜文杰，WX手机：19519196569，QQ:3478827729</w:t>
       </w:r>
     </w:p>
     <w:sectPr>
@@ -2267,7 +2487,7 @@
 </file>
 
 <file path=word/footer1.xml><?xml version="1.0" encoding="utf-8"?>
-<w:ftr xmlns:m="http://schemas.openxmlformats.org/officeDocument/2006/math" xmlns:mc="http://schemas.openxmlformats.org/markup-compatibility/2006" xmlns:mo="http://schemas.microsoft.com/office/mac/office/2008/main" xmlns:mv="urn:schemas-microsoft-com:mac:vml" xmlns:o="urn:schemas-microsoft-com:office:office" xmlns:r="http://schemas.openxmlformats.org/officeDocument/2006/relationships" xmlns:v="urn:schemas-microsoft-com:vml" xmlns:w10="urn:schemas-microsoft-com:office:word" xmlns:w14="http://schemas.microsoft.com/office/word/2010/wordml" xmlns:w="http://schemas.openxmlformats.org/wordprocessingml/2006/main" xmlns:wne="http://schemas.microsoft.com/office/word/2006/wordml" xmlns:wp14="http://schemas.microsoft.com/office/word/2010/wordprocessingDrawing" xmlns:wp="http://schemas.openxmlformats.org/drawingml/2006/wordprocessingDrawing" xmlns:wpc="http://schemas.microsoft.com/office/word/2010/wordprocessingCanvas" xmlns:wpg="http://schemas.microsoft.com/office/word/2010/wordprocessingGroup" xmlns:wpi="http://schemas.microsoft.com/office/word/2010/wordprocessingInk" xmlns:wps="http://schemas.microsoft.com/office/word/2010/wordprocessingShape" mc:Ignorable="w14 wp14">
+<w:ftr xmlns:mc="http://schemas.openxmlformats.org/markup-compatibility/2006" xmlns:w="http://schemas.openxmlformats.org/wordprocessingml/2006/main" xmlns:m="http://schemas.openxmlformats.org/officeDocument/2006/math" xmlns:mo="http://schemas.microsoft.com/office/mac/office/2008/main" xmlns:mv="urn:schemas-microsoft-com:mac:vml" xmlns:o="urn:schemas-microsoft-com:office:office" xmlns:r="http://schemas.openxmlformats.org/officeDocument/2006/relationships" xmlns:v="urn:schemas-microsoft-com:vml" xmlns:w10="urn:schemas-microsoft-com:office:word" xmlns:w14="http://schemas.microsoft.com/office/word/2010/wordml" xmlns:wne="http://schemas.microsoft.com/office/word/2006/wordml" xmlns:wp14="http://schemas.microsoft.com/office/word/2010/wordprocessingDrawing" xmlns:wp="http://schemas.openxmlformats.org/drawingml/2006/wordprocessingDrawing" xmlns:wpc="http://schemas.microsoft.com/office/word/2010/wordprocessingCanvas" xmlns:wpg="http://schemas.microsoft.com/office/word/2010/wordprocessingGroup" xmlns:wpi="http://schemas.microsoft.com/office/word/2010/wordprocessingInk" xmlns:wps="http://schemas.microsoft.com/office/word/2010/wordprocessingShape" mc:Ignorable="w14 wp14">
   <w:p>
     <w:pPr>
       <w:pStyle w:val="Footer"/>
@@ -2275,12 +2495,14 @@
     </w:pPr>
     <w:r>
       <w:rPr>
+        <w:rFonts w:eastAsia="黑体"/>
         <w:sz w:val="18"/>
       </w:rPr>
       <w:t xml:space="preserve">第 </w:t>
     </w:r>
     <w:r>
       <w:rPr>
+        <w:rFonts w:eastAsia="黑体"/>
         <w:sz w:val="18"/>
       </w:rPr>
       <w:fldChar w:fldCharType="begin"/>
@@ -2289,6 +2511,7 @@
     </w:r>
     <w:r>
       <w:rPr>
+        <w:rFonts w:eastAsia="黑体"/>
         <w:sz w:val="18"/>
       </w:rPr>
       <w:t xml:space="preserve"> 页</w:t>
@@ -2302,6 +2525,9 @@
   <w:footnote w:type="continuationSeparator" w:id="0">
     <w:p>
       <w:r>
+        <w:rPr>
+          <w:rFonts w:eastAsia="黑体"/>
+        </w:rPr>
         <w:continuationSeparator/>
       </w:r>
     </w:p>
@@ -2309,6 +2535,9 @@
   <w:footnote w:type="separator" w:id="-1">
     <w:p>
       <w:r>
+        <w:rPr>
+          <w:rFonts w:eastAsia="黑体"/>
+        </w:rPr>
         <w:separator/>
       </w:r>
     </w:p>
@@ -2317,7 +2546,7 @@
 </file>
 
 <file path=word/header1.xml><?xml version="1.0" encoding="utf-8"?>
-<w:hdr xmlns:m="http://schemas.openxmlformats.org/officeDocument/2006/math" xmlns:mc="http://schemas.openxmlformats.org/markup-compatibility/2006" xmlns:mo="http://schemas.microsoft.com/office/mac/office/2008/main" xmlns:mv="urn:schemas-microsoft-com:mac:vml" xmlns:o="urn:schemas-microsoft-com:office:office" xmlns:r="http://schemas.openxmlformats.org/officeDocument/2006/relationships" xmlns:v="urn:schemas-microsoft-com:vml" xmlns:w10="urn:schemas-microsoft-com:office:word" xmlns:w14="http://schemas.microsoft.com/office/word/2010/wordml" xmlns:w="http://schemas.openxmlformats.org/wordprocessingml/2006/main" xmlns:wne="http://schemas.microsoft.com/office/word/2006/wordml" xmlns:wp14="http://schemas.microsoft.com/office/word/2010/wordprocessingDrawing" xmlns:wp="http://schemas.openxmlformats.org/drawingml/2006/wordprocessingDrawing" xmlns:wpc="http://schemas.microsoft.com/office/word/2010/wordprocessingCanvas" xmlns:wpg="http://schemas.microsoft.com/office/word/2010/wordprocessingGroup" xmlns:wpi="http://schemas.microsoft.com/office/word/2010/wordprocessingInk" xmlns:wps="http://schemas.microsoft.com/office/word/2010/wordprocessingShape" mc:Ignorable="w14 wp14">
+<w:hdr xmlns:mc="http://schemas.openxmlformats.org/markup-compatibility/2006" xmlns:w="http://schemas.openxmlformats.org/wordprocessingml/2006/main" xmlns:m="http://schemas.openxmlformats.org/officeDocument/2006/math" xmlns:mo="http://schemas.microsoft.com/office/mac/office/2008/main" xmlns:mv="urn:schemas-microsoft-com:mac:vml" xmlns:o="urn:schemas-microsoft-com:office:office" xmlns:r="http://schemas.openxmlformats.org/officeDocument/2006/relationships" xmlns:v="urn:schemas-microsoft-com:vml" xmlns:w10="urn:schemas-microsoft-com:office:word" xmlns:w14="http://schemas.microsoft.com/office/word/2010/wordml" xmlns:wne="http://schemas.microsoft.com/office/word/2006/wordml" xmlns:wp14="http://schemas.microsoft.com/office/word/2010/wordprocessingDrawing" xmlns:wp="http://schemas.openxmlformats.org/drawingml/2006/wordprocessingDrawing" xmlns:wpc="http://schemas.microsoft.com/office/word/2010/wordprocessingCanvas" xmlns:wpg="http://schemas.microsoft.com/office/word/2010/wordprocessingGroup" xmlns:wpi="http://schemas.microsoft.com/office/word/2010/wordprocessingInk" xmlns:wps="http://schemas.microsoft.com/office/word/2010/wordprocessingShape" mc:Ignorable="w14 wp14">
   <w:p>
     <w:pPr>
       <w:pStyle w:val="Header"/>
@@ -2325,7 +2554,7 @@
     </w:pPr>
     <w:r>
       <w:rPr>
-        <w:rFonts w:ascii="Times New Roman" w:hAnsi="Times New Roman"/>
+        <w:rFonts w:ascii="Times New Roman" w:hAnsi="Times New Roman" w:eastAsia="黑体"/>
         <w:sz w:val="18"/>
         <w:rFonts w:eastAsia="黑体"/>
         <w:rFonts w:eastAsia="黑体"/>
@@ -2337,7 +2566,7 @@
 </file>
 
 <file path=word/numbering.xml><?xml version="1.0" encoding="utf-8"?>
-<w:numbering xmlns:m="http://schemas.openxmlformats.org/officeDocument/2006/math" xmlns:mc="http://schemas.openxmlformats.org/markup-compatibility/2006" xmlns:mo="http://schemas.microsoft.com/office/mac/office/2008/main" xmlns:mv="urn:schemas-microsoft-com:mac:vml" xmlns:o="urn:schemas-microsoft-com:office:office" xmlns:r="http://schemas.openxmlformats.org/officeDocument/2006/relationships" xmlns:v="urn:schemas-microsoft-com:vml" xmlns:w="http://schemas.openxmlformats.org/wordprocessingml/2006/main" xmlns:w10="urn:schemas-microsoft-com:office:word" xmlns:w14="http://schemas.microsoft.com/office/word/2010/wordml" xmlns:wne="http://schemas.microsoft.com/office/word/2006/wordml" xmlns:wp="http://schemas.openxmlformats.org/drawingml/2006/wordprocessingDrawing" xmlns:wp14="http://schemas.microsoft.com/office/word/2010/wordprocessingDrawing" xmlns:wpc="http://schemas.microsoft.com/office/word/2010/wordprocessingCanvas" xmlns:wpg="http://schemas.microsoft.com/office/word/2010/wordprocessingGroup" xmlns:wpi="http://schemas.microsoft.com/office/word/2010/wordprocessingInk" xmlns:wps="http://schemas.microsoft.com/office/word/2010/wordprocessingShape" mc:Ignorable="w14 wp14">
+<w:numbering xmlns:mc="http://schemas.openxmlformats.org/markup-compatibility/2006" xmlns:w="http://schemas.openxmlformats.org/wordprocessingml/2006/main" xmlns:m="http://schemas.openxmlformats.org/officeDocument/2006/math" xmlns:mo="http://schemas.microsoft.com/office/mac/office/2008/main" xmlns:mv="urn:schemas-microsoft-com:mac:vml" xmlns:o="urn:schemas-microsoft-com:office:office" xmlns:r="http://schemas.openxmlformats.org/officeDocument/2006/relationships" xmlns:v="urn:schemas-microsoft-com:vml" xmlns:w10="urn:schemas-microsoft-com:office:word" xmlns:w14="http://schemas.microsoft.com/office/word/2010/wordml" xmlns:wne="http://schemas.microsoft.com/office/word/2006/wordml" xmlns:wp="http://schemas.openxmlformats.org/drawingml/2006/wordprocessingDrawing" xmlns:wp14="http://schemas.microsoft.com/office/word/2010/wordprocessingDrawing" xmlns:wpc="http://schemas.microsoft.com/office/word/2010/wordprocessingCanvas" xmlns:wpg="http://schemas.microsoft.com/office/word/2010/wordprocessingGroup" xmlns:wpi="http://schemas.microsoft.com/office/word/2010/wordprocessingInk" xmlns:wps="http://schemas.microsoft.com/office/word/2010/wordprocessingShape" mc:Ignorable="w14 wp14">
   <w:abstractNum w:abstractNumId="0">
     <w:nsid w:val="FFFFFF7C"/>
     <w:multiLevelType w:val="singleLevel"/>
@@ -2424,7 +2653,7 @@
         <w:ind w:hanging="360" w:left="1440"/>
       </w:pPr>
       <w:rPr>
-        <w:rFonts w:ascii="Symbol" w:hAnsi="Symbol" w:hint="default"/>
+        <w:rFonts w:ascii="Symbol" w:hAnsi="Symbol" w:hint="default" w:eastAsia="黑体"/>
       </w:rPr>
     </w:lvl>
   </w:abstractNum>
@@ -2445,7 +2674,7 @@
         <w:ind w:hanging="360" w:left="1080"/>
       </w:pPr>
       <w:rPr>
-        <w:rFonts w:ascii="Symbol" w:hAnsi="Symbol" w:hint="default"/>
+        <w:rFonts w:ascii="Symbol" w:hAnsi="Symbol" w:hint="default" w:eastAsia="黑体"/>
       </w:rPr>
     </w:lvl>
   </w:abstractNum>
@@ -2466,7 +2695,7 @@
         <w:ind w:hanging="360" w:left="720"/>
       </w:pPr>
       <w:rPr>
-        <w:rFonts w:ascii="Symbol" w:hAnsi="Symbol" w:hint="default"/>
+        <w:rFonts w:ascii="Symbol" w:hAnsi="Symbol" w:hint="default" w:eastAsia="黑体"/>
       </w:rPr>
     </w:lvl>
   </w:abstractNum>
@@ -2505,7 +2734,7 @@
         <w:ind w:hanging="360" w:left="360"/>
       </w:pPr>
       <w:rPr>
-        <w:rFonts w:ascii="Symbol" w:hAnsi="Symbol" w:hint="default"/>
+        <w:rFonts w:ascii="Symbol" w:hAnsi="Symbol" w:hint="default" w:eastAsia="黑体"/>
       </w:rPr>
     </w:lvl>
   </w:abstractNum>
@@ -2596,7 +2825,7 @@
         <w:ind w:left="720" w:hanging="360"/>
       </w:pPr>
       <w:rPr>
-        <w:rFonts w:ascii="Symbol" w:hAnsi="Symbol" w:cs="Symbol" w:hint="default"/>
+        <w:rFonts w:ascii="Symbol" w:hAnsi="Symbol" w:cs="Symbol" w:hint="default" w:eastAsia="黑体"/>
       </w:rPr>
     </w:lvl>
     <w:lvl w:ilvl="1">
@@ -2607,7 +2836,7 @@
         <w:ind w:left="1440" w:hanging="360"/>
       </w:pPr>
       <w:rPr>
-        <w:rFonts w:ascii="Courier New" w:hAnsi="Courier New" w:cs="Courier New" w:hint="default"/>
+        <w:rFonts w:ascii="Courier New" w:hAnsi="Courier New" w:cs="Courier New" w:hint="default" w:eastAsia="黑体"/>
       </w:rPr>
     </w:lvl>
     <w:lvl w:ilvl="2">
@@ -2618,7 +2847,7 @@
         <w:ind w:left="2160" w:hanging="360"/>
       </w:pPr>
       <w:rPr>
-        <w:rFonts w:ascii="Wingdings" w:hAnsi="Wingdings" w:cs="Wingdings" w:hint="default"/>
+        <w:rFonts w:ascii="Wingdings" w:hAnsi="Wingdings" w:cs="Wingdings" w:hint="default" w:eastAsia="黑体"/>
       </w:rPr>
     </w:lvl>
     <w:lvl w:ilvl="3">
@@ -2629,7 +2858,7 @@
         <w:ind w:left="2880" w:hanging="360"/>
       </w:pPr>
       <w:rPr>
-        <w:rFonts w:ascii="Symbol" w:hAnsi="Symbol" w:cs="Symbol" w:hint="default"/>
+        <w:rFonts w:ascii="Symbol" w:hAnsi="Symbol" w:cs="Symbol" w:hint="default" w:eastAsia="黑体"/>
       </w:rPr>
     </w:lvl>
     <w:lvl w:ilvl="4">
@@ -2640,7 +2869,7 @@
         <w:ind w:left="3600" w:hanging="360"/>
       </w:pPr>
       <w:rPr>
-        <w:rFonts w:ascii="Courier New" w:hAnsi="Courier New" w:cs="Courier New" w:hint="default"/>
+        <w:rFonts w:ascii="Courier New" w:hAnsi="Courier New" w:cs="Courier New" w:hint="default" w:eastAsia="黑体"/>
       </w:rPr>
     </w:lvl>
     <w:lvl w:ilvl="5">
@@ -2651,7 +2880,7 @@
         <w:ind w:left="4320" w:hanging="360"/>
       </w:pPr>
       <w:rPr>
-        <w:rFonts w:ascii="Wingdings" w:hAnsi="Wingdings" w:cs="Wingdings" w:hint="default"/>
+        <w:rFonts w:ascii="Wingdings" w:hAnsi="Wingdings" w:cs="Wingdings" w:hint="default" w:eastAsia="黑体"/>
       </w:rPr>
     </w:lvl>
     <w:lvl w:ilvl="6">
@@ -2662,7 +2891,7 @@
         <w:ind w:left="5040" w:hanging="360"/>
       </w:pPr>
       <w:rPr>
-        <w:rFonts w:ascii="Symbol" w:hAnsi="Symbol" w:cs="Symbol" w:hint="default"/>
+        <w:rFonts w:ascii="Symbol" w:hAnsi="Symbol" w:cs="Symbol" w:hint="default" w:eastAsia="黑体"/>
       </w:rPr>
     </w:lvl>
     <w:lvl w:ilvl="7">
@@ -2673,7 +2902,7 @@
         <w:ind w:left="5760" w:hanging="360"/>
       </w:pPr>
       <w:rPr>
-        <w:rFonts w:ascii="Courier New" w:hAnsi="Courier New" w:cs="Courier New" w:hint="default"/>
+        <w:rFonts w:ascii="Courier New" w:hAnsi="Courier New" w:cs="Courier New" w:hint="default" w:eastAsia="黑体"/>
       </w:rPr>
     </w:lvl>
     <w:lvl w:ilvl="8">
@@ -2684,7 +2913,7 @@
         <w:ind w:left="6480" w:hanging="360"/>
       </w:pPr>
       <w:rPr>
-        <w:rFonts w:ascii="Wingdings" w:hAnsi="Wingdings" w:cs="Wingdings" w:hint="default"/>
+        <w:rFonts w:ascii="Wingdings" w:hAnsi="Wingdings" w:cs="Wingdings" w:hint="default" w:eastAsia="黑体"/>
       </w:rPr>
     </w:lvl>
   </w:abstractNum>
@@ -2740,11 +2969,11 @@
 </file>
 
 <file path=word/styles.xml><?xml version="1.0" encoding="utf-8"?>
-<w:styles xmlns:mc="http://schemas.openxmlformats.org/markup-compatibility/2006" xmlns:r="http://schemas.openxmlformats.org/officeDocument/2006/relationships" xmlns:w="http://schemas.openxmlformats.org/wordprocessingml/2006/main" xmlns:w14="http://schemas.microsoft.com/office/word/2010/wordml" mc:Ignorable="w14">
+<w:styles xmlns:mc="http://schemas.openxmlformats.org/markup-compatibility/2006" xmlns:w="http://schemas.openxmlformats.org/wordprocessingml/2006/main" xmlns:r="http://schemas.openxmlformats.org/officeDocument/2006/relationships" xmlns:w14="http://schemas.microsoft.com/office/word/2010/wordml" mc:Ignorable="w14">
   <w:docDefaults>
     <w:rPrDefault>
       <w:rPr>
-        <w:rFonts w:asciiTheme="minorHAnsi" w:cstheme="minorBidi" w:eastAsiaTheme="minorEastAsia" w:hAnsiTheme="minorHAnsi"/>
+        <w:rFonts w:asciiTheme="minorHAnsi" w:cstheme="minorBidi" w:hAnsiTheme="minorHAnsi" w:eastAsia="黑体"/>
         <w:sz w:val="22"/>
         <w:szCs w:val="22"/>
         <w:lang w:bidi="ar-SA" w:eastAsia="en-US" w:val="en-US"/>
@@ -2966,7 +3195,7 @@
       <w:outlineLvl w:val="0"/>
     </w:pPr>
     <w:rPr>
-      <w:rFonts w:ascii="Times New Roman" w:asciiTheme="majorHAnsi" w:cstheme="majorBidi" w:eastAsia="黑体" w:eastAsiaTheme="majorEastAsia" w:hAnsi="Times New Roman" w:hAnsiTheme="majorHAnsi"/>
+      <w:rFonts w:ascii="Times New Roman" w:asciiTheme="majorHAnsi" w:cstheme="majorBidi" w:eastAsia="黑体" w:hAnsi="Times New Roman" w:hAnsiTheme="majorHAnsi"/>
       <w:b/>
       <w:bCs/>
       <w:color w:val="1F3864"/>
@@ -2990,7 +3219,7 @@
       <w:outlineLvl w:val="1"/>
     </w:pPr>
     <w:rPr>
-      <w:rFonts w:ascii="Times New Roman" w:asciiTheme="majorHAnsi" w:cstheme="majorBidi" w:eastAsia="黑体" w:eastAsiaTheme="majorEastAsia" w:hAnsi="Times New Roman" w:hAnsiTheme="majorHAnsi"/>
+      <w:rFonts w:ascii="Times New Roman" w:asciiTheme="majorHAnsi" w:cstheme="majorBidi" w:eastAsia="黑体" w:hAnsi="Times New Roman" w:hAnsiTheme="majorHAnsi"/>
       <w:b/>
       <w:bCs/>
       <w:color w:val="2E4E7E"/>
@@ -3014,7 +3243,7 @@
       <w:outlineLvl w:val="2"/>
     </w:pPr>
     <w:rPr>
-      <w:rFonts w:ascii="Times New Roman" w:asciiTheme="majorHAnsi" w:cstheme="majorBidi" w:eastAsia="黑体" w:eastAsiaTheme="majorEastAsia" w:hAnsi="Times New Roman" w:hAnsiTheme="majorHAnsi"/>
+      <w:rFonts w:ascii="Times New Roman" w:asciiTheme="majorHAnsi" w:cstheme="majorBidi" w:eastAsia="黑体" w:hAnsi="Times New Roman" w:hAnsiTheme="majorHAnsi"/>
       <w:b/>
       <w:bCs/>
       <w:color w:val="2E4E7E"/>
@@ -3038,7 +3267,7 @@
       <w:outlineLvl w:val="3"/>
     </w:pPr>
     <w:rPr>
-      <w:rFonts w:ascii="Times New Roman" w:asciiTheme="majorHAnsi" w:cstheme="majorBidi" w:eastAsia="黑体" w:eastAsiaTheme="majorEastAsia" w:hAnsi="Times New Roman" w:hAnsiTheme="majorHAnsi"/>
+      <w:rFonts w:ascii="Times New Roman" w:asciiTheme="majorHAnsi" w:cstheme="majorBidi" w:eastAsia="黑体" w:hAnsi="Times New Roman" w:hAnsiTheme="majorHAnsi"/>
       <w:b/>
       <w:bCs/>
       <w:i/>
@@ -3064,7 +3293,7 @@
       <w:outlineLvl w:val="4"/>
     </w:pPr>
     <w:rPr>
-      <w:rFonts w:ascii="Times New Roman" w:asciiTheme="majorHAnsi" w:cstheme="majorBidi" w:eastAsia="黑体" w:eastAsiaTheme="majorEastAsia" w:hAnsi="Times New Roman" w:hAnsiTheme="majorHAnsi"/>
+      <w:rFonts w:ascii="Times New Roman" w:asciiTheme="majorHAnsi" w:cstheme="majorBidi" w:eastAsia="黑体" w:hAnsi="Times New Roman" w:hAnsiTheme="majorHAnsi"/>
       <w:b/>
       <w:color w:val="333333"/>
       <w:sz w:val="22"/>
@@ -3087,7 +3316,7 @@
       <w:outlineLvl w:val="5"/>
     </w:pPr>
     <w:rPr>
-      <w:rFonts w:asciiTheme="majorHAnsi" w:cstheme="majorBidi" w:eastAsiaTheme="majorEastAsia" w:hAnsiTheme="majorHAnsi"/>
+      <w:rFonts w:asciiTheme="majorHAnsi" w:cstheme="majorBidi" w:hAnsiTheme="majorHAnsi" w:eastAsia="黑体"/>
       <w:i/>
       <w:iCs/>
       <w:color w:themeColor="accent1" w:themeShade="7F" w:val="243F60"/>
@@ -3110,7 +3339,7 @@
       <w:outlineLvl w:val="6"/>
     </w:pPr>
     <w:rPr>
-      <w:rFonts w:asciiTheme="majorHAnsi" w:cstheme="majorBidi" w:eastAsiaTheme="majorEastAsia" w:hAnsiTheme="majorHAnsi"/>
+      <w:rFonts w:asciiTheme="majorHAnsi" w:cstheme="majorBidi" w:hAnsiTheme="majorHAnsi" w:eastAsia="黑体"/>
       <w:i/>
       <w:iCs/>
       <w:color w:themeColor="text1" w:themeTint="BF" w:val="404040"/>
@@ -3133,7 +3362,7 @@
       <w:outlineLvl w:val="7"/>
     </w:pPr>
     <w:rPr>
-      <w:rFonts w:asciiTheme="majorHAnsi" w:cstheme="majorBidi" w:eastAsiaTheme="majorEastAsia" w:hAnsiTheme="majorHAnsi"/>
+      <w:rFonts w:asciiTheme="majorHAnsi" w:cstheme="majorBidi" w:hAnsiTheme="majorHAnsi" w:eastAsia="黑体"/>
       <w:color w:themeColor="accent1" w:val="4F81BD"/>
       <w:sz w:val="20"/>
       <w:szCs w:val="20"/>
@@ -3156,7 +3385,7 @@
       <w:outlineLvl w:val="8"/>
     </w:pPr>
     <w:rPr>
-      <w:rFonts w:asciiTheme="majorHAnsi" w:cstheme="majorBidi" w:eastAsiaTheme="majorEastAsia" w:hAnsiTheme="majorHAnsi"/>
+      <w:rFonts w:asciiTheme="majorHAnsi" w:cstheme="majorBidi" w:hAnsiTheme="majorHAnsi" w:eastAsia="黑体"/>
       <w:i/>
       <w:iCs/>
       <w:color w:themeColor="text1" w:themeTint="BF" w:val="404040"/>
@@ -3207,7 +3436,7 @@
     <w:uiPriority w:val="9"/>
     <w:rsid w:val="00FC693F"/>
     <w:rPr>
-      <w:rFonts w:asciiTheme="majorHAnsi" w:cstheme="majorBidi" w:eastAsiaTheme="majorEastAsia" w:hAnsiTheme="majorHAnsi"/>
+      <w:rFonts w:asciiTheme="majorHAnsi" w:cstheme="majorBidi" w:hAnsiTheme="majorHAnsi" w:eastAsia="黑体"/>
       <w:b/>
       <w:bCs/>
       <w:color w:themeColor="accent1" w:themeShade="BF" w:val="365F91"/>
@@ -3222,7 +3451,7 @@
     <w:uiPriority w:val="9"/>
     <w:rsid w:val="00FC693F"/>
     <w:rPr>
-      <w:rFonts w:asciiTheme="majorHAnsi" w:cstheme="majorBidi" w:eastAsiaTheme="majorEastAsia" w:hAnsiTheme="majorHAnsi"/>
+      <w:rFonts w:asciiTheme="majorHAnsi" w:cstheme="majorBidi" w:hAnsiTheme="majorHAnsi" w:eastAsia="黑体"/>
       <w:b/>
       <w:bCs/>
       <w:color w:themeColor="accent1" w:val="4F81BD"/>
@@ -3237,7 +3466,7 @@
     <w:uiPriority w:val="9"/>
     <w:rsid w:val="00FC693F"/>
     <w:rPr>
-      <w:rFonts w:asciiTheme="majorHAnsi" w:cstheme="majorBidi" w:eastAsiaTheme="majorEastAsia" w:hAnsiTheme="majorHAnsi"/>
+      <w:rFonts w:asciiTheme="majorHAnsi" w:cstheme="majorBidi" w:hAnsiTheme="majorHAnsi" w:eastAsia="黑体"/>
       <w:b/>
       <w:bCs/>
       <w:color w:themeColor="accent1" w:val="4F81BD"/>
@@ -3260,7 +3489,7 @@
       <w:contextualSpacing/>
     </w:pPr>
     <w:rPr>
-      <w:rFonts w:ascii="Times New Roman" w:asciiTheme="majorHAnsi" w:cstheme="majorBidi" w:eastAsia="黑体" w:eastAsiaTheme="majorEastAsia" w:hAnsi="Times New Roman" w:hAnsiTheme="majorHAnsi"/>
+      <w:rFonts w:ascii="Times New Roman" w:asciiTheme="majorHAnsi" w:cstheme="majorBidi" w:eastAsia="黑体" w:hAnsi="Times New Roman" w:hAnsiTheme="majorHAnsi"/>
       <w:b/>
       <w:color w:val="1F3864"/>
       <w:spacing w:val="5"/>
@@ -3276,7 +3505,7 @@
     <w:uiPriority w:val="10"/>
     <w:rsid w:val="00FC693F"/>
     <w:rPr>
-      <w:rFonts w:asciiTheme="majorHAnsi" w:cstheme="majorBidi" w:eastAsiaTheme="majorEastAsia" w:hAnsiTheme="majorHAnsi"/>
+      <w:rFonts w:asciiTheme="majorHAnsi" w:cstheme="majorBidi" w:hAnsiTheme="majorHAnsi" w:eastAsia="黑体"/>
       <w:color w:themeColor="text2" w:themeShade="BF" w:val="17365D"/>
       <w:spacing w:val="5"/>
       <w:kern w:val="28"/>
@@ -3298,7 +3527,7 @@
       </w:numPr>
     </w:pPr>
     <w:rPr>
-      <w:rFonts w:asciiTheme="majorHAnsi" w:cstheme="majorBidi" w:eastAsiaTheme="majorEastAsia" w:hAnsiTheme="majorHAnsi"/>
+      <w:rFonts w:asciiTheme="majorHAnsi" w:cstheme="majorBidi" w:hAnsiTheme="majorHAnsi" w:eastAsia="黑体"/>
       <w:i/>
       <w:iCs/>
       <w:color w:themeColor="accent1" w:val="4F81BD"/>
@@ -3314,7 +3543,7 @@
     <w:uiPriority w:val="11"/>
     <w:rsid w:val="00FC693F"/>
     <w:rPr>
-      <w:rFonts w:asciiTheme="majorHAnsi" w:cstheme="majorBidi" w:eastAsiaTheme="majorEastAsia" w:hAnsiTheme="majorHAnsi"/>
+      <w:rFonts w:asciiTheme="majorHAnsi" w:cstheme="majorBidi" w:hAnsiTheme="majorHAnsi" w:eastAsia="黑体"/>
       <w:i/>
       <w:iCs/>
       <w:color w:themeColor="accent1" w:val="4F81BD"/>
@@ -3381,6 +3610,7 @@
       <w:spacing w:after="120"/>
     </w:pPr>
     <w:rPr>
+      <w:rFonts w:eastAsia="黑体"/>
       <w:sz w:val="16"/>
       <w:szCs w:val="16"/>
     </w:rPr>
@@ -3392,6 +3622,7 @@
     <w:uiPriority w:val="99"/>
     <w:rsid w:val="00AA1D8D"/>
     <w:rPr>
+      <w:rFonts w:eastAsia="黑体"/>
       <w:sz w:val="16"/>
       <w:szCs w:val="16"/>
     </w:rPr>
@@ -3561,7 +3792,7 @@
       </w:tabs>
     </w:pPr>
     <w:rPr>
-      <w:rFonts w:ascii="Courier" w:hAnsi="Courier"/>
+      <w:rFonts w:ascii="Courier" w:hAnsi="Courier" w:eastAsia="黑体"/>
       <w:sz w:val="20"/>
       <w:szCs w:val="20"/>
     </w:rPr>
@@ -3573,7 +3804,7 @@
     <w:uiPriority w:val="99"/>
     <w:rsid w:val="0029639D"/>
     <w:rPr>
-      <w:rFonts w:ascii="Courier" w:hAnsi="Courier"/>
+      <w:rFonts w:ascii="Courier" w:hAnsi="Courier" w:eastAsia="黑体"/>
       <w:sz w:val="20"/>
       <w:szCs w:val="20"/>
     </w:rPr>
@@ -3609,6 +3840,7 @@
     <w:uiPriority w:val="29"/>
     <w:rsid w:val="00FC693F"/>
     <w:rPr>
+      <w:rFonts w:eastAsia="黑体"/>
       <w:i/>
       <w:iCs/>
       <w:color w:themeColor="text1" w:val="000000"/>
@@ -3622,7 +3854,7 @@
     <w:semiHidden/>
     <w:rsid w:val="00FC693F"/>
     <w:rPr>
-      <w:rFonts w:asciiTheme="majorHAnsi" w:cstheme="majorBidi" w:eastAsiaTheme="majorEastAsia" w:hAnsiTheme="majorHAnsi"/>
+      <w:rFonts w:asciiTheme="majorHAnsi" w:cstheme="majorBidi" w:hAnsiTheme="majorHAnsi" w:eastAsia="黑体"/>
       <w:b/>
       <w:bCs/>
       <w:i/>
@@ -3638,7 +3870,7 @@
     <w:semiHidden/>
     <w:rsid w:val="00FC693F"/>
     <w:rPr>
-      <w:rFonts w:asciiTheme="majorHAnsi" w:cstheme="majorBidi" w:eastAsiaTheme="majorEastAsia" w:hAnsiTheme="majorHAnsi"/>
+      <w:rFonts w:asciiTheme="majorHAnsi" w:cstheme="majorBidi" w:hAnsiTheme="majorHAnsi" w:eastAsia="黑体"/>
       <w:color w:themeColor="accent1" w:themeShade="7F" w:val="243F60"/>
     </w:rPr>
   </w:style>
@@ -3650,7 +3882,7 @@
     <w:semiHidden/>
     <w:rsid w:val="00FC693F"/>
     <w:rPr>
-      <w:rFonts w:asciiTheme="majorHAnsi" w:cstheme="majorBidi" w:eastAsiaTheme="majorEastAsia" w:hAnsiTheme="majorHAnsi"/>
+      <w:rFonts w:asciiTheme="majorHAnsi" w:cstheme="majorBidi" w:hAnsiTheme="majorHAnsi" w:eastAsia="黑体"/>
       <w:i/>
       <w:iCs/>
       <w:color w:themeColor="accent1" w:themeShade="7F" w:val="243F60"/>
@@ -3664,7 +3896,7 @@
     <w:semiHidden/>
     <w:rsid w:val="00FC693F"/>
     <w:rPr>
-      <w:rFonts w:asciiTheme="majorHAnsi" w:cstheme="majorBidi" w:eastAsiaTheme="majorEastAsia" w:hAnsiTheme="majorHAnsi"/>
+      <w:rFonts w:asciiTheme="majorHAnsi" w:cstheme="majorBidi" w:hAnsiTheme="majorHAnsi" w:eastAsia="黑体"/>
       <w:i/>
       <w:iCs/>
       <w:color w:themeColor="text1" w:themeTint="BF" w:val="404040"/>
@@ -3678,7 +3910,7 @@
     <w:semiHidden/>
     <w:rsid w:val="00FC693F"/>
     <w:rPr>
-      <w:rFonts w:asciiTheme="majorHAnsi" w:cstheme="majorBidi" w:eastAsiaTheme="majorEastAsia" w:hAnsiTheme="majorHAnsi"/>
+      <w:rFonts w:asciiTheme="majorHAnsi" w:cstheme="majorBidi" w:hAnsiTheme="majorHAnsi" w:eastAsia="黑体"/>
       <w:color w:themeColor="accent1" w:val="4F81BD"/>
       <w:sz w:val="20"/>
       <w:szCs w:val="20"/>
@@ -3692,7 +3924,7 @@
     <w:semiHidden/>
     <w:rsid w:val="00FC693F"/>
     <w:rPr>
-      <w:rFonts w:asciiTheme="majorHAnsi" w:cstheme="majorBidi" w:eastAsiaTheme="majorEastAsia" w:hAnsiTheme="majorHAnsi"/>
+      <w:rFonts w:asciiTheme="majorHAnsi" w:cstheme="majorBidi" w:hAnsiTheme="majorHAnsi" w:eastAsia="黑体"/>
       <w:i/>
       <w:iCs/>
       <w:color w:themeColor="text1" w:themeTint="BF" w:val="404040"/>
@@ -3713,6 +3945,7 @@
       <w:spacing w:line="240" w:lineRule="auto"/>
     </w:pPr>
     <w:rPr>
+      <w:rFonts w:eastAsia="黑体"/>
       <w:b/>
       <w:bCs/>
       <w:color w:themeColor="accent1" w:val="4F81BD"/>
@@ -3727,6 +3960,7 @@
     <w:qFormat/>
     <w:rsid w:val="00FC693F"/>
     <w:rPr>
+      <w:rFonts w:eastAsia="黑体"/>
       <w:b/>
       <w:bCs/>
     </w:rPr>
@@ -3738,6 +3972,7 @@
     <w:qFormat/>
     <w:rsid w:val="00FC693F"/>
     <w:rPr>
+      <w:rFonts w:eastAsia="黑体"/>
       <w:i/>
       <w:iCs/>
     </w:rPr>
@@ -3758,6 +3993,7 @@
       <w:ind w:left="936" w:right="936"/>
     </w:pPr>
     <w:rPr>
+      <w:rFonts w:eastAsia="黑体"/>
       <w:b/>
       <w:bCs/>
       <w:i/>
@@ -3772,6 +4008,7 @@
     <w:uiPriority w:val="30"/>
     <w:rsid w:val="00FC693F"/>
     <w:rPr>
+      <w:rFonts w:eastAsia="黑体"/>
       <w:b/>
       <w:bCs/>
       <w:i/>
@@ -3786,6 +4023,7 @@
     <w:qFormat/>
     <w:rsid w:val="00FC693F"/>
     <w:rPr>
+      <w:rFonts w:eastAsia="黑体"/>
       <w:i/>
       <w:iCs/>
       <w:color w:themeColor="text1" w:themeTint="7F" w:val="808080"/>
@@ -3798,6 +4036,7 @@
     <w:qFormat/>
     <w:rsid w:val="00FC693F"/>
     <w:rPr>
+      <w:rFonts w:eastAsia="黑体"/>
       <w:b/>
       <w:bCs/>
       <w:i/>
@@ -3812,6 +4051,7 @@
     <w:qFormat/>
     <w:rsid w:val="00FC693F"/>
     <w:rPr>
+      <w:rFonts w:eastAsia="黑体"/>
       <w:smallCaps/>
       <w:color w:themeColor="accent2" w:val="C0504D"/>
       <w:u w:val="single"/>
@@ -3824,6 +4064,7 @@
     <w:qFormat/>
     <w:rsid w:val="00FC693F"/>
     <w:rPr>
+      <w:rFonts w:eastAsia="黑体"/>
       <w:b/>
       <w:bCs/>
       <w:smallCaps/>
@@ -3839,6 +4080,7 @@
     <w:qFormat/>
     <w:rsid w:val="00FC693F"/>
     <w:rPr>
+      <w:rFonts w:eastAsia="黑体"/>
       <w:b/>
       <w:bCs/>
       <w:smallCaps/>
@@ -3893,6 +4135,7 @@
       <w:spacing w:after="0" w:line="240" w:lineRule="auto"/>
     </w:pPr>
     <w:rPr>
+      <w:rFonts w:eastAsia="黑体"/>
       <w:color w:themeColor="text1" w:themeShade="BF" w:val="000000"/>
     </w:rPr>
     <w:tblPr>
@@ -3915,6 +4158,7 @@
         <w:spacing w:after="0" w:before="0" w:line="240" w:lineRule="auto"/>
       </w:pPr>
       <w:rPr>
+        <w:rFonts w:eastAsia="黑体"/>
         <w:b/>
         <w:bCs/>
       </w:rPr>
@@ -3935,6 +4179,7 @@
         <w:spacing w:after="0" w:before="0" w:line="240" w:lineRule="auto"/>
       </w:pPr>
       <w:rPr>
+        <w:rFonts w:eastAsia="黑体"/>
         <w:b/>
         <w:bCs/>
       </w:rPr>
@@ -3952,12 +4197,14 @@
     </w:tblStylePr>
     <w:tblStylePr w:type="firstCol">
       <w:rPr>
+        <w:rFonts w:eastAsia="黑体"/>
         <w:b/>
         <w:bCs/>
       </w:rPr>
     </w:tblStylePr>
     <w:tblStylePr w:type="lastCol">
       <w:rPr>
+        <w:rFonts w:eastAsia="黑体"/>
         <w:b/>
         <w:bCs/>
       </w:rPr>
@@ -3996,6 +4243,7 @@
       <w:spacing w:after="0" w:line="240" w:lineRule="auto"/>
     </w:pPr>
     <w:rPr>
+      <w:rFonts w:eastAsia="黑体"/>
       <w:color w:themeColor="accent1" w:themeShade="BF" w:val="365F91"/>
     </w:rPr>
     <w:tblPr>
@@ -4018,6 +4266,7 @@
         <w:spacing w:after="0" w:before="0" w:line="240" w:lineRule="auto"/>
       </w:pPr>
       <w:rPr>
+        <w:rFonts w:eastAsia="黑体"/>
         <w:b/>
         <w:bCs/>
       </w:rPr>
@@ -4038,6 +4287,7 @@
         <w:spacing w:after="0" w:before="0" w:line="240" w:lineRule="auto"/>
       </w:pPr>
       <w:rPr>
+        <w:rFonts w:eastAsia="黑体"/>
         <w:b/>
         <w:bCs/>
       </w:rPr>
@@ -4055,12 +4305,14 @@
     </w:tblStylePr>
     <w:tblStylePr w:type="firstCol">
       <w:rPr>
+        <w:rFonts w:eastAsia="黑体"/>
         <w:b/>
         <w:bCs/>
       </w:rPr>
     </w:tblStylePr>
     <w:tblStylePr w:type="lastCol">
       <w:rPr>
+        <w:rFonts w:eastAsia="黑体"/>
         <w:b/>
         <w:bCs/>
       </w:rPr>
@@ -4099,6 +4351,7 @@
       <w:spacing w:after="0" w:line="240" w:lineRule="auto"/>
     </w:pPr>
     <w:rPr>
+      <w:rFonts w:eastAsia="黑体"/>
       <w:color w:themeColor="accent2" w:themeShade="BF" w:val="943634"/>
     </w:rPr>
     <w:tblPr>
@@ -4121,6 +4374,7 @@
         <w:spacing w:after="0" w:before="0" w:line="240" w:lineRule="auto"/>
       </w:pPr>
       <w:rPr>
+        <w:rFonts w:eastAsia="黑体"/>
         <w:b/>
         <w:bCs/>
       </w:rPr>
@@ -4141,6 +4395,7 @@
         <w:spacing w:after="0" w:before="0" w:line="240" w:lineRule="auto"/>
       </w:pPr>
       <w:rPr>
+        <w:rFonts w:eastAsia="黑体"/>
         <w:b/>
         <w:bCs/>
       </w:rPr>
@@ -4158,12 +4413,14 @@
     </w:tblStylePr>
     <w:tblStylePr w:type="firstCol">
       <w:rPr>
+        <w:rFonts w:eastAsia="黑体"/>
         <w:b/>
         <w:bCs/>
       </w:rPr>
     </w:tblStylePr>
     <w:tblStylePr w:type="lastCol">
       <w:rPr>
+        <w:rFonts w:eastAsia="黑体"/>
         <w:b/>
         <w:bCs/>
       </w:rPr>
@@ -4202,6 +4459,7 @@
       <w:spacing w:after="0" w:line="240" w:lineRule="auto"/>
     </w:pPr>
     <w:rPr>
+      <w:rFonts w:eastAsia="黑体"/>
       <w:color w:themeColor="accent3" w:themeShade="BF" w:val="76923C"/>
     </w:rPr>
     <w:tblPr>
@@ -4224,6 +4482,7 @@
         <w:spacing w:after="0" w:before="0" w:line="240" w:lineRule="auto"/>
       </w:pPr>
       <w:rPr>
+        <w:rFonts w:eastAsia="黑体"/>
         <w:b/>
         <w:bCs/>
       </w:rPr>
@@ -4244,6 +4503,7 @@
         <w:spacing w:after="0" w:before="0" w:line="240" w:lineRule="auto"/>
       </w:pPr>
       <w:rPr>
+        <w:rFonts w:eastAsia="黑体"/>
         <w:b/>
         <w:bCs/>
       </w:rPr>
@@ -4261,12 +4521,14 @@
     </w:tblStylePr>
     <w:tblStylePr w:type="firstCol">
       <w:rPr>
+        <w:rFonts w:eastAsia="黑体"/>
         <w:b/>
         <w:bCs/>
       </w:rPr>
     </w:tblStylePr>
     <w:tblStylePr w:type="lastCol">
       <w:rPr>
+        <w:rFonts w:eastAsia="黑体"/>
         <w:b/>
         <w:bCs/>
       </w:rPr>
@@ -4305,6 +4567,7 @@
       <w:spacing w:after="0" w:line="240" w:lineRule="auto"/>
     </w:pPr>
     <w:rPr>
+      <w:rFonts w:eastAsia="黑体"/>
       <w:color w:themeColor="accent4" w:themeShade="BF" w:val="5F497A"/>
     </w:rPr>
     <w:tblPr>
@@ -4327,6 +4590,7 @@
         <w:spacing w:after="0" w:before="0" w:line="240" w:lineRule="auto"/>
       </w:pPr>
       <w:rPr>
+        <w:rFonts w:eastAsia="黑体"/>
         <w:b/>
         <w:bCs/>
       </w:rPr>
@@ -4347,6 +4611,7 @@
         <w:spacing w:after="0" w:before="0" w:line="240" w:lineRule="auto"/>
       </w:pPr>
       <w:rPr>
+        <w:rFonts w:eastAsia="黑体"/>
         <w:b/>
         <w:bCs/>
       </w:rPr>
@@ -4364,12 +4629,14 @@
     </w:tblStylePr>
     <w:tblStylePr w:type="firstCol">
       <w:rPr>
+        <w:rFonts w:eastAsia="黑体"/>
         <w:b/>
         <w:bCs/>
       </w:rPr>
     </w:tblStylePr>
     <w:tblStylePr w:type="lastCol">
       <w:rPr>
+        <w:rFonts w:eastAsia="黑体"/>
         <w:b/>
         <w:bCs/>
       </w:rPr>
@@ -4408,6 +4675,7 @@
       <w:spacing w:after="0" w:line="240" w:lineRule="auto"/>
     </w:pPr>
     <w:rPr>
+      <w:rFonts w:eastAsia="黑体"/>
       <w:color w:themeColor="accent5" w:themeShade="BF" w:val="31849B"/>
     </w:rPr>
     <w:tblPr>
@@ -4430,6 +4698,7 @@
         <w:spacing w:after="0" w:before="0" w:line="240" w:lineRule="auto"/>
       </w:pPr>
       <w:rPr>
+        <w:rFonts w:eastAsia="黑体"/>
         <w:b/>
         <w:bCs/>
       </w:rPr>
@@ -4450,6 +4719,7 @@
         <w:spacing w:after="0" w:before="0" w:line="240" w:lineRule="auto"/>
       </w:pPr>
       <w:rPr>
+        <w:rFonts w:eastAsia="黑体"/>
         <w:b/>
         <w:bCs/>
       </w:rPr>
@@ -4467,12 +4737,14 @@
     </w:tblStylePr>
     <w:tblStylePr w:type="firstCol">
       <w:rPr>
+        <w:rFonts w:eastAsia="黑体"/>
         <w:b/>
         <w:bCs/>
       </w:rPr>
     </w:tblStylePr>
     <w:tblStylePr w:type="lastCol">
       <w:rPr>
+        <w:rFonts w:eastAsia="黑体"/>
         <w:b/>
         <w:bCs/>
       </w:rPr>
@@ -4511,6 +4783,7 @@
       <w:spacing w:after="0" w:line="240" w:lineRule="auto"/>
     </w:pPr>
     <w:rPr>
+      <w:rFonts w:eastAsia="黑体"/>
       <w:color w:themeColor="accent6" w:themeShade="BF" w:val="E36C0A"/>
     </w:rPr>
     <w:tblPr>
@@ -4533,6 +4806,7 @@
         <w:spacing w:after="0" w:before="0" w:line="240" w:lineRule="auto"/>
       </w:pPr>
       <w:rPr>
+        <w:rFonts w:eastAsia="黑体"/>
         <w:b/>
         <w:bCs/>
       </w:rPr>
@@ -4553,6 +4827,7 @@
         <w:spacing w:after="0" w:before="0" w:line="240" w:lineRule="auto"/>
       </w:pPr>
       <w:rPr>
+        <w:rFonts w:eastAsia="黑体"/>
         <w:b/>
         <w:bCs/>
       </w:rPr>
@@ -4570,12 +4845,14 @@
     </w:tblStylePr>
     <w:tblStylePr w:type="firstCol">
       <w:rPr>
+        <w:rFonts w:eastAsia="黑体"/>
         <w:b/>
         <w:bCs/>
       </w:rPr>
     </w:tblStylePr>
     <w:tblStylePr w:type="lastCol">
       <w:rPr>
+        <w:rFonts w:eastAsia="黑体"/>
         <w:b/>
         <w:bCs/>
       </w:rPr>
@@ -4635,6 +4912,7 @@
         <w:spacing w:after="0" w:before="0" w:line="240" w:lineRule="auto"/>
       </w:pPr>
       <w:rPr>
+        <w:rFonts w:eastAsia="黑体"/>
         <w:b/>
         <w:bCs/>
         <w:color w:themeColor="background1" w:val="FFFFFF"/>
@@ -4649,6 +4927,7 @@
         <w:spacing w:after="0" w:before="0" w:line="240" w:lineRule="auto"/>
       </w:pPr>
       <w:rPr>
+        <w:rFonts w:eastAsia="黑体"/>
         <w:b/>
         <w:bCs/>
       </w:rPr>
@@ -4664,12 +4943,14 @@
     </w:tblStylePr>
     <w:tblStylePr w:type="firstCol">
       <w:rPr>
+        <w:rFonts w:eastAsia="黑体"/>
         <w:b/>
         <w:bCs/>
       </w:rPr>
     </w:tblStylePr>
     <w:tblStylePr w:type="lastCol">
       <w:rPr>
+        <w:rFonts w:eastAsia="黑体"/>
         <w:b/>
         <w:bCs/>
       </w:rPr>
@@ -4727,6 +5008,7 @@
         <w:spacing w:after="0" w:before="0" w:line="240" w:lineRule="auto"/>
       </w:pPr>
       <w:rPr>
+        <w:rFonts w:eastAsia="黑体"/>
         <w:b/>
         <w:bCs/>
         <w:color w:themeColor="background1" w:val="FFFFFF"/>
@@ -4741,6 +5023,7 @@
         <w:spacing w:after="0" w:before="0" w:line="240" w:lineRule="auto"/>
       </w:pPr>
       <w:rPr>
+        <w:rFonts w:eastAsia="黑体"/>
         <w:b/>
         <w:bCs/>
       </w:rPr>
@@ -4756,12 +5039,14 @@
     </w:tblStylePr>
     <w:tblStylePr w:type="firstCol">
       <w:rPr>
+        <w:rFonts w:eastAsia="黑体"/>
         <w:b/>
         <w:bCs/>
       </w:rPr>
     </w:tblStylePr>
     <w:tblStylePr w:type="lastCol">
       <w:rPr>
+        <w:rFonts w:eastAsia="黑体"/>
         <w:b/>
         <w:bCs/>
       </w:rPr>
@@ -4819,6 +5104,7 @@
         <w:spacing w:after="0" w:before="0" w:line="240" w:lineRule="auto"/>
       </w:pPr>
       <w:rPr>
+        <w:rFonts w:eastAsia="黑体"/>
         <w:b/>
         <w:bCs/>
         <w:color w:themeColor="background1" w:val="FFFFFF"/>
@@ -4833,6 +5119,7 @@
         <w:spacing w:after="0" w:before="0" w:line="240" w:lineRule="auto"/>
       </w:pPr>
       <w:rPr>
+        <w:rFonts w:eastAsia="黑体"/>
         <w:b/>
         <w:bCs/>
       </w:rPr>
@@ -4848,12 +5135,14 @@
     </w:tblStylePr>
     <w:tblStylePr w:type="firstCol">
       <w:rPr>
+        <w:rFonts w:eastAsia="黑体"/>
         <w:b/>
         <w:bCs/>
       </w:rPr>
     </w:tblStylePr>
     <w:tblStylePr w:type="lastCol">
       <w:rPr>
+        <w:rFonts w:eastAsia="黑体"/>
         <w:b/>
         <w:bCs/>
       </w:rPr>
@@ -4911,6 +5200,7 @@
         <w:spacing w:after="0" w:before="0" w:line="240" w:lineRule="auto"/>
       </w:pPr>
       <w:rPr>
+        <w:rFonts w:eastAsia="黑体"/>
         <w:b/>
         <w:bCs/>
         <w:color w:themeColor="background1" w:val="FFFFFF"/>
@@ -4925,6 +5215,7 @@
         <w:spacing w:after="0" w:before="0" w:line="240" w:lineRule="auto"/>
       </w:pPr>
       <w:rPr>
+        <w:rFonts w:eastAsia="黑体"/>
         <w:b/>
         <w:bCs/>
       </w:rPr>
@@ -4940,12 +5231,14 @@
     </w:tblStylePr>
     <w:tblStylePr w:type="firstCol">
       <w:rPr>
+        <w:rFonts w:eastAsia="黑体"/>
         <w:b/>
         <w:bCs/>
       </w:rPr>
     </w:tblStylePr>
     <w:tblStylePr w:type="lastCol">
       <w:rPr>
+        <w:rFonts w:eastAsia="黑体"/>
         <w:b/>
         <w:bCs/>
       </w:rPr>
@@ -5003,6 +5296,7 @@
         <w:spacing w:after="0" w:before="0" w:line="240" w:lineRule="auto"/>
       </w:pPr>
       <w:rPr>
+        <w:rFonts w:eastAsia="黑体"/>
         <w:b/>
         <w:bCs/>
         <w:color w:themeColor="background1" w:val="FFFFFF"/>
@@ -5017,6 +5311,7 @@
         <w:spacing w:after="0" w:before="0" w:line="240" w:lineRule="auto"/>
       </w:pPr>
       <w:rPr>
+        <w:rFonts w:eastAsia="黑体"/>
         <w:b/>
         <w:bCs/>
       </w:rPr>
@@ -5032,12 +5327,14 @@
     </w:tblStylePr>
     <w:tblStylePr w:type="firstCol">
       <w:rPr>
+        <w:rFonts w:eastAsia="黑体"/>
         <w:b/>
         <w:bCs/>
       </w:rPr>
     </w:tblStylePr>
     <w:tblStylePr w:type="lastCol">
       <w:rPr>
+        <w:rFonts w:eastAsia="黑体"/>
         <w:b/>
         <w:bCs/>
       </w:rPr>
@@ -5095,6 +5392,7 @@
         <w:spacing w:after="0" w:before="0" w:line="240" w:lineRule="auto"/>
       </w:pPr>
       <w:rPr>
+        <w:rFonts w:eastAsia="黑体"/>
         <w:b/>
         <w:bCs/>
         <w:color w:themeColor="background1" w:val="FFFFFF"/>
@@ -5109,6 +5407,7 @@
         <w:spacing w:after="0" w:before="0" w:line="240" w:lineRule="auto"/>
       </w:pPr>
       <w:rPr>
+        <w:rFonts w:eastAsia="黑体"/>
         <w:b/>
         <w:bCs/>
       </w:rPr>
@@ -5124,12 +5423,14 @@
     </w:tblStylePr>
     <w:tblStylePr w:type="firstCol">
       <w:rPr>
+        <w:rFonts w:eastAsia="黑体"/>
         <w:b/>
         <w:bCs/>
       </w:rPr>
     </w:tblStylePr>
     <w:tblStylePr w:type="lastCol">
       <w:rPr>
+        <w:rFonts w:eastAsia="黑体"/>
         <w:b/>
         <w:bCs/>
       </w:rPr>
@@ -5187,6 +5488,7 @@
         <w:spacing w:after="0" w:before="0" w:line="240" w:lineRule="auto"/>
       </w:pPr>
       <w:rPr>
+        <w:rFonts w:eastAsia="黑体"/>
         <w:b/>
         <w:bCs/>
         <w:color w:themeColor="background1" w:val="FFFFFF"/>
@@ -5201,6 +5503,7 @@
         <w:spacing w:after="0" w:before="0" w:line="240" w:lineRule="auto"/>
       </w:pPr>
       <w:rPr>
+        <w:rFonts w:eastAsia="黑体"/>
         <w:b/>
         <w:bCs/>
       </w:rPr>
@@ -5216,12 +5519,14 @@
     </w:tblStylePr>
     <w:tblStylePr w:type="firstCol">
       <w:rPr>
+        <w:rFonts w:eastAsia="黑体"/>
         <w:b/>
         <w:bCs/>
       </w:rPr>
     </w:tblStylePr>
     <w:tblStylePr w:type="lastCol">
       <w:rPr>
+        <w:rFonts w:eastAsia="黑体"/>
         <w:b/>
         <w:bCs/>
       </w:rPr>
@@ -5281,7 +5586,7 @@
         <w:spacing w:after="0" w:before="0" w:line="240" w:lineRule="auto"/>
       </w:pPr>
       <w:rPr>
-        <w:rFonts w:asciiTheme="majorHAnsi" w:cstheme="majorBidi" w:eastAsiaTheme="majorEastAsia" w:hAnsiTheme="majorHAnsi"/>
+        <w:rFonts w:asciiTheme="majorHAnsi" w:cstheme="majorBidi" w:hAnsiTheme="majorHAnsi" w:eastAsia="黑体"/>
         <w:b/>
         <w:bCs/>
       </w:rPr>
@@ -5302,7 +5607,7 @@
         <w:spacing w:after="0" w:before="0" w:line="240" w:lineRule="auto"/>
       </w:pPr>
       <w:rPr>
-        <w:rFonts w:asciiTheme="majorHAnsi" w:cstheme="majorBidi" w:eastAsiaTheme="majorEastAsia" w:hAnsiTheme="majorHAnsi"/>
+        <w:rFonts w:asciiTheme="majorHAnsi" w:cstheme="majorBidi" w:hAnsiTheme="majorHAnsi" w:eastAsia="黑体"/>
         <w:b/>
         <w:bCs/>
       </w:rPr>
@@ -5320,14 +5625,14 @@
     </w:tblStylePr>
     <w:tblStylePr w:type="firstCol">
       <w:rPr>
-        <w:rFonts w:asciiTheme="majorHAnsi" w:cstheme="majorBidi" w:eastAsiaTheme="majorEastAsia" w:hAnsiTheme="majorHAnsi"/>
+        <w:rFonts w:asciiTheme="majorHAnsi" w:cstheme="majorBidi" w:hAnsiTheme="majorHAnsi" w:eastAsia="黑体"/>
         <w:b/>
         <w:bCs/>
       </w:rPr>
     </w:tblStylePr>
     <w:tblStylePr w:type="lastCol">
       <w:rPr>
-        <w:rFonts w:asciiTheme="majorHAnsi" w:cstheme="majorBidi" w:eastAsiaTheme="majorEastAsia" w:hAnsiTheme="majorHAnsi"/>
+        <w:rFonts w:asciiTheme="majorHAnsi" w:cstheme="majorBidi" w:hAnsiTheme="majorHAnsi" w:eastAsia="黑体"/>
         <w:b/>
         <w:bCs/>
       </w:rPr>
@@ -5411,7 +5716,7 @@
         <w:spacing w:after="0" w:before="0" w:line="240" w:lineRule="auto"/>
       </w:pPr>
       <w:rPr>
-        <w:rFonts w:asciiTheme="majorHAnsi" w:cstheme="majorBidi" w:eastAsiaTheme="majorEastAsia" w:hAnsiTheme="majorHAnsi"/>
+        <w:rFonts w:asciiTheme="majorHAnsi" w:cstheme="majorBidi" w:hAnsiTheme="majorHAnsi" w:eastAsia="黑体"/>
         <w:b/>
         <w:bCs/>
       </w:rPr>
@@ -5432,7 +5737,7 @@
         <w:spacing w:after="0" w:before="0" w:line="240" w:lineRule="auto"/>
       </w:pPr>
       <w:rPr>
-        <w:rFonts w:asciiTheme="majorHAnsi" w:cstheme="majorBidi" w:eastAsiaTheme="majorEastAsia" w:hAnsiTheme="majorHAnsi"/>
+        <w:rFonts w:asciiTheme="majorHAnsi" w:cstheme="majorBidi" w:hAnsiTheme="majorHAnsi" w:eastAsia="黑体"/>
         <w:b/>
         <w:bCs/>
       </w:rPr>
@@ -5450,14 +5755,14 @@
     </w:tblStylePr>
     <w:tblStylePr w:type="firstCol">
       <w:rPr>
-        <w:rFonts w:asciiTheme="majorHAnsi" w:cstheme="majorBidi" w:eastAsiaTheme="majorEastAsia" w:hAnsiTheme="majorHAnsi"/>
+        <w:rFonts w:asciiTheme="majorHAnsi" w:cstheme="majorBidi" w:hAnsiTheme="majorHAnsi" w:eastAsia="黑体"/>
         <w:b/>
         <w:bCs/>
       </w:rPr>
     </w:tblStylePr>
     <w:tblStylePr w:type="lastCol">
       <w:rPr>
-        <w:rFonts w:asciiTheme="majorHAnsi" w:cstheme="majorBidi" w:eastAsiaTheme="majorEastAsia" w:hAnsiTheme="majorHAnsi"/>
+        <w:rFonts w:asciiTheme="majorHAnsi" w:cstheme="majorBidi" w:hAnsiTheme="majorHAnsi" w:eastAsia="黑体"/>
         <w:b/>
         <w:bCs/>
       </w:rPr>
@@ -5541,7 +5846,7 @@
         <w:spacing w:after="0" w:before="0" w:line="240" w:lineRule="auto"/>
       </w:pPr>
       <w:rPr>
-        <w:rFonts w:asciiTheme="majorHAnsi" w:cstheme="majorBidi" w:eastAsiaTheme="majorEastAsia" w:hAnsiTheme="majorHAnsi"/>
+        <w:rFonts w:asciiTheme="majorHAnsi" w:cstheme="majorBidi" w:hAnsiTheme="majorHAnsi" w:eastAsia="黑体"/>
         <w:b/>
         <w:bCs/>
       </w:rPr>
@@ -5562,7 +5867,7 @@
         <w:spacing w:after="0" w:before="0" w:line="240" w:lineRule="auto"/>
       </w:pPr>
       <w:rPr>
-        <w:rFonts w:asciiTheme="majorHAnsi" w:cstheme="majorBidi" w:eastAsiaTheme="majorEastAsia" w:hAnsiTheme="majorHAnsi"/>
+        <w:rFonts w:asciiTheme="majorHAnsi" w:cstheme="majorBidi" w:hAnsiTheme="majorHAnsi" w:eastAsia="黑体"/>
         <w:b/>
         <w:bCs/>
       </w:rPr>
@@ -5580,14 +5885,14 @@
     </w:tblStylePr>
     <w:tblStylePr w:type="firstCol">
       <w:rPr>
-        <w:rFonts w:asciiTheme="majorHAnsi" w:cstheme="majorBidi" w:eastAsiaTheme="majorEastAsia" w:hAnsiTheme="majorHAnsi"/>
+        <w:rFonts w:asciiTheme="majorHAnsi" w:cstheme="majorBidi" w:hAnsiTheme="majorHAnsi" w:eastAsia="黑体"/>
         <w:b/>
         <w:bCs/>
       </w:rPr>
     </w:tblStylePr>
     <w:tblStylePr w:type="lastCol">
       <w:rPr>
-        <w:rFonts w:asciiTheme="majorHAnsi" w:cstheme="majorBidi" w:eastAsiaTheme="majorEastAsia" w:hAnsiTheme="majorHAnsi"/>
+        <w:rFonts w:asciiTheme="majorHAnsi" w:cstheme="majorBidi" w:hAnsiTheme="majorHAnsi" w:eastAsia="黑体"/>
         <w:b/>
         <w:bCs/>
       </w:rPr>
@@ -5671,7 +5976,7 @@
         <w:spacing w:after="0" w:before="0" w:line="240" w:lineRule="auto"/>
       </w:pPr>
       <w:rPr>
-        <w:rFonts w:asciiTheme="majorHAnsi" w:cstheme="majorBidi" w:eastAsiaTheme="majorEastAsia" w:hAnsiTheme="majorHAnsi"/>
+        <w:rFonts w:asciiTheme="majorHAnsi" w:cstheme="majorBidi" w:hAnsiTheme="majorHAnsi" w:eastAsia="黑体"/>
         <w:b/>
         <w:bCs/>
       </w:rPr>
@@ -5692,7 +5997,7 @@
         <w:spacing w:after="0" w:before="0" w:line="240" w:lineRule="auto"/>
       </w:pPr>
       <w:rPr>
-        <w:rFonts w:asciiTheme="majorHAnsi" w:cstheme="majorBidi" w:eastAsiaTheme="majorEastAsia" w:hAnsiTheme="majorHAnsi"/>
+        <w:rFonts w:asciiTheme="majorHAnsi" w:cstheme="majorBidi" w:hAnsiTheme="majorHAnsi" w:eastAsia="黑体"/>
         <w:b/>
         <w:bCs/>
       </w:rPr>
@@ -5710,14 +6015,14 @@
     </w:tblStylePr>
     <w:tblStylePr w:type="firstCol">
       <w:rPr>
-        <w:rFonts w:asciiTheme="majorHAnsi" w:cstheme="majorBidi" w:eastAsiaTheme="majorEastAsia" w:hAnsiTheme="majorHAnsi"/>
+        <w:rFonts w:asciiTheme="majorHAnsi" w:cstheme="majorBidi" w:hAnsiTheme="majorHAnsi" w:eastAsia="黑体"/>
         <w:b/>
         <w:bCs/>
       </w:rPr>
     </w:tblStylePr>
     <w:tblStylePr w:type="lastCol">
       <w:rPr>
-        <w:rFonts w:asciiTheme="majorHAnsi" w:cstheme="majorBidi" w:eastAsiaTheme="majorEastAsia" w:hAnsiTheme="majorHAnsi"/>
+        <w:rFonts w:asciiTheme="majorHAnsi" w:cstheme="majorBidi" w:hAnsiTheme="majorHAnsi" w:eastAsia="黑体"/>
         <w:b/>
         <w:bCs/>
       </w:rPr>
@@ -5801,7 +6106,7 @@
         <w:spacing w:after="0" w:before="0" w:line="240" w:lineRule="auto"/>
       </w:pPr>
       <w:rPr>
-        <w:rFonts w:asciiTheme="majorHAnsi" w:cstheme="majorBidi" w:eastAsiaTheme="majorEastAsia" w:hAnsiTheme="majorHAnsi"/>
+        <w:rFonts w:asciiTheme="majorHAnsi" w:cstheme="majorBidi" w:hAnsiTheme="majorHAnsi" w:eastAsia="黑体"/>
         <w:b/>
         <w:bCs/>
       </w:rPr>
@@ -5822,7 +6127,7 @@
         <w:spacing w:after="0" w:before="0" w:line="240" w:lineRule="auto"/>
       </w:pPr>
       <w:rPr>
-        <w:rFonts w:asciiTheme="majorHAnsi" w:cstheme="majorBidi" w:eastAsiaTheme="majorEastAsia" w:hAnsiTheme="majorHAnsi"/>
+        <w:rFonts w:asciiTheme="majorHAnsi" w:cstheme="majorBidi" w:hAnsiTheme="majorHAnsi" w:eastAsia="黑体"/>
         <w:b/>
         <w:bCs/>
       </w:rPr>
@@ -5840,14 +6145,14 @@
     </w:tblStylePr>
     <w:tblStylePr w:type="firstCol">
       <w:rPr>
-        <w:rFonts w:asciiTheme="majorHAnsi" w:cstheme="majorBidi" w:eastAsiaTheme="majorEastAsia" w:hAnsiTheme="majorHAnsi"/>
+        <w:rFonts w:asciiTheme="majorHAnsi" w:cstheme="majorBidi" w:hAnsiTheme="majorHAnsi" w:eastAsia="黑体"/>
         <w:b/>
         <w:bCs/>
       </w:rPr>
     </w:tblStylePr>
     <w:tblStylePr w:type="lastCol">
       <w:rPr>
-        <w:rFonts w:asciiTheme="majorHAnsi" w:cstheme="majorBidi" w:eastAsiaTheme="majorEastAsia" w:hAnsiTheme="majorHAnsi"/>
+        <w:rFonts w:asciiTheme="majorHAnsi" w:cstheme="majorBidi" w:hAnsiTheme="majorHAnsi" w:eastAsia="黑体"/>
         <w:b/>
         <w:bCs/>
       </w:rPr>
@@ -5931,7 +6236,7 @@
         <w:spacing w:after="0" w:before="0" w:line="240" w:lineRule="auto"/>
       </w:pPr>
       <w:rPr>
-        <w:rFonts w:asciiTheme="majorHAnsi" w:cstheme="majorBidi" w:eastAsiaTheme="majorEastAsia" w:hAnsiTheme="majorHAnsi"/>
+        <w:rFonts w:asciiTheme="majorHAnsi" w:cstheme="majorBidi" w:hAnsiTheme="majorHAnsi" w:eastAsia="黑体"/>
         <w:b/>
         <w:bCs/>
       </w:rPr>
@@ -5952,7 +6257,7 @@
         <w:spacing w:after="0" w:before="0" w:line="240" w:lineRule="auto"/>
       </w:pPr>
       <w:rPr>
-        <w:rFonts w:asciiTheme="majorHAnsi" w:cstheme="majorBidi" w:eastAsiaTheme="majorEastAsia" w:hAnsiTheme="majorHAnsi"/>
+        <w:rFonts w:asciiTheme="majorHAnsi" w:cstheme="majorBidi" w:hAnsiTheme="majorHAnsi" w:eastAsia="黑体"/>
         <w:b/>
         <w:bCs/>
       </w:rPr>
@@ -5970,14 +6275,14 @@
     </w:tblStylePr>
     <w:tblStylePr w:type="firstCol">
       <w:rPr>
-        <w:rFonts w:asciiTheme="majorHAnsi" w:cstheme="majorBidi" w:eastAsiaTheme="majorEastAsia" w:hAnsiTheme="majorHAnsi"/>
+        <w:rFonts w:asciiTheme="majorHAnsi" w:cstheme="majorBidi" w:hAnsiTheme="majorHAnsi" w:eastAsia="黑体"/>
         <w:b/>
         <w:bCs/>
       </w:rPr>
     </w:tblStylePr>
     <w:tblStylePr w:type="lastCol">
       <w:rPr>
-        <w:rFonts w:asciiTheme="majorHAnsi" w:cstheme="majorBidi" w:eastAsiaTheme="majorEastAsia" w:hAnsiTheme="majorHAnsi"/>
+        <w:rFonts w:asciiTheme="majorHAnsi" w:cstheme="majorBidi" w:hAnsiTheme="majorHAnsi" w:eastAsia="黑体"/>
         <w:b/>
         <w:bCs/>
       </w:rPr>
@@ -6061,7 +6366,7 @@
         <w:spacing w:after="0" w:before="0" w:line="240" w:lineRule="auto"/>
       </w:pPr>
       <w:rPr>
-        <w:rFonts w:asciiTheme="majorHAnsi" w:cstheme="majorBidi" w:eastAsiaTheme="majorEastAsia" w:hAnsiTheme="majorHAnsi"/>
+        <w:rFonts w:asciiTheme="majorHAnsi" w:cstheme="majorBidi" w:hAnsiTheme="majorHAnsi" w:eastAsia="黑体"/>
         <w:b/>
         <w:bCs/>
       </w:rPr>
@@ -6082,7 +6387,7 @@
         <w:spacing w:after="0" w:before="0" w:line="240" w:lineRule="auto"/>
       </w:pPr>
       <w:rPr>
-        <w:rFonts w:asciiTheme="majorHAnsi" w:cstheme="majorBidi" w:eastAsiaTheme="majorEastAsia" w:hAnsiTheme="majorHAnsi"/>
+        <w:rFonts w:asciiTheme="majorHAnsi" w:cstheme="majorBidi" w:hAnsiTheme="majorHAnsi" w:eastAsia="黑体"/>
         <w:b/>
         <w:bCs/>
       </w:rPr>
@@ -6100,14 +6405,14 @@
     </w:tblStylePr>
     <w:tblStylePr w:type="firstCol">
       <w:rPr>
-        <w:rFonts w:asciiTheme="majorHAnsi" w:cstheme="majorBidi" w:eastAsiaTheme="majorEastAsia" w:hAnsiTheme="majorHAnsi"/>
+        <w:rFonts w:asciiTheme="majorHAnsi" w:cstheme="majorBidi" w:hAnsiTheme="majorHAnsi" w:eastAsia="黑体"/>
         <w:b/>
         <w:bCs/>
       </w:rPr>
     </w:tblStylePr>
     <w:tblStylePr w:type="lastCol">
       <w:rPr>
-        <w:rFonts w:asciiTheme="majorHAnsi" w:cstheme="majorBidi" w:eastAsiaTheme="majorEastAsia" w:hAnsiTheme="majorHAnsi"/>
+        <w:rFonts w:asciiTheme="majorHAnsi" w:cstheme="majorBidi" w:hAnsiTheme="majorHAnsi" w:eastAsia="黑体"/>
         <w:b/>
         <w:bCs/>
       </w:rPr>
@@ -6190,6 +6495,7 @@
         <w:spacing w:after="0" w:before="0" w:line="240" w:lineRule="auto"/>
       </w:pPr>
       <w:rPr>
+        <w:rFonts w:eastAsia="黑体"/>
         <w:b/>
         <w:bCs/>
         <w:color w:themeColor="background1" w:val="FFFFFF"/>
@@ -6212,6 +6518,7 @@
         <w:spacing w:after="0" w:before="0" w:line="240" w:lineRule="auto"/>
       </w:pPr>
       <w:rPr>
+        <w:rFonts w:eastAsia="黑体"/>
         <w:b/>
         <w:bCs/>
       </w:rPr>
@@ -6229,12 +6536,14 @@
     </w:tblStylePr>
     <w:tblStylePr w:type="firstCol">
       <w:rPr>
+        <w:rFonts w:eastAsia="黑体"/>
         <w:b/>
         <w:bCs/>
       </w:rPr>
     </w:tblStylePr>
     <w:tblStylePr w:type="lastCol">
       <w:rPr>
+        <w:rFonts w:eastAsia="黑体"/>
         <w:b/>
         <w:bCs/>
       </w:rPr>
@@ -6296,6 +6605,7 @@
         <w:spacing w:after="0" w:before="0" w:line="240" w:lineRule="auto"/>
       </w:pPr>
       <w:rPr>
+        <w:rFonts w:eastAsia="黑体"/>
         <w:b/>
         <w:bCs/>
         <w:color w:themeColor="background1" w:val="FFFFFF"/>
@@ -6318,6 +6628,7 @@
         <w:spacing w:after="0" w:before="0" w:line="240" w:lineRule="auto"/>
       </w:pPr>
       <w:rPr>
+        <w:rFonts w:eastAsia="黑体"/>
         <w:b/>
         <w:bCs/>
       </w:rPr>
@@ -6335,12 +6646,14 @@
     </w:tblStylePr>
     <w:tblStylePr w:type="firstCol">
       <w:rPr>
+        <w:rFonts w:eastAsia="黑体"/>
         <w:b/>
         <w:bCs/>
       </w:rPr>
     </w:tblStylePr>
     <w:tblStylePr w:type="lastCol">
       <w:rPr>
+        <w:rFonts w:eastAsia="黑体"/>
         <w:b/>
         <w:bCs/>
       </w:rPr>
@@ -6402,6 +6715,7 @@
         <w:spacing w:after="0" w:before="0" w:line="240" w:lineRule="auto"/>
       </w:pPr>
       <w:rPr>
+        <w:rFonts w:eastAsia="黑体"/>
         <w:b/>
         <w:bCs/>
         <w:color w:themeColor="background1" w:val="FFFFFF"/>
@@ -6424,6 +6738,7 @@
         <w:spacing w:after="0" w:before="0" w:line="240" w:lineRule="auto"/>
       </w:pPr>
       <w:rPr>
+        <w:rFonts w:eastAsia="黑体"/>
         <w:b/>
         <w:bCs/>
       </w:rPr>
@@ -6441,12 +6756,14 @@
     </w:tblStylePr>
     <w:tblStylePr w:type="firstCol">
       <w:rPr>
+        <w:rFonts w:eastAsia="黑体"/>
         <w:b/>
         <w:bCs/>
       </w:rPr>
     </w:tblStylePr>
     <w:tblStylePr w:type="lastCol">
       <w:rPr>
+        <w:rFonts w:eastAsia="黑体"/>
         <w:b/>
         <w:bCs/>
       </w:rPr>
@@ -6508,6 +6825,7 @@
         <w:spacing w:after="0" w:before="0" w:line="240" w:lineRule="auto"/>
       </w:pPr>
       <w:rPr>
+        <w:rFonts w:eastAsia="黑体"/>
         <w:b/>
         <w:bCs/>
         <w:color w:themeColor="background1" w:val="FFFFFF"/>
@@ -6530,6 +6848,7 @@
         <w:spacing w:after="0" w:before="0" w:line="240" w:lineRule="auto"/>
       </w:pPr>
       <w:rPr>
+        <w:rFonts w:eastAsia="黑体"/>
         <w:b/>
         <w:bCs/>
       </w:rPr>
@@ -6547,12 +6866,14 @@
     </w:tblStylePr>
     <w:tblStylePr w:type="firstCol">
       <w:rPr>
+        <w:rFonts w:eastAsia="黑体"/>
         <w:b/>
         <w:bCs/>
       </w:rPr>
     </w:tblStylePr>
     <w:tblStylePr w:type="lastCol">
       <w:rPr>
+        <w:rFonts w:eastAsia="黑体"/>
         <w:b/>
         <w:bCs/>
       </w:rPr>
@@ -6614,6 +6935,7 @@
         <w:spacing w:after="0" w:before="0" w:line="240" w:lineRule="auto"/>
       </w:pPr>
       <w:rPr>
+        <w:rFonts w:eastAsia="黑体"/>
         <w:b/>
         <w:bCs/>
         <w:color w:themeColor="background1" w:val="FFFFFF"/>
@@ -6636,6 +6958,7 @@
         <w:spacing w:after="0" w:before="0" w:line="240" w:lineRule="auto"/>
       </w:pPr>
       <w:rPr>
+        <w:rFonts w:eastAsia="黑体"/>
         <w:b/>
         <w:bCs/>
       </w:rPr>
@@ -6653,12 +6976,14 @@
     </w:tblStylePr>
     <w:tblStylePr w:type="firstCol">
       <w:rPr>
+        <w:rFonts w:eastAsia="黑体"/>
         <w:b/>
         <w:bCs/>
       </w:rPr>
     </w:tblStylePr>
     <w:tblStylePr w:type="lastCol">
       <w:rPr>
+        <w:rFonts w:eastAsia="黑体"/>
         <w:b/>
         <w:bCs/>
       </w:rPr>
@@ -6720,6 +7045,7 @@
         <w:spacing w:after="0" w:before="0" w:line="240" w:lineRule="auto"/>
       </w:pPr>
       <w:rPr>
+        <w:rFonts w:eastAsia="黑体"/>
         <w:b/>
         <w:bCs/>
         <w:color w:themeColor="background1" w:val="FFFFFF"/>
@@ -6742,6 +7068,7 @@
         <w:spacing w:after="0" w:before="0" w:line="240" w:lineRule="auto"/>
       </w:pPr>
       <w:rPr>
+        <w:rFonts w:eastAsia="黑体"/>
         <w:b/>
         <w:bCs/>
       </w:rPr>
@@ -6759,12 +7086,14 @@
     </w:tblStylePr>
     <w:tblStylePr w:type="firstCol">
       <w:rPr>
+        <w:rFonts w:eastAsia="黑体"/>
         <w:b/>
         <w:bCs/>
       </w:rPr>
     </w:tblStylePr>
     <w:tblStylePr w:type="lastCol">
       <w:rPr>
+        <w:rFonts w:eastAsia="黑体"/>
         <w:b/>
         <w:bCs/>
       </w:rPr>
@@ -6826,6 +7155,7 @@
         <w:spacing w:after="0" w:before="0" w:line="240" w:lineRule="auto"/>
       </w:pPr>
       <w:rPr>
+        <w:rFonts w:eastAsia="黑体"/>
         <w:b/>
         <w:bCs/>
         <w:color w:themeColor="background1" w:val="FFFFFF"/>
@@ -6848,6 +7178,7 @@
         <w:spacing w:after="0" w:before="0" w:line="240" w:lineRule="auto"/>
       </w:pPr>
       <w:rPr>
+        <w:rFonts w:eastAsia="黑体"/>
         <w:b/>
         <w:bCs/>
       </w:rPr>
@@ -6865,12 +7196,14 @@
     </w:tblStylePr>
     <w:tblStylePr w:type="firstCol">
       <w:rPr>
+        <w:rFonts w:eastAsia="黑体"/>
         <w:b/>
         <w:bCs/>
       </w:rPr>
     </w:tblStylePr>
     <w:tblStylePr w:type="lastCol">
       <w:rPr>
+        <w:rFonts w:eastAsia="黑体"/>
         <w:b/>
         <w:bCs/>
       </w:rPr>
@@ -6929,6 +7262,7 @@
         <w:spacing w:after="0" w:before="0" w:line="240" w:lineRule="auto"/>
       </w:pPr>
       <w:rPr>
+        <w:rFonts w:eastAsia="黑体"/>
         <w:b/>
         <w:bCs/>
         <w:color w:themeColor="background1" w:val="FFFFFF"/>
@@ -6951,6 +7285,7 @@
         <w:spacing w:after="0" w:before="0" w:line="240" w:lineRule="auto"/>
       </w:pPr>
       <w:rPr>
+        <w:rFonts w:eastAsia="黑体"/>
         <w:color w:val="auto"/>
       </w:rPr>
       <w:tblPr/>
@@ -6968,6 +7303,7 @@
     </w:tblStylePr>
     <w:tblStylePr w:type="firstCol">
       <w:rPr>
+        <w:rFonts w:eastAsia="黑体"/>
         <w:b/>
         <w:bCs/>
         <w:color w:themeColor="background1" w:val="FFFFFF"/>
@@ -6987,6 +7323,7 @@
     </w:tblStylePr>
     <w:tblStylePr w:type="lastCol">
       <w:rPr>
+        <w:rFonts w:eastAsia="黑体"/>
         <w:b/>
         <w:bCs/>
         <w:color w:themeColor="background1" w:val="FFFFFF"/>
@@ -7035,6 +7372,7 @@
     </w:tblStylePr>
     <w:tblStylePr w:type="nwCell">
       <w:rPr>
+        <w:rFonts w:eastAsia="黑体"/>
         <w:color w:themeColor="background1" w:val="FFFFFF"/>
       </w:rPr>
       <w:tblPr/>
@@ -7078,6 +7416,7 @@
         <w:spacing w:after="0" w:before="0" w:line="240" w:lineRule="auto"/>
       </w:pPr>
       <w:rPr>
+        <w:rFonts w:eastAsia="黑体"/>
         <w:b/>
         <w:bCs/>
         <w:color w:themeColor="background1" w:val="FFFFFF"/>
@@ -7100,6 +7439,7 @@
         <w:spacing w:after="0" w:before="0" w:line="240" w:lineRule="auto"/>
       </w:pPr>
       <w:rPr>
+        <w:rFonts w:eastAsia="黑体"/>
         <w:color w:val="auto"/>
       </w:rPr>
       <w:tblPr/>
@@ -7117,6 +7457,7 @@
     </w:tblStylePr>
     <w:tblStylePr w:type="firstCol">
       <w:rPr>
+        <w:rFonts w:eastAsia="黑体"/>
         <w:b/>
         <w:bCs/>
         <w:color w:themeColor="background1" w:val="FFFFFF"/>
@@ -7136,6 +7477,7 @@
     </w:tblStylePr>
     <w:tblStylePr w:type="lastCol">
       <w:rPr>
+        <w:rFonts w:eastAsia="黑体"/>
         <w:b/>
         <w:bCs/>
         <w:color w:themeColor="background1" w:val="FFFFFF"/>
@@ -7184,6 +7526,7 @@
     </w:tblStylePr>
     <w:tblStylePr w:type="nwCell">
       <w:rPr>
+        <w:rFonts w:eastAsia="黑体"/>
         <w:color w:themeColor="background1" w:val="FFFFFF"/>
       </w:rPr>
       <w:tblPr/>
@@ -7227,6 +7570,7 @@
         <w:spacing w:after="0" w:before="0" w:line="240" w:lineRule="auto"/>
       </w:pPr>
       <w:rPr>
+        <w:rFonts w:eastAsia="黑体"/>
         <w:b/>
         <w:bCs/>
         <w:color w:themeColor="background1" w:val="FFFFFF"/>
@@ -7249,6 +7593,7 @@
         <w:spacing w:after="0" w:before="0" w:line="240" w:lineRule="auto"/>
       </w:pPr>
       <w:rPr>
+        <w:rFonts w:eastAsia="黑体"/>
         <w:color w:val="auto"/>
       </w:rPr>
       <w:tblPr/>
@@ -7266,6 +7611,7 @@
     </w:tblStylePr>
     <w:tblStylePr w:type="firstCol">
       <w:rPr>
+        <w:rFonts w:eastAsia="黑体"/>
         <w:b/>
         <w:bCs/>
         <w:color w:themeColor="background1" w:val="FFFFFF"/>
@@ -7285,6 +7631,7 @@
     </w:tblStylePr>
     <w:tblStylePr w:type="lastCol">
       <w:rPr>
+        <w:rFonts w:eastAsia="黑体"/>
         <w:b/>
         <w:bCs/>
         <w:color w:themeColor="background1" w:val="FFFFFF"/>
@@ -7333,6 +7680,7 @@
     </w:tblStylePr>
     <w:tblStylePr w:type="nwCell">
       <w:rPr>
+        <w:rFonts w:eastAsia="黑体"/>
         <w:color w:themeColor="background1" w:val="FFFFFF"/>
       </w:rPr>
       <w:tblPr/>
@@ -7376,6 +7724,7 @@
         <w:spacing w:after="0" w:before="0" w:line="240" w:lineRule="auto"/>
       </w:pPr>
       <w:rPr>
+        <w:rFonts w:eastAsia="黑体"/>
         <w:b/>
         <w:bCs/>
         <w:color w:themeColor="background1" w:val="FFFFFF"/>
@@ -7398,6 +7747,7 @@
         <w:spacing w:after="0" w:before="0" w:line="240" w:lineRule="auto"/>
       </w:pPr>
       <w:rPr>
+        <w:rFonts w:eastAsia="黑体"/>
         <w:color w:val="auto"/>
       </w:rPr>
       <w:tblPr/>
@@ -7415,6 +7765,7 @@
     </w:tblStylePr>
     <w:tblStylePr w:type="firstCol">
       <w:rPr>
+        <w:rFonts w:eastAsia="黑体"/>
         <w:b/>
         <w:bCs/>
         <w:color w:themeColor="background1" w:val="FFFFFF"/>
@@ -7434,6 +7785,7 @@
     </w:tblStylePr>
     <w:tblStylePr w:type="lastCol">
       <w:rPr>
+        <w:rFonts w:eastAsia="黑体"/>
         <w:b/>
         <w:bCs/>
         <w:color w:themeColor="background1" w:val="FFFFFF"/>
@@ -7482,6 +7834,7 @@
     </w:tblStylePr>
     <w:tblStylePr w:type="nwCell">
       <w:rPr>
+        <w:rFonts w:eastAsia="黑体"/>
         <w:color w:themeColor="background1" w:val="FFFFFF"/>
       </w:rPr>
       <w:tblPr/>
@@ -7525,6 +7878,7 @@
         <w:spacing w:after="0" w:before="0" w:line="240" w:lineRule="auto"/>
       </w:pPr>
       <w:rPr>
+        <w:rFonts w:eastAsia="黑体"/>
         <w:b/>
         <w:bCs/>
         <w:color w:themeColor="background1" w:val="FFFFFF"/>
@@ -7547,6 +7901,7 @@
         <w:spacing w:after="0" w:before="0" w:line="240" w:lineRule="auto"/>
       </w:pPr>
       <w:rPr>
+        <w:rFonts w:eastAsia="黑体"/>
         <w:color w:val="auto"/>
       </w:rPr>
       <w:tblPr/>
@@ -7564,6 +7919,7 @@
     </w:tblStylePr>
     <w:tblStylePr w:type="firstCol">
       <w:rPr>
+        <w:rFonts w:eastAsia="黑体"/>
         <w:b/>
         <w:bCs/>
         <w:color w:themeColor="background1" w:val="FFFFFF"/>
@@ -7583,6 +7939,7 @@
     </w:tblStylePr>
     <w:tblStylePr w:type="lastCol">
       <w:rPr>
+        <w:rFonts w:eastAsia="黑体"/>
         <w:b/>
         <w:bCs/>
         <w:color w:themeColor="background1" w:val="FFFFFF"/>
@@ -7631,6 +7988,7 @@
     </w:tblStylePr>
     <w:tblStylePr w:type="nwCell">
       <w:rPr>
+        <w:rFonts w:eastAsia="黑体"/>
         <w:color w:themeColor="background1" w:val="FFFFFF"/>
       </w:rPr>
       <w:tblPr/>
@@ -7674,6 +8032,7 @@
         <w:spacing w:after="0" w:before="0" w:line="240" w:lineRule="auto"/>
       </w:pPr>
       <w:rPr>
+        <w:rFonts w:eastAsia="黑体"/>
         <w:b/>
         <w:bCs/>
         <w:color w:themeColor="background1" w:val="FFFFFF"/>
@@ -7696,6 +8055,7 @@
         <w:spacing w:after="0" w:before="0" w:line="240" w:lineRule="auto"/>
       </w:pPr>
       <w:rPr>
+        <w:rFonts w:eastAsia="黑体"/>
         <w:color w:val="auto"/>
       </w:rPr>
       <w:tblPr/>
@@ -7713,6 +8073,7 @@
     </w:tblStylePr>
     <w:tblStylePr w:type="firstCol">
       <w:rPr>
+        <w:rFonts w:eastAsia="黑体"/>
         <w:b/>
         <w:bCs/>
         <w:color w:themeColor="background1" w:val="FFFFFF"/>
@@ -7732,6 +8093,7 @@
     </w:tblStylePr>
     <w:tblStylePr w:type="lastCol">
       <w:rPr>
+        <w:rFonts w:eastAsia="黑体"/>
         <w:b/>
         <w:bCs/>
         <w:color w:themeColor="background1" w:val="FFFFFF"/>
@@ -7780,6 +8142,7 @@
     </w:tblStylePr>
     <w:tblStylePr w:type="nwCell">
       <w:rPr>
+        <w:rFonts w:eastAsia="黑体"/>
         <w:color w:themeColor="background1" w:val="FFFFFF"/>
       </w:rPr>
       <w:tblPr/>
@@ -7823,6 +8186,7 @@
         <w:spacing w:after="0" w:before="0" w:line="240" w:lineRule="auto"/>
       </w:pPr>
       <w:rPr>
+        <w:rFonts w:eastAsia="黑体"/>
         <w:b/>
         <w:bCs/>
         <w:color w:themeColor="background1" w:val="FFFFFF"/>
@@ -7845,6 +8209,7 @@
         <w:spacing w:after="0" w:before="0" w:line="240" w:lineRule="auto"/>
       </w:pPr>
       <w:rPr>
+        <w:rFonts w:eastAsia="黑体"/>
         <w:color w:val="auto"/>
       </w:rPr>
       <w:tblPr/>
@@ -7862,6 +8227,7 @@
     </w:tblStylePr>
     <w:tblStylePr w:type="firstCol">
       <w:rPr>
+        <w:rFonts w:eastAsia="黑体"/>
         <w:b/>
         <w:bCs/>
         <w:color w:themeColor="background1" w:val="FFFFFF"/>
@@ -7881,6 +8247,7 @@
     </w:tblStylePr>
     <w:tblStylePr w:type="lastCol">
       <w:rPr>
+        <w:rFonts w:eastAsia="黑体"/>
         <w:b/>
         <w:bCs/>
         <w:color w:themeColor="background1" w:val="FFFFFF"/>
@@ -7929,6 +8296,7 @@
     </w:tblStylePr>
     <w:tblStylePr w:type="nwCell">
       <w:rPr>
+        <w:rFonts w:eastAsia="黑体"/>
         <w:color w:themeColor="background1" w:val="FFFFFF"/>
       </w:rPr>
       <w:tblPr/>
@@ -7953,6 +8321,7 @@
       <w:spacing w:after="0" w:line="240" w:lineRule="auto"/>
     </w:pPr>
     <w:rPr>
+      <w:rFonts w:eastAsia="黑体"/>
       <w:color w:themeColor="text1" w:val="000000"/>
     </w:rPr>
     <w:tblPr>
@@ -7972,7 +8341,7 @@
     </w:tblPr>
     <w:tblStylePr w:type="firstRow">
       <w:rPr>
-        <w:rFonts w:asciiTheme="majorHAnsi" w:cstheme="majorBidi" w:eastAsiaTheme="majorEastAsia" w:hAnsiTheme="majorHAnsi"/>
+        <w:rFonts w:asciiTheme="majorHAnsi" w:cstheme="majorBidi" w:hAnsiTheme="majorHAnsi" w:eastAsia="黑体"/>
       </w:rPr>
       <w:tblPr/>
       <w:tcPr>
@@ -7984,6 +8353,7 @@
     </w:tblStylePr>
     <w:tblStylePr w:type="lastRow">
       <w:rPr>
+        <w:rFonts w:eastAsia="黑体"/>
         <w:b/>
         <w:bCs/>
         <w:color w:themeColor="text2" w:val="1F497D"/>
@@ -7998,12 +8368,14 @@
     </w:tblStylePr>
     <w:tblStylePr w:type="firstCol">
       <w:rPr>
+        <w:rFonts w:eastAsia="黑体"/>
         <w:b/>
         <w:bCs/>
       </w:rPr>
     </w:tblStylePr>
     <w:tblStylePr w:type="lastCol">
       <w:rPr>
+        <w:rFonts w:eastAsia="黑体"/>
         <w:b/>
         <w:bCs/>
       </w:rPr>
@@ -8037,6 +8409,7 @@
       <w:spacing w:after="0" w:line="240" w:lineRule="auto"/>
     </w:pPr>
     <w:rPr>
+      <w:rFonts w:eastAsia="黑体"/>
       <w:color w:themeColor="text1" w:val="000000"/>
     </w:rPr>
     <w:tblPr>
@@ -8056,7 +8429,7 @@
     </w:tblPr>
     <w:tblStylePr w:type="firstRow">
       <w:rPr>
-        <w:rFonts w:asciiTheme="majorHAnsi" w:cstheme="majorBidi" w:eastAsiaTheme="majorEastAsia" w:hAnsiTheme="majorHAnsi"/>
+        <w:rFonts w:asciiTheme="majorHAnsi" w:cstheme="majorBidi" w:hAnsiTheme="majorHAnsi" w:eastAsia="黑体"/>
       </w:rPr>
       <w:tblPr/>
       <w:tcPr>
@@ -8068,6 +8441,7 @@
     </w:tblStylePr>
     <w:tblStylePr w:type="lastRow">
       <w:rPr>
+        <w:rFonts w:eastAsia="黑体"/>
         <w:b/>
         <w:bCs/>
         <w:color w:themeColor="text2" w:val="1F497D"/>
@@ -8082,12 +8456,14 @@
     </w:tblStylePr>
     <w:tblStylePr w:type="firstCol">
       <w:rPr>
+        <w:rFonts w:eastAsia="黑体"/>
         <w:b/>
         <w:bCs/>
       </w:rPr>
     </w:tblStylePr>
     <w:tblStylePr w:type="lastCol">
       <w:rPr>
+        <w:rFonts w:eastAsia="黑体"/>
         <w:b/>
         <w:bCs/>
       </w:rPr>
@@ -8121,6 +8497,7 @@
       <w:spacing w:after="0" w:line="240" w:lineRule="auto"/>
     </w:pPr>
     <w:rPr>
+      <w:rFonts w:eastAsia="黑体"/>
       <w:color w:themeColor="text1" w:val="000000"/>
     </w:rPr>
     <w:tblPr>
@@ -8140,7 +8517,7 @@
     </w:tblPr>
     <w:tblStylePr w:type="firstRow">
       <w:rPr>
-        <w:rFonts w:asciiTheme="majorHAnsi" w:cstheme="majorBidi" w:eastAsiaTheme="majorEastAsia" w:hAnsiTheme="majorHAnsi"/>
+        <w:rFonts w:asciiTheme="majorHAnsi" w:cstheme="majorBidi" w:hAnsiTheme="majorHAnsi" w:eastAsia="黑体"/>
       </w:rPr>
       <w:tblPr/>
       <w:tcPr>
@@ -8152,6 +8529,7 @@
     </w:tblStylePr>
     <w:tblStylePr w:type="lastRow">
       <w:rPr>
+        <w:rFonts w:eastAsia="黑体"/>
         <w:b/>
         <w:bCs/>
         <w:color w:themeColor="text2" w:val="1F497D"/>
@@ -8166,12 +8544,14 @@
     </w:tblStylePr>
     <w:tblStylePr w:type="firstCol">
       <w:rPr>
+        <w:rFonts w:eastAsia="黑体"/>
         <w:b/>
         <w:bCs/>
       </w:rPr>
     </w:tblStylePr>
     <w:tblStylePr w:type="lastCol">
       <w:rPr>
+        <w:rFonts w:eastAsia="黑体"/>
         <w:b/>
         <w:bCs/>
       </w:rPr>
@@ -8205,6 +8585,7 @@
       <w:spacing w:after="0" w:line="240" w:lineRule="auto"/>
     </w:pPr>
     <w:rPr>
+      <w:rFonts w:eastAsia="黑体"/>
       <w:color w:themeColor="text1" w:val="000000"/>
     </w:rPr>
     <w:tblPr>
@@ -8224,7 +8605,7 @@
     </w:tblPr>
     <w:tblStylePr w:type="firstRow">
       <w:rPr>
-        <w:rFonts w:asciiTheme="majorHAnsi" w:cstheme="majorBidi" w:eastAsiaTheme="majorEastAsia" w:hAnsiTheme="majorHAnsi"/>
+        <w:rFonts w:asciiTheme="majorHAnsi" w:cstheme="majorBidi" w:hAnsiTheme="majorHAnsi" w:eastAsia="黑体"/>
       </w:rPr>
       <w:tblPr/>
       <w:tcPr>
@@ -8236,6 +8617,7 @@
     </w:tblStylePr>
     <w:tblStylePr w:type="lastRow">
       <w:rPr>
+        <w:rFonts w:eastAsia="黑体"/>
         <w:b/>
         <w:bCs/>
         <w:color w:themeColor="text2" w:val="1F497D"/>
@@ -8250,12 +8632,14 @@
     </w:tblStylePr>
     <w:tblStylePr w:type="firstCol">
       <w:rPr>
+        <w:rFonts w:eastAsia="黑体"/>
         <w:b/>
         <w:bCs/>
       </w:rPr>
     </w:tblStylePr>
     <w:tblStylePr w:type="lastCol">
       <w:rPr>
+        <w:rFonts w:eastAsia="黑体"/>
         <w:b/>
         <w:bCs/>
       </w:rPr>
@@ -8289,6 +8673,7 @@
       <w:spacing w:after="0" w:line="240" w:lineRule="auto"/>
     </w:pPr>
     <w:rPr>
+      <w:rFonts w:eastAsia="黑体"/>
       <w:color w:themeColor="text1" w:val="000000"/>
     </w:rPr>
     <w:tblPr>
@@ -8308,7 +8693,7 @@
     </w:tblPr>
     <w:tblStylePr w:type="firstRow">
       <w:rPr>
-        <w:rFonts w:asciiTheme="majorHAnsi" w:cstheme="majorBidi" w:eastAsiaTheme="majorEastAsia" w:hAnsiTheme="majorHAnsi"/>
+        <w:rFonts w:asciiTheme="majorHAnsi" w:cstheme="majorBidi" w:hAnsiTheme="majorHAnsi" w:eastAsia="黑体"/>
       </w:rPr>
       <w:tblPr/>
       <w:tcPr>
@@ -8320,6 +8705,7 @@
     </w:tblStylePr>
     <w:tblStylePr w:type="lastRow">
       <w:rPr>
+        <w:rFonts w:eastAsia="黑体"/>
         <w:b/>
         <w:bCs/>
         <w:color w:themeColor="text2" w:val="1F497D"/>
@@ -8334,12 +8720,14 @@
     </w:tblStylePr>
     <w:tblStylePr w:type="firstCol">
       <w:rPr>
+        <w:rFonts w:eastAsia="黑体"/>
         <w:b/>
         <w:bCs/>
       </w:rPr>
     </w:tblStylePr>
     <w:tblStylePr w:type="lastCol">
       <w:rPr>
+        <w:rFonts w:eastAsia="黑体"/>
         <w:b/>
         <w:bCs/>
       </w:rPr>
@@ -8373,6 +8761,7 @@
       <w:spacing w:after="0" w:line="240" w:lineRule="auto"/>
     </w:pPr>
     <w:rPr>
+      <w:rFonts w:eastAsia="黑体"/>
       <w:color w:themeColor="text1" w:val="000000"/>
     </w:rPr>
     <w:tblPr>
@@ -8392,7 +8781,7 @@
     </w:tblPr>
     <w:tblStylePr w:type="firstRow">
       <w:rPr>
-        <w:rFonts w:asciiTheme="majorHAnsi" w:cstheme="majorBidi" w:eastAsiaTheme="majorEastAsia" w:hAnsiTheme="majorHAnsi"/>
+        <w:rFonts w:asciiTheme="majorHAnsi" w:cstheme="majorBidi" w:hAnsiTheme="majorHAnsi" w:eastAsia="黑体"/>
       </w:rPr>
       <w:tblPr/>
       <w:tcPr>
@@ -8404,6 +8793,7 @@
     </w:tblStylePr>
     <w:tblStylePr w:type="lastRow">
       <w:rPr>
+        <w:rFonts w:eastAsia="黑体"/>
         <w:b/>
         <w:bCs/>
         <w:color w:themeColor="text2" w:val="1F497D"/>
@@ -8418,12 +8808,14 @@
     </w:tblStylePr>
     <w:tblStylePr w:type="firstCol">
       <w:rPr>
+        <w:rFonts w:eastAsia="黑体"/>
         <w:b/>
         <w:bCs/>
       </w:rPr>
     </w:tblStylePr>
     <w:tblStylePr w:type="lastCol">
       <w:rPr>
+        <w:rFonts w:eastAsia="黑体"/>
         <w:b/>
         <w:bCs/>
       </w:rPr>
@@ -8457,6 +8849,7 @@
       <w:spacing w:after="0" w:line="240" w:lineRule="auto"/>
     </w:pPr>
     <w:rPr>
+      <w:rFonts w:eastAsia="黑体"/>
       <w:color w:themeColor="text1" w:val="000000"/>
     </w:rPr>
     <w:tblPr>
@@ -8476,7 +8869,7 @@
     </w:tblPr>
     <w:tblStylePr w:type="firstRow">
       <w:rPr>
-        <w:rFonts w:asciiTheme="majorHAnsi" w:cstheme="majorBidi" w:eastAsiaTheme="majorEastAsia" w:hAnsiTheme="majorHAnsi"/>
+        <w:rFonts w:asciiTheme="majorHAnsi" w:cstheme="majorBidi" w:hAnsiTheme="majorHAnsi" w:eastAsia="黑体"/>
       </w:rPr>
       <w:tblPr/>
       <w:tcPr>
@@ -8488,6 +8881,7 @@
     </w:tblStylePr>
     <w:tblStylePr w:type="lastRow">
       <w:rPr>
+        <w:rFonts w:eastAsia="黑体"/>
         <w:b/>
         <w:bCs/>
         <w:color w:themeColor="text2" w:val="1F497D"/>
@@ -8502,12 +8896,14 @@
     </w:tblStylePr>
     <w:tblStylePr w:type="firstCol">
       <w:rPr>
+        <w:rFonts w:eastAsia="黑体"/>
         <w:b/>
         <w:bCs/>
       </w:rPr>
     </w:tblStylePr>
     <w:tblStylePr w:type="lastCol">
       <w:rPr>
+        <w:rFonts w:eastAsia="黑体"/>
         <w:b/>
         <w:bCs/>
       </w:rPr>
@@ -8541,7 +8937,7 @@
       <w:spacing w:after="0" w:line="240" w:lineRule="auto"/>
     </w:pPr>
     <w:rPr>
-      <w:rFonts w:asciiTheme="majorHAnsi" w:cstheme="majorBidi" w:eastAsiaTheme="majorEastAsia" w:hAnsiTheme="majorHAnsi"/>
+      <w:rFonts w:asciiTheme="majorHAnsi" w:cstheme="majorBidi" w:hAnsiTheme="majorHAnsi" w:eastAsia="黑体"/>
       <w:color w:themeColor="text1" w:val="000000"/>
     </w:rPr>
     <w:tblPr>
@@ -8563,6 +8959,7 @@
     </w:tblPr>
     <w:tblStylePr w:type="firstRow">
       <w:rPr>
+        <w:rFonts w:eastAsia="黑体"/>
         <w:sz w:val="24"/>
         <w:szCs w:val="24"/>
       </w:rPr>
@@ -8669,7 +9066,7 @@
       <w:spacing w:after="0" w:line="240" w:lineRule="auto"/>
     </w:pPr>
     <w:rPr>
-      <w:rFonts w:asciiTheme="majorHAnsi" w:cstheme="majorBidi" w:eastAsiaTheme="majorEastAsia" w:hAnsiTheme="majorHAnsi"/>
+      <w:rFonts w:asciiTheme="majorHAnsi" w:cstheme="majorBidi" w:hAnsiTheme="majorHAnsi" w:eastAsia="黑体"/>
       <w:color w:themeColor="text1" w:val="000000"/>
     </w:rPr>
     <w:tblPr>
@@ -8691,6 +9088,7 @@
     </w:tblPr>
     <w:tblStylePr w:type="firstRow">
       <w:rPr>
+        <w:rFonts w:eastAsia="黑体"/>
         <w:sz w:val="24"/>
         <w:szCs w:val="24"/>
       </w:rPr>
@@ -8797,7 +9195,7 @@
       <w:spacing w:after="0" w:line="240" w:lineRule="auto"/>
     </w:pPr>
     <w:rPr>
-      <w:rFonts w:asciiTheme="majorHAnsi" w:cstheme="majorBidi" w:eastAsiaTheme="majorEastAsia" w:hAnsiTheme="majorHAnsi"/>
+      <w:rFonts w:asciiTheme="majorHAnsi" w:cstheme="majorBidi" w:hAnsiTheme="majorHAnsi" w:eastAsia="黑体"/>
       <w:color w:themeColor="text1" w:val="000000"/>
     </w:rPr>
     <w:tblPr>
@@ -8819,6 +9217,7 @@
     </w:tblPr>
     <w:tblStylePr w:type="firstRow">
       <w:rPr>
+        <w:rFonts w:eastAsia="黑体"/>
         <w:sz w:val="24"/>
         <w:szCs w:val="24"/>
       </w:rPr>
@@ -8925,7 +9324,7 @@
       <w:spacing w:after="0" w:line="240" w:lineRule="auto"/>
     </w:pPr>
     <w:rPr>
-      <w:rFonts w:asciiTheme="majorHAnsi" w:cstheme="majorBidi" w:eastAsiaTheme="majorEastAsia" w:hAnsiTheme="majorHAnsi"/>
+      <w:rFonts w:asciiTheme="majorHAnsi" w:cstheme="majorBidi" w:hAnsiTheme="majorHAnsi" w:eastAsia="黑体"/>
       <w:color w:themeColor="text1" w:val="000000"/>
     </w:rPr>
     <w:tblPr>
@@ -8947,6 +9346,7 @@
     </w:tblPr>
     <w:tblStylePr w:type="firstRow">
       <w:rPr>
+        <w:rFonts w:eastAsia="黑体"/>
         <w:sz w:val="24"/>
         <w:szCs w:val="24"/>
       </w:rPr>
@@ -9053,7 +9453,7 @@
       <w:spacing w:after="0" w:line="240" w:lineRule="auto"/>
     </w:pPr>
     <w:rPr>
-      <w:rFonts w:asciiTheme="majorHAnsi" w:cstheme="majorBidi" w:eastAsiaTheme="majorEastAsia" w:hAnsiTheme="majorHAnsi"/>
+      <w:rFonts w:asciiTheme="majorHAnsi" w:cstheme="majorBidi" w:hAnsiTheme="majorHAnsi" w:eastAsia="黑体"/>
       <w:color w:themeColor="text1" w:val="000000"/>
     </w:rPr>
     <w:tblPr>
@@ -9075,6 +9475,7 @@
     </w:tblPr>
     <w:tblStylePr w:type="firstRow">
       <w:rPr>
+        <w:rFonts w:eastAsia="黑体"/>
         <w:sz w:val="24"/>
         <w:szCs w:val="24"/>
       </w:rPr>
@@ -9181,7 +9582,7 @@
       <w:spacing w:after="0" w:line="240" w:lineRule="auto"/>
     </w:pPr>
     <w:rPr>
-      <w:rFonts w:asciiTheme="majorHAnsi" w:cstheme="majorBidi" w:eastAsiaTheme="majorEastAsia" w:hAnsiTheme="majorHAnsi"/>
+      <w:rFonts w:asciiTheme="majorHAnsi" w:cstheme="majorBidi" w:hAnsiTheme="majorHAnsi" w:eastAsia="黑体"/>
       <w:color w:themeColor="text1" w:val="000000"/>
     </w:rPr>
     <w:tblPr>
@@ -9203,6 +9604,7 @@
     </w:tblPr>
     <w:tblStylePr w:type="firstRow">
       <w:rPr>
+        <w:rFonts w:eastAsia="黑体"/>
         <w:sz w:val="24"/>
         <w:szCs w:val="24"/>
       </w:rPr>
@@ -9309,7 +9711,7 @@
       <w:spacing w:after="0" w:line="240" w:lineRule="auto"/>
     </w:pPr>
     <w:rPr>
-      <w:rFonts w:asciiTheme="majorHAnsi" w:cstheme="majorBidi" w:eastAsiaTheme="majorEastAsia" w:hAnsiTheme="majorHAnsi"/>
+      <w:rFonts w:asciiTheme="majorHAnsi" w:cstheme="majorBidi" w:hAnsiTheme="majorHAnsi" w:eastAsia="黑体"/>
       <w:color w:themeColor="text1" w:val="000000"/>
     </w:rPr>
     <w:tblPr>
@@ -9331,6 +9733,7 @@
     </w:tblPr>
     <w:tblStylePr w:type="firstRow">
       <w:rPr>
+        <w:rFonts w:eastAsia="黑体"/>
         <w:sz w:val="24"/>
         <w:szCs w:val="24"/>
       </w:rPr>
@@ -9460,12 +9863,14 @@
     </w:tcPr>
     <w:tblStylePr w:type="firstRow">
       <w:rPr>
+        <w:rFonts w:eastAsia="黑体"/>
         <w:b/>
         <w:bCs/>
       </w:rPr>
     </w:tblStylePr>
     <w:tblStylePr w:type="lastRow">
       <w:rPr>
+        <w:rFonts w:eastAsia="黑体"/>
         <w:b/>
         <w:bCs/>
       </w:rPr>
@@ -9478,12 +9883,14 @@
     </w:tblStylePr>
     <w:tblStylePr w:type="firstCol">
       <w:rPr>
+        <w:rFonts w:eastAsia="黑体"/>
         <w:b/>
         <w:bCs/>
       </w:rPr>
     </w:tblStylePr>
     <w:tblStylePr w:type="lastCol">
       <w:rPr>
+        <w:rFonts w:eastAsia="黑体"/>
         <w:b/>
         <w:bCs/>
       </w:rPr>
@@ -9533,12 +9940,14 @@
     </w:tcPr>
     <w:tblStylePr w:type="firstRow">
       <w:rPr>
+        <w:rFonts w:eastAsia="黑体"/>
         <w:b/>
         <w:bCs/>
       </w:rPr>
     </w:tblStylePr>
     <w:tblStylePr w:type="lastRow">
       <w:rPr>
+        <w:rFonts w:eastAsia="黑体"/>
         <w:b/>
         <w:bCs/>
       </w:rPr>
@@ -9551,12 +9960,14 @@
     </w:tblStylePr>
     <w:tblStylePr w:type="firstCol">
       <w:rPr>
+        <w:rFonts w:eastAsia="黑体"/>
         <w:b/>
         <w:bCs/>
       </w:rPr>
     </w:tblStylePr>
     <w:tblStylePr w:type="lastCol">
       <w:rPr>
+        <w:rFonts w:eastAsia="黑体"/>
         <w:b/>
         <w:bCs/>
       </w:rPr>
@@ -9606,12 +10017,14 @@
     </w:tcPr>
     <w:tblStylePr w:type="firstRow">
       <w:rPr>
+        <w:rFonts w:eastAsia="黑体"/>
         <w:b/>
         <w:bCs/>
       </w:rPr>
     </w:tblStylePr>
     <w:tblStylePr w:type="lastRow">
       <w:rPr>
+        <w:rFonts w:eastAsia="黑体"/>
         <w:b/>
         <w:bCs/>
       </w:rPr>
@@ -9624,12 +10037,14 @@
     </w:tblStylePr>
     <w:tblStylePr w:type="firstCol">
       <w:rPr>
+        <w:rFonts w:eastAsia="黑体"/>
         <w:b/>
         <w:bCs/>
       </w:rPr>
     </w:tblStylePr>
     <w:tblStylePr w:type="lastCol">
       <w:rPr>
+        <w:rFonts w:eastAsia="黑体"/>
         <w:b/>
         <w:bCs/>
       </w:rPr>
@@ -9679,12 +10094,14 @@
     </w:tcPr>
     <w:tblStylePr w:type="firstRow">
       <w:rPr>
+        <w:rFonts w:eastAsia="黑体"/>
         <w:b/>
         <w:bCs/>
       </w:rPr>
     </w:tblStylePr>
     <w:tblStylePr w:type="lastRow">
       <w:rPr>
+        <w:rFonts w:eastAsia="黑体"/>
         <w:b/>
         <w:bCs/>
       </w:rPr>
@@ -9697,12 +10114,14 @@
     </w:tblStylePr>
     <w:tblStylePr w:type="firstCol">
       <w:rPr>
+        <w:rFonts w:eastAsia="黑体"/>
         <w:b/>
         <w:bCs/>
       </w:rPr>
     </w:tblStylePr>
     <w:tblStylePr w:type="lastCol">
       <w:rPr>
+        <w:rFonts w:eastAsia="黑体"/>
         <w:b/>
         <w:bCs/>
       </w:rPr>
@@ -9752,12 +10171,14 @@
     </w:tcPr>
     <w:tblStylePr w:type="firstRow">
       <w:rPr>
+        <w:rFonts w:eastAsia="黑体"/>
         <w:b/>
         <w:bCs/>
       </w:rPr>
     </w:tblStylePr>
     <w:tblStylePr w:type="lastRow">
       <w:rPr>
+        <w:rFonts w:eastAsia="黑体"/>
         <w:b/>
         <w:bCs/>
       </w:rPr>
@@ -9770,12 +10191,14 @@
     </w:tblStylePr>
     <w:tblStylePr w:type="firstCol">
       <w:rPr>
+        <w:rFonts w:eastAsia="黑体"/>
         <w:b/>
         <w:bCs/>
       </w:rPr>
     </w:tblStylePr>
     <w:tblStylePr w:type="lastCol">
       <w:rPr>
+        <w:rFonts w:eastAsia="黑体"/>
         <w:b/>
         <w:bCs/>
       </w:rPr>
@@ -9825,12 +10248,14 @@
     </w:tcPr>
     <w:tblStylePr w:type="firstRow">
       <w:rPr>
+        <w:rFonts w:eastAsia="黑体"/>
         <w:b/>
         <w:bCs/>
       </w:rPr>
     </w:tblStylePr>
     <w:tblStylePr w:type="lastRow">
       <w:rPr>
+        <w:rFonts w:eastAsia="黑体"/>
         <w:b/>
         <w:bCs/>
       </w:rPr>
@@ -9843,12 +10268,14 @@
     </w:tblStylePr>
     <w:tblStylePr w:type="firstCol">
       <w:rPr>
+        <w:rFonts w:eastAsia="黑体"/>
         <w:b/>
         <w:bCs/>
       </w:rPr>
     </w:tblStylePr>
     <w:tblStylePr w:type="lastCol">
       <w:rPr>
+        <w:rFonts w:eastAsia="黑体"/>
         <w:b/>
         <w:bCs/>
       </w:rPr>
@@ -9898,12 +10325,14 @@
     </w:tcPr>
     <w:tblStylePr w:type="firstRow">
       <w:rPr>
+        <w:rFonts w:eastAsia="黑体"/>
         <w:b/>
         <w:bCs/>
       </w:rPr>
     </w:tblStylePr>
     <w:tblStylePr w:type="lastRow">
       <w:rPr>
+        <w:rFonts w:eastAsia="黑体"/>
         <w:b/>
         <w:bCs/>
       </w:rPr>
@@ -9916,12 +10345,14 @@
     </w:tblStylePr>
     <w:tblStylePr w:type="firstCol">
       <w:rPr>
+        <w:rFonts w:eastAsia="黑体"/>
         <w:b/>
         <w:bCs/>
       </w:rPr>
     </w:tblStylePr>
     <w:tblStylePr w:type="lastCol">
       <w:rPr>
+        <w:rFonts w:eastAsia="黑体"/>
         <w:b/>
         <w:bCs/>
       </w:rPr>
@@ -9948,7 +10379,7 @@
       <w:spacing w:after="0" w:line="240" w:lineRule="auto"/>
     </w:pPr>
     <w:rPr>
-      <w:rFonts w:asciiTheme="majorHAnsi" w:cstheme="majorBidi" w:eastAsiaTheme="majorEastAsia" w:hAnsiTheme="majorHAnsi"/>
+      <w:rFonts w:asciiTheme="majorHAnsi" w:cstheme="majorBidi" w:hAnsiTheme="majorHAnsi" w:eastAsia="黑体"/>
       <w:color w:themeColor="text1" w:val="000000"/>
     </w:rPr>
     <w:tblPr>
@@ -9975,6 +10406,7 @@
     </w:tcPr>
     <w:tblStylePr w:type="firstRow">
       <w:rPr>
+        <w:rFonts w:eastAsia="黑体"/>
         <w:b/>
         <w:bCs/>
         <w:color w:themeColor="text1" w:val="000000"/>
@@ -9986,6 +10418,7 @@
     </w:tblStylePr>
     <w:tblStylePr w:type="lastRow">
       <w:rPr>
+        <w:rFonts w:eastAsia="黑体"/>
         <w:b/>
         <w:bCs/>
         <w:color w:themeColor="text1" w:val="000000"/>
@@ -10005,6 +10438,7 @@
     </w:tblStylePr>
     <w:tblStylePr w:type="firstCol">
       <w:rPr>
+        <w:rFonts w:eastAsia="黑体"/>
         <w:b/>
         <w:bCs/>
         <w:color w:themeColor="text1" w:val="000000"/>
@@ -10024,6 +10458,7 @@
     </w:tblStylePr>
     <w:tblStylePr w:type="lastCol">
       <w:rPr>
+        <w:rFonts w:eastAsia="黑体"/>
         <w:b w:val="0"/>
         <w:bCs w:val="0"/>
         <w:color w:themeColor="text1" w:val="000000"/>
@@ -10073,7 +10508,7 @@
       <w:spacing w:after="0" w:line="240" w:lineRule="auto"/>
     </w:pPr>
     <w:rPr>
-      <w:rFonts w:asciiTheme="majorHAnsi" w:cstheme="majorBidi" w:eastAsiaTheme="majorEastAsia" w:hAnsiTheme="majorHAnsi"/>
+      <w:rFonts w:asciiTheme="majorHAnsi" w:cstheme="majorBidi" w:hAnsiTheme="majorHAnsi" w:eastAsia="黑体"/>
       <w:color w:themeColor="text1" w:val="000000"/>
     </w:rPr>
     <w:tblPr>
@@ -10100,6 +10535,7 @@
     </w:tcPr>
     <w:tblStylePr w:type="firstRow">
       <w:rPr>
+        <w:rFonts w:eastAsia="黑体"/>
         <w:b/>
         <w:bCs/>
         <w:color w:themeColor="text1" w:val="000000"/>
@@ -10111,6 +10547,7 @@
     </w:tblStylePr>
     <w:tblStylePr w:type="lastRow">
       <w:rPr>
+        <w:rFonts w:eastAsia="黑体"/>
         <w:b/>
         <w:bCs/>
         <w:color w:themeColor="text1" w:val="000000"/>
@@ -10130,6 +10567,7 @@
     </w:tblStylePr>
     <w:tblStylePr w:type="firstCol">
       <w:rPr>
+        <w:rFonts w:eastAsia="黑体"/>
         <w:b/>
         <w:bCs/>
         <w:color w:themeColor="text1" w:val="000000"/>
@@ -10149,6 +10587,7 @@
     </w:tblStylePr>
     <w:tblStylePr w:type="lastCol">
       <w:rPr>
+        <w:rFonts w:eastAsia="黑体"/>
         <w:b w:val="0"/>
         <w:bCs w:val="0"/>
         <w:color w:themeColor="text1" w:val="000000"/>
@@ -10198,7 +10637,7 @@
       <w:spacing w:after="0" w:line="240" w:lineRule="auto"/>
     </w:pPr>
     <w:rPr>
-      <w:rFonts w:asciiTheme="majorHAnsi" w:cstheme="majorBidi" w:eastAsiaTheme="majorEastAsia" w:hAnsiTheme="majorHAnsi"/>
+      <w:rFonts w:asciiTheme="majorHAnsi" w:cstheme="majorBidi" w:hAnsiTheme="majorHAnsi" w:eastAsia="黑体"/>
       <w:color w:themeColor="text1" w:val="000000"/>
     </w:rPr>
     <w:tblPr>
@@ -10225,6 +10664,7 @@
     </w:tcPr>
     <w:tblStylePr w:type="firstRow">
       <w:rPr>
+        <w:rFonts w:eastAsia="黑体"/>
         <w:b/>
         <w:bCs/>
         <w:color w:themeColor="text1" w:val="000000"/>
@@ -10236,6 +10676,7 @@
     </w:tblStylePr>
     <w:tblStylePr w:type="lastRow">
       <w:rPr>
+        <w:rFonts w:eastAsia="黑体"/>
         <w:b/>
         <w:bCs/>
         <w:color w:themeColor="text1" w:val="000000"/>
@@ -10255,6 +10696,7 @@
     </w:tblStylePr>
     <w:tblStylePr w:type="firstCol">
       <w:rPr>
+        <w:rFonts w:eastAsia="黑体"/>
         <w:b/>
         <w:bCs/>
         <w:color w:themeColor="text1" w:val="000000"/>
@@ -10274,6 +10716,7 @@
     </w:tblStylePr>
     <w:tblStylePr w:type="lastCol">
       <w:rPr>
+        <w:rFonts w:eastAsia="黑体"/>
         <w:b w:val="0"/>
         <w:bCs w:val="0"/>
         <w:color w:themeColor="text1" w:val="000000"/>
@@ -10323,7 +10766,7 @@
       <w:spacing w:after="0" w:line="240" w:lineRule="auto"/>
     </w:pPr>
     <w:rPr>
-      <w:rFonts w:asciiTheme="majorHAnsi" w:cstheme="majorBidi" w:eastAsiaTheme="majorEastAsia" w:hAnsiTheme="majorHAnsi"/>
+      <w:rFonts w:asciiTheme="majorHAnsi" w:cstheme="majorBidi" w:hAnsiTheme="majorHAnsi" w:eastAsia="黑体"/>
       <w:color w:themeColor="text1" w:val="000000"/>
     </w:rPr>
     <w:tblPr>
@@ -10350,6 +10793,7 @@
     </w:tcPr>
     <w:tblStylePr w:type="firstRow">
       <w:rPr>
+        <w:rFonts w:eastAsia="黑体"/>
         <w:b/>
         <w:bCs/>
         <w:color w:themeColor="text1" w:val="000000"/>
@@ -10361,6 +10805,7 @@
     </w:tblStylePr>
     <w:tblStylePr w:type="lastRow">
       <w:rPr>
+        <w:rFonts w:eastAsia="黑体"/>
         <w:b/>
         <w:bCs/>
         <w:color w:themeColor="text1" w:val="000000"/>
@@ -10380,6 +10825,7 @@
     </w:tblStylePr>
     <w:tblStylePr w:type="firstCol">
       <w:rPr>
+        <w:rFonts w:eastAsia="黑体"/>
         <w:b/>
         <w:bCs/>
         <w:color w:themeColor="text1" w:val="000000"/>
@@ -10399,6 +10845,7 @@
     </w:tblStylePr>
     <w:tblStylePr w:type="lastCol">
       <w:rPr>
+        <w:rFonts w:eastAsia="黑体"/>
         <w:b w:val="0"/>
         <w:bCs w:val="0"/>
         <w:color w:themeColor="text1" w:val="000000"/>
@@ -10448,7 +10895,7 @@
       <w:spacing w:after="0" w:line="240" w:lineRule="auto"/>
     </w:pPr>
     <w:rPr>
-      <w:rFonts w:asciiTheme="majorHAnsi" w:cstheme="majorBidi" w:eastAsiaTheme="majorEastAsia" w:hAnsiTheme="majorHAnsi"/>
+      <w:rFonts w:asciiTheme="majorHAnsi" w:cstheme="majorBidi" w:hAnsiTheme="majorHAnsi" w:eastAsia="黑体"/>
       <w:color w:themeColor="text1" w:val="000000"/>
     </w:rPr>
     <w:tblPr>
@@ -10475,6 +10922,7 @@
     </w:tcPr>
     <w:tblStylePr w:type="firstRow">
       <w:rPr>
+        <w:rFonts w:eastAsia="黑体"/>
         <w:b/>
         <w:bCs/>
         <w:color w:themeColor="text1" w:val="000000"/>
@@ -10486,6 +10934,7 @@
     </w:tblStylePr>
     <w:tblStylePr w:type="lastRow">
       <w:rPr>
+        <w:rFonts w:eastAsia="黑体"/>
         <w:b/>
         <w:bCs/>
         <w:color w:themeColor="text1" w:val="000000"/>
@@ -10505,6 +10954,7 @@
     </w:tblStylePr>
     <w:tblStylePr w:type="firstCol">
       <w:rPr>
+        <w:rFonts w:eastAsia="黑体"/>
         <w:b/>
         <w:bCs/>
         <w:color w:themeColor="text1" w:val="000000"/>
@@ -10524,6 +10974,7 @@
     </w:tblStylePr>
     <w:tblStylePr w:type="lastCol">
       <w:rPr>
+        <w:rFonts w:eastAsia="黑体"/>
         <w:b w:val="0"/>
         <w:bCs w:val="0"/>
         <w:color w:themeColor="text1" w:val="000000"/>
@@ -10573,7 +11024,7 @@
       <w:spacing w:after="0" w:line="240" w:lineRule="auto"/>
     </w:pPr>
     <w:rPr>
-      <w:rFonts w:asciiTheme="majorHAnsi" w:cstheme="majorBidi" w:eastAsiaTheme="majorEastAsia" w:hAnsiTheme="majorHAnsi"/>
+      <w:rFonts w:asciiTheme="majorHAnsi" w:cstheme="majorBidi" w:hAnsiTheme="majorHAnsi" w:eastAsia="黑体"/>
       <w:color w:themeColor="text1" w:val="000000"/>
     </w:rPr>
     <w:tblPr>
@@ -10600,6 +11051,7 @@
     </w:tcPr>
     <w:tblStylePr w:type="firstRow">
       <w:rPr>
+        <w:rFonts w:eastAsia="黑体"/>
         <w:b/>
         <w:bCs/>
         <w:color w:themeColor="text1" w:val="000000"/>
@@ -10611,6 +11063,7 @@
     </w:tblStylePr>
     <w:tblStylePr w:type="lastRow">
       <w:rPr>
+        <w:rFonts w:eastAsia="黑体"/>
         <w:b/>
         <w:bCs/>
         <w:color w:themeColor="text1" w:val="000000"/>
@@ -10630,6 +11083,7 @@
     </w:tblStylePr>
     <w:tblStylePr w:type="firstCol">
       <w:rPr>
+        <w:rFonts w:eastAsia="黑体"/>
         <w:b/>
         <w:bCs/>
         <w:color w:themeColor="text1" w:val="000000"/>
@@ -10649,6 +11103,7 @@
     </w:tblStylePr>
     <w:tblStylePr w:type="lastCol">
       <w:rPr>
+        <w:rFonts w:eastAsia="黑体"/>
         <w:b w:val="0"/>
         <w:bCs w:val="0"/>
         <w:color w:themeColor="text1" w:val="000000"/>
@@ -10698,7 +11153,7 @@
       <w:spacing w:after="0" w:line="240" w:lineRule="auto"/>
     </w:pPr>
     <w:rPr>
-      <w:rFonts w:asciiTheme="majorHAnsi" w:cstheme="majorBidi" w:eastAsiaTheme="majorEastAsia" w:hAnsiTheme="majorHAnsi"/>
+      <w:rFonts w:asciiTheme="majorHAnsi" w:cstheme="majorBidi" w:hAnsiTheme="majorHAnsi" w:eastAsia="黑体"/>
       <w:color w:themeColor="text1" w:val="000000"/>
     </w:rPr>
     <w:tblPr>
@@ -10725,6 +11180,7 @@
     </w:tcPr>
     <w:tblStylePr w:type="firstRow">
       <w:rPr>
+        <w:rFonts w:eastAsia="黑体"/>
         <w:b/>
         <w:bCs/>
         <w:color w:themeColor="text1" w:val="000000"/>
@@ -10736,6 +11192,7 @@
     </w:tblStylePr>
     <w:tblStylePr w:type="lastRow">
       <w:rPr>
+        <w:rFonts w:eastAsia="黑体"/>
         <w:b/>
         <w:bCs/>
         <w:color w:themeColor="text1" w:val="000000"/>
@@ -10755,6 +11212,7 @@
     </w:tblStylePr>
     <w:tblStylePr w:type="firstCol">
       <w:rPr>
+        <w:rFonts w:eastAsia="黑体"/>
         <w:b/>
         <w:bCs/>
         <w:color w:themeColor="text1" w:val="000000"/>
@@ -10774,6 +11232,7 @@
     </w:tblStylePr>
     <w:tblStylePr w:type="lastCol">
       <w:rPr>
+        <w:rFonts w:eastAsia="黑体"/>
         <w:b w:val="0"/>
         <w:bCs w:val="0"/>
         <w:color w:themeColor="text1" w:val="000000"/>
@@ -10846,6 +11305,7 @@
     </w:tcPr>
     <w:tblStylePr w:type="firstRow">
       <w:rPr>
+        <w:rFonts w:eastAsia="黑体"/>
         <w:b/>
         <w:bCs/>
         <w:i w:val="0"/>
@@ -10867,6 +11327,7 @@
     </w:tblStylePr>
     <w:tblStylePr w:type="lastRow">
       <w:rPr>
+        <w:rFonts w:eastAsia="黑体"/>
         <w:b/>
         <w:bCs/>
         <w:i w:val="0"/>
@@ -10888,6 +11349,7 @@
     </w:tblStylePr>
     <w:tblStylePr w:type="firstCol">
       <w:rPr>
+        <w:rFonts w:eastAsia="黑体"/>
         <w:b/>
         <w:bCs/>
         <w:i w:val="0"/>
@@ -10907,6 +11369,7 @@
     </w:tblStylePr>
     <w:tblStylePr w:type="lastCol">
       <w:rPr>
+        <w:rFonts w:eastAsia="黑体"/>
         <w:b/>
         <w:bCs/>
         <w:i w:val="0"/>
@@ -10987,6 +11450,7 @@
     </w:tcPr>
     <w:tblStylePr w:type="firstRow">
       <w:rPr>
+        <w:rFonts w:eastAsia="黑体"/>
         <w:b/>
         <w:bCs/>
         <w:i w:val="0"/>
@@ -11008,6 +11472,7 @@
     </w:tblStylePr>
     <w:tblStylePr w:type="lastRow">
       <w:rPr>
+        <w:rFonts w:eastAsia="黑体"/>
         <w:b/>
         <w:bCs/>
         <w:i w:val="0"/>
@@ -11029,6 +11494,7 @@
     </w:tblStylePr>
     <w:tblStylePr w:type="firstCol">
       <w:rPr>
+        <w:rFonts w:eastAsia="黑体"/>
         <w:b/>
         <w:bCs/>
         <w:i w:val="0"/>
@@ -11048,6 +11514,7 @@
     </w:tblStylePr>
     <w:tblStylePr w:type="lastCol">
       <w:rPr>
+        <w:rFonts w:eastAsia="黑体"/>
         <w:b/>
         <w:bCs/>
         <w:i w:val="0"/>
@@ -11128,6 +11595,7 @@
     </w:tcPr>
     <w:tblStylePr w:type="firstRow">
       <w:rPr>
+        <w:rFonts w:eastAsia="黑体"/>
         <w:b/>
         <w:bCs/>
         <w:i w:val="0"/>
@@ -11149,6 +11617,7 @@
     </w:tblStylePr>
     <w:tblStylePr w:type="lastRow">
       <w:rPr>
+        <w:rFonts w:eastAsia="黑体"/>
         <w:b/>
         <w:bCs/>
         <w:i w:val="0"/>
@@ -11170,6 +11639,7 @@
     </w:tblStylePr>
     <w:tblStylePr w:type="firstCol">
       <w:rPr>
+        <w:rFonts w:eastAsia="黑体"/>
         <w:b/>
         <w:bCs/>
         <w:i w:val="0"/>
@@ -11189,6 +11659,7 @@
     </w:tblStylePr>
     <w:tblStylePr w:type="lastCol">
       <w:rPr>
+        <w:rFonts w:eastAsia="黑体"/>
         <w:b/>
         <w:bCs/>
         <w:i w:val="0"/>
@@ -11269,6 +11740,7 @@
     </w:tcPr>
     <w:tblStylePr w:type="firstRow">
       <w:rPr>
+        <w:rFonts w:eastAsia="黑体"/>
         <w:b/>
         <w:bCs/>
         <w:i w:val="0"/>
@@ -11290,6 +11762,7 @@
     </w:tblStylePr>
     <w:tblStylePr w:type="lastRow">
       <w:rPr>
+        <w:rFonts w:eastAsia="黑体"/>
         <w:b/>
         <w:bCs/>
         <w:i w:val="0"/>
@@ -11311,6 +11784,7 @@
     </w:tblStylePr>
     <w:tblStylePr w:type="firstCol">
       <w:rPr>
+        <w:rFonts w:eastAsia="黑体"/>
         <w:b/>
         <w:bCs/>
         <w:i w:val="0"/>
@@ -11330,6 +11804,7 @@
     </w:tblStylePr>
     <w:tblStylePr w:type="lastCol">
       <w:rPr>
+        <w:rFonts w:eastAsia="黑体"/>
         <w:b/>
         <w:bCs/>
         <w:i w:val="0"/>
@@ -11410,6 +11885,7 @@
     </w:tcPr>
     <w:tblStylePr w:type="firstRow">
       <w:rPr>
+        <w:rFonts w:eastAsia="黑体"/>
         <w:b/>
         <w:bCs/>
         <w:i w:val="0"/>
@@ -11431,6 +11907,7 @@
     </w:tblStylePr>
     <w:tblStylePr w:type="lastRow">
       <w:rPr>
+        <w:rFonts w:eastAsia="黑体"/>
         <w:b/>
         <w:bCs/>
         <w:i w:val="0"/>
@@ -11452,6 +11929,7 @@
     </w:tblStylePr>
     <w:tblStylePr w:type="firstCol">
       <w:rPr>
+        <w:rFonts w:eastAsia="黑体"/>
         <w:b/>
         <w:bCs/>
         <w:i w:val="0"/>
@@ -11471,6 +11949,7 @@
     </w:tblStylePr>
     <w:tblStylePr w:type="lastCol">
       <w:rPr>
+        <w:rFonts w:eastAsia="黑体"/>
         <w:b/>
         <w:bCs/>
         <w:i w:val="0"/>
@@ -11551,6 +12030,7 @@
     </w:tcPr>
     <w:tblStylePr w:type="firstRow">
       <w:rPr>
+        <w:rFonts w:eastAsia="黑体"/>
         <w:b/>
         <w:bCs/>
         <w:i w:val="0"/>
@@ -11572,6 +12052,7 @@
     </w:tblStylePr>
     <w:tblStylePr w:type="lastRow">
       <w:rPr>
+        <w:rFonts w:eastAsia="黑体"/>
         <w:b/>
         <w:bCs/>
         <w:i w:val="0"/>
@@ -11593,6 +12074,7 @@
     </w:tblStylePr>
     <w:tblStylePr w:type="firstCol">
       <w:rPr>
+        <w:rFonts w:eastAsia="黑体"/>
         <w:b/>
         <w:bCs/>
         <w:i w:val="0"/>
@@ -11612,6 +12094,7 @@
     </w:tblStylePr>
     <w:tblStylePr w:type="lastCol">
       <w:rPr>
+        <w:rFonts w:eastAsia="黑体"/>
         <w:b/>
         <w:bCs/>
         <w:i w:val="0"/>
@@ -11692,6 +12175,7 @@
     </w:tcPr>
     <w:tblStylePr w:type="firstRow">
       <w:rPr>
+        <w:rFonts w:eastAsia="黑体"/>
         <w:b/>
         <w:bCs/>
         <w:i w:val="0"/>
@@ -11713,6 +12197,7 @@
     </w:tblStylePr>
     <w:tblStylePr w:type="lastRow">
       <w:rPr>
+        <w:rFonts w:eastAsia="黑体"/>
         <w:b/>
         <w:bCs/>
         <w:i w:val="0"/>
@@ -11734,6 +12219,7 @@
     </w:tblStylePr>
     <w:tblStylePr w:type="firstCol">
       <w:rPr>
+        <w:rFonts w:eastAsia="黑体"/>
         <w:b/>
         <w:bCs/>
         <w:i w:val="0"/>
@@ -11753,6 +12239,7 @@
     </w:tblStylePr>
     <w:tblStylePr w:type="lastCol">
       <w:rPr>
+        <w:rFonts w:eastAsia="黑体"/>
         <w:b/>
         <w:bCs/>
         <w:i w:val="0"/>
@@ -11810,6 +12297,7 @@
       <w:spacing w:after="0" w:line="240" w:lineRule="auto"/>
     </w:pPr>
     <w:rPr>
+      <w:rFonts w:eastAsia="黑体"/>
       <w:color w:themeColor="background1" w:val="FFFFFF"/>
     </w:rPr>
     <w:tblPr>
@@ -11828,6 +12316,7 @@
     </w:tcPr>
     <w:tblStylePr w:type="firstRow">
       <w:rPr>
+        <w:rFonts w:eastAsia="黑体"/>
         <w:b/>
         <w:bCs/>
       </w:rPr>
@@ -11924,6 +12413,7 @@
       <w:spacing w:after="0" w:line="240" w:lineRule="auto"/>
     </w:pPr>
     <w:rPr>
+      <w:rFonts w:eastAsia="黑体"/>
       <w:color w:themeColor="background1" w:val="FFFFFF"/>
     </w:rPr>
     <w:tblPr>
@@ -11942,6 +12432,7 @@
     </w:tcPr>
     <w:tblStylePr w:type="firstRow">
       <w:rPr>
+        <w:rFonts w:eastAsia="黑体"/>
         <w:b/>
         <w:bCs/>
       </w:rPr>
@@ -12038,6 +12529,7 @@
       <w:spacing w:after="0" w:line="240" w:lineRule="auto"/>
     </w:pPr>
     <w:rPr>
+      <w:rFonts w:eastAsia="黑体"/>
       <w:color w:themeColor="background1" w:val="FFFFFF"/>
     </w:rPr>
     <w:tblPr>
@@ -12056,6 +12548,7 @@
     </w:tcPr>
     <w:tblStylePr w:type="firstRow">
       <w:rPr>
+        <w:rFonts w:eastAsia="黑体"/>
         <w:b/>
         <w:bCs/>
       </w:rPr>
@@ -12152,6 +12645,7 @@
       <w:spacing w:after="0" w:line="240" w:lineRule="auto"/>
     </w:pPr>
     <w:rPr>
+      <w:rFonts w:eastAsia="黑体"/>
       <w:color w:themeColor="background1" w:val="FFFFFF"/>
     </w:rPr>
     <w:tblPr>
@@ -12170,6 +12664,7 @@
     </w:tcPr>
     <w:tblStylePr w:type="firstRow">
       <w:rPr>
+        <w:rFonts w:eastAsia="黑体"/>
         <w:b/>
         <w:bCs/>
       </w:rPr>
@@ -12266,6 +12761,7 @@
       <w:spacing w:after="0" w:line="240" w:lineRule="auto"/>
     </w:pPr>
     <w:rPr>
+      <w:rFonts w:eastAsia="黑体"/>
       <w:color w:themeColor="background1" w:val="FFFFFF"/>
     </w:rPr>
     <w:tblPr>
@@ -12284,6 +12780,7 @@
     </w:tcPr>
     <w:tblStylePr w:type="firstRow">
       <w:rPr>
+        <w:rFonts w:eastAsia="黑体"/>
         <w:b/>
         <w:bCs/>
       </w:rPr>
@@ -12380,6 +12877,7 @@
       <w:spacing w:after="0" w:line="240" w:lineRule="auto"/>
     </w:pPr>
     <w:rPr>
+      <w:rFonts w:eastAsia="黑体"/>
       <w:color w:themeColor="background1" w:val="FFFFFF"/>
     </w:rPr>
     <w:tblPr>
@@ -12398,6 +12896,7 @@
     </w:tcPr>
     <w:tblStylePr w:type="firstRow">
       <w:rPr>
+        <w:rFonts w:eastAsia="黑体"/>
         <w:b/>
         <w:bCs/>
       </w:rPr>
@@ -12494,6 +12993,7 @@
       <w:spacing w:after="0" w:line="240" w:lineRule="auto"/>
     </w:pPr>
     <w:rPr>
+      <w:rFonts w:eastAsia="黑体"/>
       <w:color w:themeColor="background1" w:val="FFFFFF"/>
     </w:rPr>
     <w:tblPr>
@@ -12512,6 +13012,7 @@
     </w:tcPr>
     <w:tblStylePr w:type="firstRow">
       <w:rPr>
+        <w:rFonts w:eastAsia="黑体"/>
         <w:b/>
         <w:bCs/>
       </w:rPr>
@@ -12608,6 +13109,7 @@
       <w:spacing w:after="0" w:line="240" w:lineRule="auto"/>
     </w:pPr>
     <w:rPr>
+      <w:rFonts w:eastAsia="黑体"/>
       <w:color w:themeColor="text1" w:val="000000"/>
     </w:rPr>
     <w:tblPr>
@@ -12634,6 +13136,7 @@
     </w:tcPr>
     <w:tblStylePr w:type="firstRow">
       <w:rPr>
+        <w:rFonts w:eastAsia="黑体"/>
         <w:b/>
         <w:bCs/>
       </w:rPr>
@@ -12652,6 +13155,7 @@
     </w:tblStylePr>
     <w:tblStylePr w:type="lastRow">
       <w:rPr>
+        <w:rFonts w:eastAsia="黑体"/>
         <w:b/>
         <w:bCs/>
         <w:color w:themeColor="background1" w:val="FFFFFF"/>
@@ -12666,6 +13170,7 @@
     </w:tblStylePr>
     <w:tblStylePr w:type="firstCol">
       <w:rPr>
+        <w:rFonts w:eastAsia="黑体"/>
         <w:color w:themeColor="background1" w:val="FFFFFF"/>
       </w:rPr>
       <w:tblPr/>
@@ -12683,6 +13188,7 @@
     </w:tblStylePr>
     <w:tblStylePr w:type="lastCol">
       <w:rPr>
+        <w:rFonts w:eastAsia="黑体"/>
         <w:color w:themeColor="background1" w:val="FFFFFF"/>
       </w:rPr>
       <w:tblPr/>
@@ -12712,11 +13218,13 @@
     </w:tblStylePr>
     <w:tblStylePr w:type="neCell">
       <w:rPr>
+        <w:rFonts w:eastAsia="黑体"/>
         <w:color w:themeColor="text1" w:val="000000"/>
       </w:rPr>
     </w:tblStylePr>
     <w:tblStylePr w:type="nwCell">
       <w:rPr>
+        <w:rFonts w:eastAsia="黑体"/>
         <w:color w:themeColor="text1" w:val="000000"/>
       </w:rPr>
     </w:tblStylePr>
@@ -12730,6 +13238,7 @@
       <w:spacing w:after="0" w:line="240" w:lineRule="auto"/>
     </w:pPr>
     <w:rPr>
+      <w:rFonts w:eastAsia="黑体"/>
       <w:color w:themeColor="text1" w:val="000000"/>
     </w:rPr>
     <w:tblPr>
@@ -12756,6 +13265,7 @@
     </w:tcPr>
     <w:tblStylePr w:type="firstRow">
       <w:rPr>
+        <w:rFonts w:eastAsia="黑体"/>
         <w:b/>
         <w:bCs/>
       </w:rPr>
@@ -12774,6 +13284,7 @@
     </w:tblStylePr>
     <w:tblStylePr w:type="lastRow">
       <w:rPr>
+        <w:rFonts w:eastAsia="黑体"/>
         <w:b/>
         <w:bCs/>
         <w:color w:themeColor="background1" w:val="FFFFFF"/>
@@ -12788,6 +13299,7 @@
     </w:tblStylePr>
     <w:tblStylePr w:type="firstCol">
       <w:rPr>
+        <w:rFonts w:eastAsia="黑体"/>
         <w:color w:themeColor="background1" w:val="FFFFFF"/>
       </w:rPr>
       <w:tblPr/>
@@ -12805,6 +13317,7 @@
     </w:tblStylePr>
     <w:tblStylePr w:type="lastCol">
       <w:rPr>
+        <w:rFonts w:eastAsia="黑体"/>
         <w:color w:themeColor="background1" w:val="FFFFFF"/>
       </w:rPr>
       <w:tblPr/>
@@ -12834,11 +13347,13 @@
     </w:tblStylePr>
     <w:tblStylePr w:type="neCell">
       <w:rPr>
+        <w:rFonts w:eastAsia="黑体"/>
         <w:color w:themeColor="text1" w:val="000000"/>
       </w:rPr>
     </w:tblStylePr>
     <w:tblStylePr w:type="nwCell">
       <w:rPr>
+        <w:rFonts w:eastAsia="黑体"/>
         <w:color w:themeColor="text1" w:val="000000"/>
       </w:rPr>
     </w:tblStylePr>
@@ -12852,6 +13367,7 @@
       <w:spacing w:after="0" w:line="240" w:lineRule="auto"/>
     </w:pPr>
     <w:rPr>
+      <w:rFonts w:eastAsia="黑体"/>
       <w:color w:themeColor="text1" w:val="000000"/>
     </w:rPr>
     <w:tblPr>
@@ -12878,6 +13394,7 @@
     </w:tcPr>
     <w:tblStylePr w:type="firstRow">
       <w:rPr>
+        <w:rFonts w:eastAsia="黑体"/>
         <w:b/>
         <w:bCs/>
       </w:rPr>
@@ -12896,6 +13413,7 @@
     </w:tblStylePr>
     <w:tblStylePr w:type="lastRow">
       <w:rPr>
+        <w:rFonts w:eastAsia="黑体"/>
         <w:b/>
         <w:bCs/>
         <w:color w:themeColor="background1" w:val="FFFFFF"/>
@@ -12910,6 +13428,7 @@
     </w:tblStylePr>
     <w:tblStylePr w:type="firstCol">
       <w:rPr>
+        <w:rFonts w:eastAsia="黑体"/>
         <w:color w:themeColor="background1" w:val="FFFFFF"/>
       </w:rPr>
       <w:tblPr/>
@@ -12927,6 +13446,7 @@
     </w:tblStylePr>
     <w:tblStylePr w:type="lastCol">
       <w:rPr>
+        <w:rFonts w:eastAsia="黑体"/>
         <w:color w:themeColor="background1" w:val="FFFFFF"/>
       </w:rPr>
       <w:tblPr/>
@@ -12956,11 +13476,13 @@
     </w:tblStylePr>
     <w:tblStylePr w:type="neCell">
       <w:rPr>
+        <w:rFonts w:eastAsia="黑体"/>
         <w:color w:themeColor="text1" w:val="000000"/>
       </w:rPr>
     </w:tblStylePr>
     <w:tblStylePr w:type="nwCell">
       <w:rPr>
+        <w:rFonts w:eastAsia="黑体"/>
         <w:color w:themeColor="text1" w:val="000000"/>
       </w:rPr>
     </w:tblStylePr>
@@ -12974,6 +13496,7 @@
       <w:spacing w:after="0" w:line="240" w:lineRule="auto"/>
     </w:pPr>
     <w:rPr>
+      <w:rFonts w:eastAsia="黑体"/>
       <w:color w:themeColor="text1" w:val="000000"/>
     </w:rPr>
     <w:tblPr>
@@ -13000,6 +13523,7 @@
     </w:tcPr>
     <w:tblStylePr w:type="firstRow">
       <w:rPr>
+        <w:rFonts w:eastAsia="黑体"/>
         <w:b/>
         <w:bCs/>
       </w:rPr>
@@ -13018,6 +13542,7 @@
     </w:tblStylePr>
     <w:tblStylePr w:type="lastRow">
       <w:rPr>
+        <w:rFonts w:eastAsia="黑体"/>
         <w:b/>
         <w:bCs/>
         <w:color w:themeColor="background1" w:val="FFFFFF"/>
@@ -13032,6 +13557,7 @@
     </w:tblStylePr>
     <w:tblStylePr w:type="firstCol">
       <w:rPr>
+        <w:rFonts w:eastAsia="黑体"/>
         <w:color w:themeColor="background1" w:val="FFFFFF"/>
       </w:rPr>
       <w:tblPr/>
@@ -13049,6 +13575,7 @@
     </w:tblStylePr>
     <w:tblStylePr w:type="lastCol">
       <w:rPr>
+        <w:rFonts w:eastAsia="黑体"/>
         <w:color w:themeColor="background1" w:val="FFFFFF"/>
       </w:rPr>
       <w:tblPr/>
@@ -13086,6 +13613,7 @@
       <w:spacing w:after="0" w:line="240" w:lineRule="auto"/>
     </w:pPr>
     <w:rPr>
+      <w:rFonts w:eastAsia="黑体"/>
       <w:color w:themeColor="text1" w:val="000000"/>
     </w:rPr>
     <w:tblPr>
@@ -13112,6 +13640,7 @@
     </w:tcPr>
     <w:tblStylePr w:type="firstRow">
       <w:rPr>
+        <w:rFonts w:eastAsia="黑体"/>
         <w:b/>
         <w:bCs/>
       </w:rPr>
@@ -13130,6 +13659,7 @@
     </w:tblStylePr>
     <w:tblStylePr w:type="lastRow">
       <w:rPr>
+        <w:rFonts w:eastAsia="黑体"/>
         <w:b/>
         <w:bCs/>
         <w:color w:themeColor="background1" w:val="FFFFFF"/>
@@ -13144,6 +13674,7 @@
     </w:tblStylePr>
     <w:tblStylePr w:type="firstCol">
       <w:rPr>
+        <w:rFonts w:eastAsia="黑体"/>
         <w:color w:themeColor="background1" w:val="FFFFFF"/>
       </w:rPr>
       <w:tblPr/>
@@ -13161,6 +13692,7 @@
     </w:tblStylePr>
     <w:tblStylePr w:type="lastCol">
       <w:rPr>
+        <w:rFonts w:eastAsia="黑体"/>
         <w:color w:themeColor="background1" w:val="FFFFFF"/>
       </w:rPr>
       <w:tblPr/>
@@ -13190,11 +13722,13 @@
     </w:tblStylePr>
     <w:tblStylePr w:type="neCell">
       <w:rPr>
+        <w:rFonts w:eastAsia="黑体"/>
         <w:color w:themeColor="text1" w:val="000000"/>
       </w:rPr>
     </w:tblStylePr>
     <w:tblStylePr w:type="nwCell">
       <w:rPr>
+        <w:rFonts w:eastAsia="黑体"/>
         <w:color w:themeColor="text1" w:val="000000"/>
       </w:rPr>
     </w:tblStylePr>
@@ -13208,6 +13742,7 @@
       <w:spacing w:after="0" w:line="240" w:lineRule="auto"/>
     </w:pPr>
     <w:rPr>
+      <w:rFonts w:eastAsia="黑体"/>
       <w:color w:themeColor="text1" w:val="000000"/>
     </w:rPr>
     <w:tblPr>
@@ -13234,6 +13769,7 @@
     </w:tcPr>
     <w:tblStylePr w:type="firstRow">
       <w:rPr>
+        <w:rFonts w:eastAsia="黑体"/>
         <w:b/>
         <w:bCs/>
       </w:rPr>
@@ -13252,6 +13788,7 @@
     </w:tblStylePr>
     <w:tblStylePr w:type="lastRow">
       <w:rPr>
+        <w:rFonts w:eastAsia="黑体"/>
         <w:b/>
         <w:bCs/>
         <w:color w:themeColor="background1" w:val="FFFFFF"/>
@@ -13266,6 +13803,7 @@
     </w:tblStylePr>
     <w:tblStylePr w:type="firstCol">
       <w:rPr>
+        <w:rFonts w:eastAsia="黑体"/>
         <w:color w:themeColor="background1" w:val="FFFFFF"/>
       </w:rPr>
       <w:tblPr/>
@@ -13283,6 +13821,7 @@
     </w:tblStylePr>
     <w:tblStylePr w:type="lastCol">
       <w:rPr>
+        <w:rFonts w:eastAsia="黑体"/>
         <w:color w:themeColor="background1" w:val="FFFFFF"/>
       </w:rPr>
       <w:tblPr/>
@@ -13312,11 +13851,13 @@
     </w:tblStylePr>
     <w:tblStylePr w:type="neCell">
       <w:rPr>
+        <w:rFonts w:eastAsia="黑体"/>
         <w:color w:themeColor="text1" w:val="000000"/>
       </w:rPr>
     </w:tblStylePr>
     <w:tblStylePr w:type="nwCell">
       <w:rPr>
+        <w:rFonts w:eastAsia="黑体"/>
         <w:color w:themeColor="text1" w:val="000000"/>
       </w:rPr>
     </w:tblStylePr>
@@ -13330,6 +13871,7 @@
       <w:spacing w:after="0" w:line="240" w:lineRule="auto"/>
     </w:pPr>
     <w:rPr>
+      <w:rFonts w:eastAsia="黑体"/>
       <w:color w:themeColor="text1" w:val="000000"/>
     </w:rPr>
     <w:tblPr>
@@ -13356,6 +13898,7 @@
     </w:tcPr>
     <w:tblStylePr w:type="firstRow">
       <w:rPr>
+        <w:rFonts w:eastAsia="黑体"/>
         <w:b/>
         <w:bCs/>
       </w:rPr>
@@ -13374,6 +13917,7 @@
     </w:tblStylePr>
     <w:tblStylePr w:type="lastRow">
       <w:rPr>
+        <w:rFonts w:eastAsia="黑体"/>
         <w:b/>
         <w:bCs/>
         <w:color w:themeColor="background1" w:val="FFFFFF"/>
@@ -13388,6 +13932,7 @@
     </w:tblStylePr>
     <w:tblStylePr w:type="firstCol">
       <w:rPr>
+        <w:rFonts w:eastAsia="黑体"/>
         <w:color w:themeColor="background1" w:val="FFFFFF"/>
       </w:rPr>
       <w:tblPr/>
@@ -13405,6 +13950,7 @@
     </w:tblStylePr>
     <w:tblStylePr w:type="lastCol">
       <w:rPr>
+        <w:rFonts w:eastAsia="黑体"/>
         <w:color w:themeColor="background1" w:val="FFFFFF"/>
       </w:rPr>
       <w:tblPr/>
@@ -13434,11 +13980,13 @@
     </w:tblStylePr>
     <w:tblStylePr w:type="neCell">
       <w:rPr>
+        <w:rFonts w:eastAsia="黑体"/>
         <w:color w:themeColor="text1" w:val="000000"/>
       </w:rPr>
     </w:tblStylePr>
     <w:tblStylePr w:type="nwCell">
       <w:rPr>
+        <w:rFonts w:eastAsia="黑体"/>
         <w:color w:themeColor="text1" w:val="000000"/>
       </w:rPr>
     </w:tblStylePr>
@@ -13452,6 +14000,7 @@
       <w:spacing w:after="0" w:line="240" w:lineRule="auto"/>
     </w:pPr>
     <w:rPr>
+      <w:rFonts w:eastAsia="黑体"/>
       <w:color w:themeColor="text1" w:val="000000"/>
     </w:rPr>
     <w:tblPr>
@@ -13470,6 +14019,7 @@
     </w:tcPr>
     <w:tblStylePr w:type="firstRow">
       <w:rPr>
+        <w:rFonts w:eastAsia="黑体"/>
         <w:b/>
         <w:bCs/>
         <w:color w:themeColor="background1" w:val="FFFFFF"/>
@@ -13484,6 +14034,7 @@
     </w:tblStylePr>
     <w:tblStylePr w:type="lastRow">
       <w:rPr>
+        <w:rFonts w:eastAsia="黑体"/>
         <w:b/>
         <w:bCs/>
         <w:color w:themeColor="accent2" w:themeShade="CC" w:val="9E3A38"/>
@@ -13498,12 +14049,14 @@
     </w:tblStylePr>
     <w:tblStylePr w:type="firstCol">
       <w:rPr>
+        <w:rFonts w:eastAsia="黑体"/>
         <w:b/>
         <w:bCs/>
       </w:rPr>
     </w:tblStylePr>
     <w:tblStylePr w:type="lastCol">
       <w:rPr>
+        <w:rFonts w:eastAsia="黑体"/>
         <w:b/>
         <w:bCs/>
       </w:rPr>
@@ -13538,6 +14091,7 @@
       <w:spacing w:after="0" w:line="240" w:lineRule="auto"/>
     </w:pPr>
     <w:rPr>
+      <w:rFonts w:eastAsia="黑体"/>
       <w:color w:themeColor="text1" w:val="000000"/>
     </w:rPr>
     <w:tblPr>
@@ -13556,6 +14110,7 @@
     </w:tcPr>
     <w:tblStylePr w:type="firstRow">
       <w:rPr>
+        <w:rFonts w:eastAsia="黑体"/>
         <w:b/>
         <w:bCs/>
         <w:color w:themeColor="background1" w:val="FFFFFF"/>
@@ -13570,6 +14125,7 @@
     </w:tblStylePr>
     <w:tblStylePr w:type="lastRow">
       <w:rPr>
+        <w:rFonts w:eastAsia="黑体"/>
         <w:b/>
         <w:bCs/>
         <w:color w:themeColor="accent2" w:themeShade="CC" w:val="9E3A38"/>
@@ -13584,12 +14140,14 @@
     </w:tblStylePr>
     <w:tblStylePr w:type="firstCol">
       <w:rPr>
+        <w:rFonts w:eastAsia="黑体"/>
         <w:b/>
         <w:bCs/>
       </w:rPr>
     </w:tblStylePr>
     <w:tblStylePr w:type="lastCol">
       <w:rPr>
+        <w:rFonts w:eastAsia="黑体"/>
         <w:b/>
         <w:bCs/>
       </w:rPr>
@@ -13624,6 +14182,7 @@
       <w:spacing w:after="0" w:line="240" w:lineRule="auto"/>
     </w:pPr>
     <w:rPr>
+      <w:rFonts w:eastAsia="黑体"/>
       <w:color w:themeColor="text1" w:val="000000"/>
     </w:rPr>
     <w:tblPr>
@@ -13642,6 +14201,7 @@
     </w:tcPr>
     <w:tblStylePr w:type="firstRow">
       <w:rPr>
+        <w:rFonts w:eastAsia="黑体"/>
         <w:b/>
         <w:bCs/>
         <w:color w:themeColor="background1" w:val="FFFFFF"/>
@@ -13656,6 +14216,7 @@
     </w:tblStylePr>
     <w:tblStylePr w:type="lastRow">
       <w:rPr>
+        <w:rFonts w:eastAsia="黑体"/>
         <w:b/>
         <w:bCs/>
         <w:color w:themeColor="accent2" w:themeShade="CC" w:val="9E3A38"/>
@@ -13670,12 +14231,14 @@
     </w:tblStylePr>
     <w:tblStylePr w:type="firstCol">
       <w:rPr>
+        <w:rFonts w:eastAsia="黑体"/>
         <w:b/>
         <w:bCs/>
       </w:rPr>
     </w:tblStylePr>
     <w:tblStylePr w:type="lastCol">
       <w:rPr>
+        <w:rFonts w:eastAsia="黑体"/>
         <w:b/>
         <w:bCs/>
       </w:rPr>
@@ -13710,6 +14273,7 @@
       <w:spacing w:after="0" w:line="240" w:lineRule="auto"/>
     </w:pPr>
     <w:rPr>
+      <w:rFonts w:eastAsia="黑体"/>
       <w:color w:themeColor="text1" w:val="000000"/>
     </w:rPr>
     <w:tblPr>
@@ -13728,6 +14292,7 @@
     </w:tcPr>
     <w:tblStylePr w:type="firstRow">
       <w:rPr>
+        <w:rFonts w:eastAsia="黑体"/>
         <w:b/>
         <w:bCs/>
         <w:color w:themeColor="background1" w:val="FFFFFF"/>
@@ -13742,6 +14307,7 @@
     </w:tblStylePr>
     <w:tblStylePr w:type="lastRow">
       <w:rPr>
+        <w:rFonts w:eastAsia="黑体"/>
         <w:b/>
         <w:bCs/>
         <w:color w:themeColor="accent4" w:themeShade="CC" w:val="664E82"/>
@@ -13756,12 +14322,14 @@
     </w:tblStylePr>
     <w:tblStylePr w:type="firstCol">
       <w:rPr>
+        <w:rFonts w:eastAsia="黑体"/>
         <w:b/>
         <w:bCs/>
       </w:rPr>
     </w:tblStylePr>
     <w:tblStylePr w:type="lastCol">
       <w:rPr>
+        <w:rFonts w:eastAsia="黑体"/>
         <w:b/>
         <w:bCs/>
       </w:rPr>
@@ -13796,6 +14364,7 @@
       <w:spacing w:after="0" w:line="240" w:lineRule="auto"/>
     </w:pPr>
     <w:rPr>
+      <w:rFonts w:eastAsia="黑体"/>
       <w:color w:themeColor="text1" w:val="000000"/>
     </w:rPr>
     <w:tblPr>
@@ -13814,6 +14383,7 @@
     </w:tcPr>
     <w:tblStylePr w:type="firstRow">
       <w:rPr>
+        <w:rFonts w:eastAsia="黑体"/>
         <w:b/>
         <w:bCs/>
         <w:color w:themeColor="background1" w:val="FFFFFF"/>
@@ -13828,6 +14398,7 @@
     </w:tblStylePr>
     <w:tblStylePr w:type="lastRow">
       <w:rPr>
+        <w:rFonts w:eastAsia="黑体"/>
         <w:b/>
         <w:bCs/>
         <w:color w:themeColor="accent3" w:themeShade="CC" w:val="7E9C40"/>
@@ -13842,12 +14413,14 @@
     </w:tblStylePr>
     <w:tblStylePr w:type="firstCol">
       <w:rPr>
+        <w:rFonts w:eastAsia="黑体"/>
         <w:b/>
         <w:bCs/>
       </w:rPr>
     </w:tblStylePr>
     <w:tblStylePr w:type="lastCol">
       <w:rPr>
+        <w:rFonts w:eastAsia="黑体"/>
         <w:b/>
         <w:bCs/>
       </w:rPr>
@@ -13882,6 +14455,7 @@
       <w:spacing w:after="0" w:line="240" w:lineRule="auto"/>
     </w:pPr>
     <w:rPr>
+      <w:rFonts w:eastAsia="黑体"/>
       <w:color w:themeColor="text1" w:val="000000"/>
     </w:rPr>
     <w:tblPr>
@@ -13900,6 +14474,7 @@
     </w:tcPr>
     <w:tblStylePr w:type="firstRow">
       <w:rPr>
+        <w:rFonts w:eastAsia="黑体"/>
         <w:b/>
         <w:bCs/>
         <w:color w:themeColor="background1" w:val="FFFFFF"/>
@@ -13914,6 +14489,7 @@
     </w:tblStylePr>
     <w:tblStylePr w:type="lastRow">
       <w:rPr>
+        <w:rFonts w:eastAsia="黑体"/>
         <w:b/>
         <w:bCs/>
         <w:color w:themeColor="accent6" w:themeShade="CC" w:val="F2730A"/>
@@ -13928,12 +14504,14 @@
     </w:tblStylePr>
     <w:tblStylePr w:type="firstCol">
       <w:rPr>
+        <w:rFonts w:eastAsia="黑体"/>
         <w:b/>
         <w:bCs/>
       </w:rPr>
     </w:tblStylePr>
     <w:tblStylePr w:type="lastCol">
       <w:rPr>
+        <w:rFonts w:eastAsia="黑体"/>
         <w:b/>
         <w:bCs/>
       </w:rPr>
@@ -13968,6 +14546,7 @@
       <w:spacing w:after="0" w:line="240" w:lineRule="auto"/>
     </w:pPr>
     <w:rPr>
+      <w:rFonts w:eastAsia="黑体"/>
       <w:color w:themeColor="text1" w:val="000000"/>
     </w:rPr>
     <w:tblPr>
@@ -13986,6 +14565,7 @@
     </w:tcPr>
     <w:tblStylePr w:type="firstRow">
       <w:rPr>
+        <w:rFonts w:eastAsia="黑体"/>
         <w:b/>
         <w:bCs/>
         <w:color w:themeColor="background1" w:val="FFFFFF"/>
@@ -14000,6 +14580,7 @@
     </w:tblStylePr>
     <w:tblStylePr w:type="lastRow">
       <w:rPr>
+        <w:rFonts w:eastAsia="黑体"/>
         <w:b/>
         <w:bCs/>
         <w:color w:themeColor="accent5" w:themeShade="CC" w:val="348DA5"/>
@@ -14014,12 +14595,14 @@
     </w:tblStylePr>
     <w:tblStylePr w:type="firstCol">
       <w:rPr>
+        <w:rFonts w:eastAsia="黑体"/>
         <w:b/>
         <w:bCs/>
       </w:rPr>
     </w:tblStylePr>
     <w:tblStylePr w:type="lastCol">
       <w:rPr>
+        <w:rFonts w:eastAsia="黑体"/>
         <w:b/>
         <w:bCs/>
       </w:rPr>
@@ -14054,6 +14637,7 @@
       <w:spacing w:after="0" w:line="240" w:lineRule="auto"/>
     </w:pPr>
     <w:rPr>
+      <w:rFonts w:eastAsia="黑体"/>
       <w:color w:themeColor="text1" w:val="000000"/>
     </w:rPr>
     <w:tblPr>
@@ -14075,6 +14659,7 @@
     </w:tcPr>
     <w:tblStylePr w:type="firstRow">
       <w:rPr>
+        <w:rFonts w:eastAsia="黑体"/>
         <w:b/>
         <w:bCs/>
       </w:rPr>
@@ -14085,6 +14670,7 @@
     </w:tblStylePr>
     <w:tblStylePr w:type="lastRow">
       <w:rPr>
+        <w:rFonts w:eastAsia="黑体"/>
         <w:b/>
         <w:bCs/>
         <w:color w:themeColor="text1" w:val="000000"/>
@@ -14096,6 +14682,7 @@
     </w:tblStylePr>
     <w:tblStylePr w:type="firstCol">
       <w:rPr>
+        <w:rFonts w:eastAsia="黑体"/>
         <w:color w:themeColor="background1" w:val="FFFFFF"/>
       </w:rPr>
       <w:tblPr/>
@@ -14105,6 +14692,7 @@
     </w:tblStylePr>
     <w:tblStylePr w:type="lastCol">
       <w:rPr>
+        <w:rFonts w:eastAsia="黑体"/>
         <w:color w:themeColor="background1" w:val="FFFFFF"/>
       </w:rPr>
       <w:tblPr/>
@@ -14134,6 +14722,7 @@
       <w:spacing w:after="0" w:line="240" w:lineRule="auto"/>
     </w:pPr>
     <w:rPr>
+      <w:rFonts w:eastAsia="黑体"/>
       <w:color w:themeColor="text1" w:val="000000"/>
     </w:rPr>
     <w:tblPr>
@@ -14155,6 +14744,7 @@
     </w:tcPr>
     <w:tblStylePr w:type="firstRow">
       <w:rPr>
+        <w:rFonts w:eastAsia="黑体"/>
         <w:b/>
         <w:bCs/>
       </w:rPr>
@@ -14165,6 +14755,7 @@
     </w:tblStylePr>
     <w:tblStylePr w:type="lastRow">
       <w:rPr>
+        <w:rFonts w:eastAsia="黑体"/>
         <w:b/>
         <w:bCs/>
         <w:color w:themeColor="text1" w:val="000000"/>
@@ -14176,6 +14767,7 @@
     </w:tblStylePr>
     <w:tblStylePr w:type="firstCol">
       <w:rPr>
+        <w:rFonts w:eastAsia="黑体"/>
         <w:color w:themeColor="background1" w:val="FFFFFF"/>
       </w:rPr>
       <w:tblPr/>
@@ -14185,6 +14777,7 @@
     </w:tblStylePr>
     <w:tblStylePr w:type="lastCol">
       <w:rPr>
+        <w:rFonts w:eastAsia="黑体"/>
         <w:color w:themeColor="background1" w:val="FFFFFF"/>
       </w:rPr>
       <w:tblPr/>
@@ -14214,6 +14807,7 @@
       <w:spacing w:after="0" w:line="240" w:lineRule="auto"/>
     </w:pPr>
     <w:rPr>
+      <w:rFonts w:eastAsia="黑体"/>
       <w:color w:themeColor="text1" w:val="000000"/>
     </w:rPr>
     <w:tblPr>
@@ -14235,6 +14829,7 @@
     </w:tcPr>
     <w:tblStylePr w:type="firstRow">
       <w:rPr>
+        <w:rFonts w:eastAsia="黑体"/>
         <w:b/>
         <w:bCs/>
       </w:rPr>
@@ -14245,6 +14840,7 @@
     </w:tblStylePr>
     <w:tblStylePr w:type="lastRow">
       <w:rPr>
+        <w:rFonts w:eastAsia="黑体"/>
         <w:b/>
         <w:bCs/>
         <w:color w:themeColor="text1" w:val="000000"/>
@@ -14256,6 +14852,7 @@
     </w:tblStylePr>
     <w:tblStylePr w:type="firstCol">
       <w:rPr>
+        <w:rFonts w:eastAsia="黑体"/>
         <w:color w:themeColor="background1" w:val="FFFFFF"/>
       </w:rPr>
       <w:tblPr/>
@@ -14265,6 +14862,7 @@
     </w:tblStylePr>
     <w:tblStylePr w:type="lastCol">
       <w:rPr>
+        <w:rFonts w:eastAsia="黑体"/>
         <w:color w:themeColor="background1" w:val="FFFFFF"/>
       </w:rPr>
       <w:tblPr/>
@@ -14294,6 +14892,7 @@
       <w:spacing w:after="0" w:line="240" w:lineRule="auto"/>
     </w:pPr>
     <w:rPr>
+      <w:rFonts w:eastAsia="黑体"/>
       <w:color w:themeColor="text1" w:val="000000"/>
     </w:rPr>
     <w:tblPr>
@@ -14315,6 +14914,7 @@
     </w:tcPr>
     <w:tblStylePr w:type="firstRow">
       <w:rPr>
+        <w:rFonts w:eastAsia="黑体"/>
         <w:b/>
         <w:bCs/>
       </w:rPr>
@@ -14325,6 +14925,7 @@
     </w:tblStylePr>
     <w:tblStylePr w:type="lastRow">
       <w:rPr>
+        <w:rFonts w:eastAsia="黑体"/>
         <w:b/>
         <w:bCs/>
         <w:color w:themeColor="text1" w:val="000000"/>
@@ -14336,6 +14937,7 @@
     </w:tblStylePr>
     <w:tblStylePr w:type="firstCol">
       <w:rPr>
+        <w:rFonts w:eastAsia="黑体"/>
         <w:color w:themeColor="background1" w:val="FFFFFF"/>
       </w:rPr>
       <w:tblPr/>
@@ -14345,6 +14947,7 @@
     </w:tblStylePr>
     <w:tblStylePr w:type="lastCol">
       <w:rPr>
+        <w:rFonts w:eastAsia="黑体"/>
         <w:color w:themeColor="background1" w:val="FFFFFF"/>
       </w:rPr>
       <w:tblPr/>
@@ -14374,6 +14977,7 @@
       <w:spacing w:after="0" w:line="240" w:lineRule="auto"/>
     </w:pPr>
     <w:rPr>
+      <w:rFonts w:eastAsia="黑体"/>
       <w:color w:themeColor="text1" w:val="000000"/>
     </w:rPr>
     <w:tblPr>
@@ -14395,6 +14999,7 @@
     </w:tcPr>
     <w:tblStylePr w:type="firstRow">
       <w:rPr>
+        <w:rFonts w:eastAsia="黑体"/>
         <w:b/>
         <w:bCs/>
       </w:rPr>
@@ -14405,6 +15010,7 @@
     </w:tblStylePr>
     <w:tblStylePr w:type="lastRow">
       <w:rPr>
+        <w:rFonts w:eastAsia="黑体"/>
         <w:b/>
         <w:bCs/>
         <w:color w:themeColor="text1" w:val="000000"/>
@@ -14416,6 +15022,7 @@
     </w:tblStylePr>
     <w:tblStylePr w:type="firstCol">
       <w:rPr>
+        <w:rFonts w:eastAsia="黑体"/>
         <w:color w:themeColor="background1" w:val="FFFFFF"/>
       </w:rPr>
       <w:tblPr/>
@@ -14425,6 +15032,7 @@
     </w:tblStylePr>
     <w:tblStylePr w:type="lastCol">
       <w:rPr>
+        <w:rFonts w:eastAsia="黑体"/>
         <w:color w:themeColor="background1" w:val="FFFFFF"/>
       </w:rPr>
       <w:tblPr/>
@@ -14454,6 +15062,7 @@
       <w:spacing w:after="0" w:line="240" w:lineRule="auto"/>
     </w:pPr>
     <w:rPr>
+      <w:rFonts w:eastAsia="黑体"/>
       <w:color w:themeColor="text1" w:val="000000"/>
     </w:rPr>
     <w:tblPr>
@@ -14475,6 +15084,7 @@
     </w:tcPr>
     <w:tblStylePr w:type="firstRow">
       <w:rPr>
+        <w:rFonts w:eastAsia="黑体"/>
         <w:b/>
         <w:bCs/>
       </w:rPr>
@@ -14485,6 +15095,7 @@
     </w:tblStylePr>
     <w:tblStylePr w:type="lastRow">
       <w:rPr>
+        <w:rFonts w:eastAsia="黑体"/>
         <w:b/>
         <w:bCs/>
         <w:color w:themeColor="text1" w:val="000000"/>
@@ -14496,6 +15107,7 @@
     </w:tblStylePr>
     <w:tblStylePr w:type="firstCol">
       <w:rPr>
+        <w:rFonts w:eastAsia="黑体"/>
         <w:color w:themeColor="background1" w:val="FFFFFF"/>
       </w:rPr>
       <w:tblPr/>
@@ -14505,6 +15117,7 @@
     </w:tblStylePr>
     <w:tblStylePr w:type="lastCol">
       <w:rPr>
+        <w:rFonts w:eastAsia="黑体"/>
         <w:color w:themeColor="background1" w:val="FFFFFF"/>
       </w:rPr>
       <w:tblPr/>
@@ -14534,6 +15147,7 @@
       <w:spacing w:after="0" w:line="240" w:lineRule="auto"/>
     </w:pPr>
     <w:rPr>
+      <w:rFonts w:eastAsia="黑体"/>
       <w:color w:themeColor="text1" w:val="000000"/>
     </w:rPr>
     <w:tblPr>
@@ -14555,6 +15169,7 @@
     </w:tcPr>
     <w:tblStylePr w:type="firstRow">
       <w:rPr>
+        <w:rFonts w:eastAsia="黑体"/>
         <w:b/>
         <w:bCs/>
       </w:rPr>
@@ -14565,6 +15180,7 @@
     </w:tblStylePr>
     <w:tblStylePr w:type="lastRow">
       <w:rPr>
+        <w:rFonts w:eastAsia="黑体"/>
         <w:b/>
         <w:bCs/>
         <w:color w:themeColor="text1" w:val="000000"/>
@@ -14576,6 +15192,7 @@
     </w:tblStylePr>
     <w:tblStylePr w:type="firstCol">
       <w:rPr>
+        <w:rFonts w:eastAsia="黑体"/>
         <w:color w:themeColor="background1" w:val="FFFFFF"/>
       </w:rPr>
       <w:tblPr/>
@@ -14585,6 +15202,7 @@
     </w:tblStylePr>
     <w:tblStylePr w:type="lastCol">
       <w:rPr>
+        <w:rFonts w:eastAsia="黑体"/>
         <w:color w:themeColor="background1" w:val="FFFFFF"/>
       </w:rPr>
       <w:tblPr/>
@@ -14617,6 +15235,7 @@
     <w:name w:val="KeywordTok"/>
     <w:basedOn w:val="VerbatimChar"/>
     <w:rPr>
+      <w:rFonts w:eastAsia="黑体"/>
       <w:b/>
       <w:color w:val="007020"/>
     </w:rPr>
@@ -14625,6 +15244,7 @@
     <w:name w:val="DataTypeTok"/>
     <w:basedOn w:val="VerbatimChar"/>
     <w:rPr>
+      <w:rFonts w:eastAsia="黑体"/>
       <w:color w:val="902000"/>
     </w:rPr>
   </w:style>
@@ -14632,6 +15252,7 @@
     <w:name w:val="DecValTok"/>
     <w:basedOn w:val="VerbatimChar"/>
     <w:rPr>
+      <w:rFonts w:eastAsia="黑体"/>
       <w:color w:val="40a070"/>
     </w:rPr>
   </w:style>
@@ -14639,6 +15260,7 @@
     <w:name w:val="BaseNTok"/>
     <w:basedOn w:val="VerbatimChar"/>
     <w:rPr>
+      <w:rFonts w:eastAsia="黑体"/>
       <w:color w:val="40a070"/>
     </w:rPr>
   </w:style>
@@ -14646,6 +15268,7 @@
     <w:name w:val="FloatTok"/>
     <w:basedOn w:val="VerbatimChar"/>
     <w:rPr>
+      <w:rFonts w:eastAsia="黑体"/>
       <w:color w:val="40a070"/>
     </w:rPr>
   </w:style>
@@ -14653,6 +15276,7 @@
     <w:name w:val="ConstantTok"/>
     <w:basedOn w:val="VerbatimChar"/>
     <w:rPr>
+      <w:rFonts w:eastAsia="黑体"/>
       <w:color w:val="880000"/>
     </w:rPr>
   </w:style>
@@ -14660,6 +15284,7 @@
     <w:name w:val="CharTok"/>
     <w:basedOn w:val="VerbatimChar"/>
     <w:rPr>
+      <w:rFonts w:eastAsia="黑体"/>
       <w:color w:val="4070a0"/>
     </w:rPr>
   </w:style>
@@ -14667,6 +15292,7 @@
     <w:name w:val="SpecialCharTok"/>
     <w:basedOn w:val="VerbatimChar"/>
     <w:rPr>
+      <w:rFonts w:eastAsia="黑体"/>
       <w:color w:val="4070a0"/>
     </w:rPr>
   </w:style>
@@ -14674,6 +15300,7 @@
     <w:name w:val="StringTok"/>
     <w:basedOn w:val="VerbatimChar"/>
     <w:rPr>
+      <w:rFonts w:eastAsia="黑体"/>
       <w:color w:val="4070a0"/>
     </w:rPr>
   </w:style>
@@ -14681,6 +15308,7 @@
     <w:name w:val="VerbatimStringTok"/>
     <w:basedOn w:val="VerbatimChar"/>
     <w:rPr>
+      <w:rFonts w:eastAsia="黑体"/>
       <w:color w:val="4070a0"/>
     </w:rPr>
   </w:style>
@@ -14688,6 +15316,7 @@
     <w:name w:val="SpecialStringTok"/>
     <w:basedOn w:val="VerbatimChar"/>
     <w:rPr>
+      <w:rFonts w:eastAsia="黑体"/>
       <w:color w:val="bb6688"/>
     </w:rPr>
   </w:style>
@@ -14695,6 +15324,7 @@
     <w:name w:val="ImportTok"/>
     <w:basedOn w:val="VerbatimChar"/>
     <w:rPr>
+      <w:rFonts w:eastAsia="黑体"/>
       <w:b/>
       <w:color w:val="008000"/>
     </w:rPr>
@@ -14703,6 +15333,7 @@
     <w:name w:val="CommentTok"/>
     <w:basedOn w:val="VerbatimChar"/>
     <w:rPr>
+      <w:rFonts w:eastAsia="黑体"/>
       <w:i/>
       <w:color w:val="60a0b0"/>
     </w:rPr>
@@ -14711,6 +15342,7 @@
     <w:name w:val="DocumentationTok"/>
     <w:basedOn w:val="VerbatimChar"/>
     <w:rPr>
+      <w:rFonts w:eastAsia="黑体"/>
       <w:i/>
       <w:color w:val="ba2121"/>
     </w:rPr>
@@ -14719,6 +15351,7 @@
     <w:name w:val="AnnotationTok"/>
     <w:basedOn w:val="VerbatimChar"/>
     <w:rPr>
+      <w:rFonts w:eastAsia="黑体"/>
       <w:b/>
       <w:i/>
       <w:color w:val="60a0b0"/>
@@ -14728,6 +15361,7 @@
     <w:name w:val="CommentVarTok"/>
     <w:basedOn w:val="VerbatimChar"/>
     <w:rPr>
+      <w:rFonts w:eastAsia="黑体"/>
       <w:b/>
       <w:i/>
       <w:color w:val="60a0b0"/>
@@ -14737,6 +15371,7 @@
     <w:name w:val="OtherTok"/>
     <w:basedOn w:val="VerbatimChar"/>
     <w:rPr>
+      <w:rFonts w:eastAsia="黑体"/>
       <w:color w:val="007020"/>
     </w:rPr>
   </w:style>
@@ -14744,6 +15379,7 @@
     <w:name w:val="FunctionTok"/>
     <w:basedOn w:val="VerbatimChar"/>
     <w:rPr>
+      <w:rFonts w:eastAsia="黑体"/>
       <w:color w:val="06287e"/>
     </w:rPr>
   </w:style>
@@ -14751,6 +15387,7 @@
     <w:name w:val="VariableTok"/>
     <w:basedOn w:val="VerbatimChar"/>
     <w:rPr>
+      <w:rFonts w:eastAsia="黑体"/>
       <w:color w:val="19177c"/>
     </w:rPr>
   </w:style>
@@ -14758,6 +15395,7 @@
     <w:name w:val="ControlFlowTok"/>
     <w:basedOn w:val="VerbatimChar"/>
     <w:rPr>
+      <w:rFonts w:eastAsia="黑体"/>
       <w:b/>
       <w:color w:val="007020"/>
     </w:rPr>
@@ -14766,6 +15404,7 @@
     <w:name w:val="OperatorTok"/>
     <w:basedOn w:val="VerbatimChar"/>
     <w:rPr>
+      <w:rFonts w:eastAsia="黑体"/>
       <w:color w:val="666666"/>
     </w:rPr>
   </w:style>
@@ -14773,18 +15412,22 @@
     <w:name w:val="BuiltInTok"/>
     <w:basedOn w:val="VerbatimChar"/>
     <w:rPr>
+      <w:rFonts w:eastAsia="黑体"/>
       <w:color w:val="008000"/>
     </w:rPr>
   </w:style>
   <w:style w:type="character" w:customStyle="1" w:styleId="ExtensionTok">
     <w:name w:val="ExtensionTok"/>
     <w:basedOn w:val="VerbatimChar"/>
-    <w:rPr/>
+    <w:rPr>
+      <w:rFonts w:eastAsia="黑体"/>
+    </w:rPr>
   </w:style>
   <w:style w:type="character" w:customStyle="1" w:styleId="PreprocessorTok">
     <w:name w:val="PreprocessorTok"/>
     <w:basedOn w:val="VerbatimChar"/>
     <w:rPr>
+      <w:rFonts w:eastAsia="黑体"/>
       <w:color w:val="bc7a00"/>
     </w:rPr>
   </w:style>
@@ -14792,18 +15435,22 @@
     <w:name w:val="AttributeTok"/>
     <w:basedOn w:val="VerbatimChar"/>
     <w:rPr>
+      <w:rFonts w:eastAsia="黑体"/>
       <w:color w:val="7d9029"/>
     </w:rPr>
   </w:style>
   <w:style w:type="character" w:customStyle="1" w:styleId="RegionMarkerTok">
     <w:name w:val="RegionMarkerTok"/>
     <w:basedOn w:val="VerbatimChar"/>
-    <w:rPr/>
+    <w:rPr>
+      <w:rFonts w:eastAsia="黑体"/>
+    </w:rPr>
   </w:style>
   <w:style w:type="character" w:customStyle="1" w:styleId="InformationTok">
     <w:name w:val="InformationTok"/>
     <w:basedOn w:val="VerbatimChar"/>
     <w:rPr>
+      <w:rFonts w:eastAsia="黑体"/>
       <w:b/>
       <w:i/>
       <w:color w:val="60a0b0"/>
@@ -14813,6 +15460,7 @@
     <w:name w:val="WarningTok"/>
     <w:basedOn w:val="VerbatimChar"/>
     <w:rPr>
+      <w:rFonts w:eastAsia="黑体"/>
       <w:b/>
       <w:i/>
       <w:color w:val="60a0b0"/>
@@ -14822,6 +15470,7 @@
     <w:name w:val="AlertTok"/>
     <w:basedOn w:val="VerbatimChar"/>
     <w:rPr>
+      <w:rFonts w:eastAsia="黑体"/>
       <w:b/>
       <w:color w:val="ff0000"/>
     </w:rPr>
@@ -14830,6 +15479,7 @@
     <w:name w:val="ErrorTok"/>
     <w:basedOn w:val="VerbatimChar"/>
     <w:rPr>
+      <w:rFonts w:eastAsia="黑体"/>
       <w:b/>
       <w:color w:val="ff0000"/>
     </w:rPr>
@@ -14837,7 +15487,9 @@
   <w:style w:type="character" w:customStyle="1" w:styleId="NormalTok">
     <w:name w:val="NormalTok"/>
     <w:basedOn w:val="VerbatimChar"/>
-    <w:rPr/>
+    <w:rPr>
+      <w:rFonts w:eastAsia="黑体"/>
+    </w:rPr>
   </w:style>
 </w:styles>
 </file>
@@ -14886,12 +15538,12 @@
     <a:fontScheme name="Office">
       <a:majorFont>
         <a:latin typeface="Calibri"/>
-        <a:ea typeface=""/>
+        <a:ea typeface="黑体"/>
         <a:cs typeface=""/>
         <a:font script="Jpan" typeface="ＭＳ ゴシック"/>
         <a:font script="Hang" typeface="맑은 고딕"/>
-        <a:font script="Hans" typeface="宋体"/>
-        <a:font script="Hant" typeface="新細明體"/>
+        <a:font script="Hans" typeface="黑体"/>
+        <a:font script="Hant" typeface="黑体"/>
         <a:font script="Arab" typeface="Times New Roman"/>
         <a:font script="Hebr" typeface="Times New Roman"/>
         <a:font script="Thai" typeface="Angsana New"/>
@@ -14921,12 +15573,12 @@
       </a:majorFont>
       <a:minorFont>
         <a:latin typeface="Cambria"/>
-        <a:ea typeface=""/>
+        <a:ea typeface="黑体"/>
         <a:cs typeface=""/>
         <a:font script="Jpan" typeface="ＭＳ 明朝"/>
         <a:font script="Hang" typeface="맑은 고딕"/>
-        <a:font script="Hans" typeface="宋体"/>
-        <a:font script="Hant" typeface="新細明體"/>
+        <a:font script="Hans" typeface="黑体"/>
+        <a:font script="Hant" typeface="黑体"/>
         <a:font script="Arab" typeface="Arial"/>
         <a:font script="Hebr" typeface="Arial"/>
         <a:font script="Thai" typeface="Cordia New"/>

--- a/01-电源电路/03-整流滤波电路/同步整流电路/同步整流电路.docx
+++ b/01-电源电路/03-整流滤波电路/同步整流电路/同步整流电路.docx
@@ -2467,7 +2467,7 @@
           <w:color w:val="555555"/>
           <w:sz w:val="21"/>
         </w:rPr>
-        <w:t>材料收集者：杜文杰，WX手机：19519196569，QQ:3478827729</w:t>
+        <w:t>材料收集者：杜文杰，微信/手机：19519196569，QQ:3478827729</w:t>
       </w:r>
     </w:p>
     <w:sectPr>
